--- a/narrative/Feedback on narrative.docx
+++ b/narrative/Feedback on narrative.docx
@@ -2,291 +2,6 @@
 <file path=word/document.xml><?xml version="1.0" encoding="utf-8"?>
 <w:document xmlns:wpc="http://schemas.microsoft.com/office/word/2010/wordprocessingCanvas" xmlns:cx="http://schemas.microsoft.com/office/drawing/2014/chartex" xmlns:cx1="http://schemas.microsoft.com/office/drawing/2015/9/8/chartex" xmlns:cx2="http://schemas.microsoft.com/office/drawing/2015/10/21/chartex" xmlns:cx3="http://schemas.microsoft.com/office/drawing/2016/5/9/chartex" xmlns:cx4="http://schemas.microsoft.com/office/drawing/2016/5/10/chartex" xmlns:cx5="http://schemas.microsoft.com/office/drawing/2016/5/11/chartex" xmlns:cx6="http://schemas.microsoft.com/office/drawing/2016/5/12/chartex" xmlns:cx7="http://schemas.microsoft.com/office/drawing/2016/5/13/chartex" xmlns:cx8="http://schemas.microsoft.com/office/drawing/2016/5/14/chartex" xmlns:mc="http://schemas.openxmlformats.org/markup-compatibility/2006" xmlns:aink="http://schemas.microsoft.com/office/drawing/2016/ink" xmlns:am3d="http://schemas.microsoft.com/office/drawing/2017/model3d" xmlns:o="urn:schemas-microsoft-com:office:office" xmlns:oel="http://schemas.microsoft.com/office/2019/extlst" xmlns:r="http://schemas.openxmlformats.org/officeDocument/2006/relationships" xmlns:m="http://schemas.openxmlformats.org/officeDocument/2006/math" xmlns:v="urn:schemas-microsoft-com:vml" xmlns:wp14="http://schemas.microsoft.com/office/word/2010/wordprocessingDrawing" xmlns:wp="http://schemas.openxmlformats.org/drawingml/2006/wordprocessingDrawing" xmlns:w10="urn:schemas-microsoft-com:office:word" xmlns:w="http://schemas.openxmlformats.org/wordprocessingml/2006/main" xmlns:w14="http://schemas.microsoft.com/office/word/2010/wordml" xmlns:w15="http://schemas.microsoft.com/office/word/2012/wordml" xmlns:w16cex="http://schemas.microsoft.com/office/word/2018/wordml/cex" xmlns:w16cid="http://schemas.microsoft.com/office/word/2016/wordml/cid" xmlns:w16="http://schemas.microsoft.com/office/word/2018/wordml" xmlns:w16du="http://schemas.microsoft.com/office/word/2023/wordml/word16du" xmlns:w16sdtdh="http://schemas.microsoft.com/office/word/2020/wordml/sdtdatahash" xmlns:w16sdtfl="http://schemas.microsoft.com/office/word/2024/wordml/sdtformatlock" xmlns:w16se="http://schemas.microsoft.com/office/word/2015/wordml/symex" xmlns:wpg="http://schemas.microsoft.com/office/word/2010/wordprocessingGroup" xmlns:wpi="http://schemas.microsoft.com/office/word/2010/wordprocessingInk" xmlns:wne="http://schemas.microsoft.com/office/word/2006/wordml" xmlns:wps="http://schemas.microsoft.com/office/word/2010/wordprocessingShape" mc:Ignorable="w14 w15 w16se w16cid w16 w16cex w16sdtdh w16sdtfl w16du wp14">
   <w:body>
-    <w:tbl>
-      <w:tblPr>
-        <w:tblStyle w:val="TableGrid"/>
-        <w:tblW w:w="0" w:type="auto"/>
-        <w:tblLook w:val="04A0" w:firstRow="1" w:lastRow="0" w:firstColumn="1" w:lastColumn="0" w:noHBand="0" w:noVBand="1"/>
-      </w:tblPr>
-      <w:tblGrid>
-        <w:gridCol w:w="10456"/>
-      </w:tblGrid>
-      <w:tr>
-        <w:tc>
-          <w:tcPr>
-            <w:tcW w:w="10456" w:type="dxa"/>
-          </w:tcPr>
-          <w:p>
-            <w:pPr>
-              <w:spacing w:before="240"/>
-            </w:pPr>
-            <w:r>
-              <w:t>CONSIDERATIONS:</w:t>
-            </w:r>
-          </w:p>
-          <w:p>
-            <w:pPr>
-              <w:pStyle w:val="ListParagraph"/>
-              <w:numPr>
-                <w:ilvl w:val="0"/>
-                <w:numId w:val="1"/>
-              </w:numPr>
-              <w:spacing w:before="240"/>
-            </w:pPr>
-            <w:r>
-              <w:t xml:space="preserve">Please ignore the </w:t>
-            </w:r>
-            <w:r>
-              <w:rPr>
-                <w:highlight w:val="red"/>
-              </w:rPr>
-              <w:t>red highlights, just pretend it is not part of the text</w:t>
-            </w:r>
-            <w:r>
-              <w:t>.</w:t>
-            </w:r>
-          </w:p>
-          <w:p>
-            <w:pPr>
-              <w:pStyle w:val="ListParagraph"/>
-              <w:numPr>
-                <w:ilvl w:val="0"/>
-                <w:numId w:val="1"/>
-              </w:numPr>
-              <w:spacing w:before="240"/>
-            </w:pPr>
-            <w:r>
-              <w:t xml:space="preserve">I left your comment here as I am not sure what you mean by </w:t>
-            </w:r>
-            <w:r>
-              <w:t>short description of the categories info</w:t>
-            </w:r>
-            <w:r>
-              <w:t xml:space="preserve">. </w:t>
-            </w:r>
-          </w:p>
-          <w:p>
-            <w:pPr>
-              <w:pStyle w:val="ListParagraph"/>
-              <w:numPr>
-                <w:ilvl w:val="1"/>
-                <w:numId w:val="1"/>
-              </w:numPr>
-              <w:spacing w:before="240"/>
-            </w:pPr>
-            <w:r>
-              <w:t xml:space="preserve">Do you man a description of the </w:t>
-            </w:r>
-            <w:r>
-              <w:t>semantic categories (</w:t>
-            </w:r>
-            <w:proofErr w:type="spellStart"/>
-            <w:r>
-              <w:t>categories_raw</w:t>
-            </w:r>
-            <w:proofErr w:type="spellEnd"/>
-            <w:r>
-              <w:t xml:space="preserve">) </w:t>
-            </w:r>
-            <w:r>
-              <w:t xml:space="preserve">measure? </w:t>
-            </w:r>
-          </w:p>
-          <w:p>
-            <w:pPr>
-              <w:pStyle w:val="ListParagraph"/>
-              <w:numPr>
-                <w:ilvl w:val="2"/>
-                <w:numId w:val="1"/>
-              </w:numPr>
-              <w:spacing w:before="240"/>
-            </w:pPr>
-            <w:r>
-              <w:t xml:space="preserve">If so, I have added the description of it in the </w:t>
-            </w:r>
-            <w:r>
-              <w:rPr>
-                <w:b/>
-                <w:bCs/>
-              </w:rPr>
-              <w:t>Semantic Category Matching and Word-Pair Generation</w:t>
-            </w:r>
-            <w:r>
-              <w:rPr>
-                <w:b/>
-                <w:bCs/>
-              </w:rPr>
-              <w:t xml:space="preserve"> </w:t>
-            </w:r>
-            <w:r>
-              <w:t xml:space="preserve">section which is when we started to use </w:t>
-            </w:r>
-            <w:proofErr w:type="spellStart"/>
-            <w:r>
-              <w:t>categories_raw</w:t>
-            </w:r>
-            <w:proofErr w:type="spellEnd"/>
-            <w:r>
-              <w:t xml:space="preserve">) </w:t>
-            </w:r>
-            <w:r>
-              <w:t>measure in the R script and it made sense to me. Would that be correct?</w:t>
-            </w:r>
-          </w:p>
-          <w:p>
-            <w:pPr>
-              <w:pStyle w:val="ListParagraph"/>
-              <w:numPr>
-                <w:ilvl w:val="0"/>
-                <w:numId w:val="2"/>
-              </w:numPr>
-              <w:spacing w:before="240"/>
-            </w:pPr>
-            <w:r>
-              <w:t>Should I change the var names since I am showing tables?</w:t>
-            </w:r>
-          </w:p>
-          <w:p>
-            <w:pPr>
-              <w:pStyle w:val="ListParagraph"/>
-              <w:numPr>
-                <w:ilvl w:val="0"/>
-                <w:numId w:val="2"/>
-              </w:numPr>
-              <w:spacing w:before="240"/>
-            </w:pPr>
-            <w:r>
-              <w:t>I feel like I am showing very little visualisation.</w:t>
-            </w:r>
-          </w:p>
-          <w:p/>
-        </w:tc>
-      </w:tr>
-      <w:tr>
-        <w:tc>
-          <w:tcPr>
-            <w:tcW w:w="10456" w:type="dxa"/>
-          </w:tcPr>
-          <w:p/>
-          <w:p>
-            <w:r>
-              <w:rPr>
-                <w:highlight w:val="cyan"/>
-              </w:rPr>
-              <w:t>REFERENCES:</w:t>
-            </w:r>
-          </w:p>
-          <w:p/>
-        </w:tc>
-      </w:tr>
-    </w:tbl>
-    <w:p>
-      <w:pPr>
-        <w:spacing w:after="0"/>
-      </w:pPr>
-    </w:p>
-    <w:tbl>
-      <w:tblPr>
-        <w:tblStyle w:val="TableGrid"/>
-        <w:tblW w:w="0" w:type="auto"/>
-        <w:tblLook w:val="04A0" w:firstRow="1" w:lastRow="0" w:firstColumn="1" w:lastColumn="0" w:noHBand="0" w:noVBand="1"/>
-      </w:tblPr>
-      <w:tblGrid>
-        <w:gridCol w:w="5228"/>
-        <w:gridCol w:w="5228"/>
-      </w:tblGrid>
-      <w:tr>
-        <w:tc>
-          <w:tcPr>
-            <w:tcW w:w="5228" w:type="dxa"/>
-          </w:tcPr>
-          <w:p>
-            <w:proofErr w:type="spellStart"/>
-            <w:r>
-              <w:t>Innativism</w:t>
-            </w:r>
-            <w:proofErr w:type="spellEnd"/>
-          </w:p>
-          <w:p/>
-          <w:p/>
-          <w:p/>
-          <w:p/>
-          <w:p>
-            <w:r>
-              <w:t xml:space="preserve">2 - Chomsky </w:t>
-            </w:r>
-          </w:p>
-        </w:tc>
-        <w:tc>
-          <w:tcPr>
-            <w:tcW w:w="5228" w:type="dxa"/>
-          </w:tcPr>
-          <w:p>
-            <w:proofErr w:type="spellStart"/>
-            <w:r>
-              <w:t>Emergentism</w:t>
-            </w:r>
-            <w:proofErr w:type="spellEnd"/>
-            <w:r>
-              <w:t xml:space="preserve"> </w:t>
-            </w:r>
-          </w:p>
-          <w:p/>
-          <w:p>
-            <w:r>
-              <w:t xml:space="preserve">1 - BF skinner (author name – everything is learned there is nothing </w:t>
-            </w:r>
-            <w:proofErr w:type="spellStart"/>
-            <w:r>
-              <w:t>innative</w:t>
-            </w:r>
-            <w:proofErr w:type="spellEnd"/>
-            <w:r>
-              <w:t>)</w:t>
-            </w:r>
-          </w:p>
-          <w:p/>
-          <w:p>
-            <w:r>
-              <w:t xml:space="preserve">3 - </w:t>
-            </w:r>
-            <w:r>
-              <w:t>Landauer &amp; Dumais</w:t>
-            </w:r>
-          </w:p>
-          <w:p>
-            <w:r>
-              <w:t xml:space="preserve">4- </w:t>
-            </w:r>
-            <w:r>
-              <w:t>Piantadosi</w:t>
-            </w:r>
-            <w:r>
-              <w:t xml:space="preserve"> </w:t>
-            </w:r>
-          </w:p>
-        </w:tc>
-      </w:tr>
-    </w:tbl>
-    <w:p>
-      <w:pPr>
-        <w:spacing w:after="0"/>
-        <w:rPr>
-          <w:b/>
-          <w:bCs/>
-        </w:rPr>
-      </w:pPr>
-    </w:p>
-    <w:p>
-      <w:pPr>
-        <w:spacing w:after="0"/>
-      </w:pPr>
-    </w:p>
-    <w:p>
-      <w:pPr>
-        <w:spacing w:after="0"/>
-      </w:pPr>
-    </w:p>
     <w:p>
       <w:pPr>
         <w:spacing w:after="0"/>
@@ -391,11 +106,6 @@
         </w:rPr>
         <w:t>)</w:t>
       </w:r>
-    </w:p>
-    <w:p>
-      <w:pPr>
-        <w:spacing w:after="0"/>
-      </w:pPr>
     </w:p>
     <w:p>
       <w:pPr>
@@ -405,11 +115,17 @@
           <w:numId w:val="37"/>
         </w:numPr>
         <w:spacing w:after="0"/>
-      </w:pPr>
-      <w:r>
-        <w:rPr>
-          <w:b/>
-          <w:bCs/>
+        <w:rPr>
+          <w:sz w:val="16"/>
+          <w:szCs w:val="16"/>
+        </w:rPr>
+      </w:pPr>
+      <w:r>
+        <w:rPr>
+          <w:b/>
+          <w:bCs/>
+          <w:sz w:val="16"/>
+          <w:szCs w:val="16"/>
           <w:highlight w:val="cyan"/>
         </w:rPr>
         <w:t>Skinner, B. F. (1957).</w:t>
@@ -418,6 +134,8 @@
         <w:rPr>
           <w:b/>
           <w:bCs/>
+          <w:sz w:val="16"/>
+          <w:szCs w:val="16"/>
         </w:rPr>
         <w:t xml:space="preserve"> </w:t>
       </w:r>
@@ -427,6 +145,8 @@
           <w:bCs/>
           <w:i/>
           <w:iCs/>
+          <w:sz w:val="16"/>
+          <w:szCs w:val="16"/>
         </w:rPr>
         <w:t xml:space="preserve">Verbal </w:t>
       </w:r>
@@ -437,6 +157,8 @@
           <w:bCs/>
           <w:i/>
           <w:iCs/>
+          <w:sz w:val="16"/>
+          <w:szCs w:val="16"/>
         </w:rPr>
         <w:t>Behavior</w:t>
       </w:r>
@@ -445,6 +167,8 @@
         <w:rPr>
           <w:b/>
           <w:bCs/>
+          <w:sz w:val="16"/>
+          <w:szCs w:val="16"/>
         </w:rPr>
         <w:t>. New York: Appleton-Century-Crofts.</w:t>
       </w:r>
@@ -454,15 +178,27 @@
         <w:spacing w:after="0"/>
       </w:pPr>
       <w:r>
-        <w:t>Language acquisition is one of the central questions in cognitive science, psychology, and linguistics. During the first years of life, children acquire vocabulary at a remarkable rate, progressing from producing only a few words to developing vocabularies of several thousand words. Despite the apparent ease with which this process occurs, explaining how children acquire language has been the subject of extensive theoretical debate.</w:t>
-      </w:r>
-    </w:p>
-    <w:p>
-      <w:pPr>
-        <w:spacing w:after="0"/>
-      </w:pPr>
-      <w:r>
-        <w:t xml:space="preserve">One of the earliest influential accounts was the behaviourist theory proposed by </w:t>
+        <w:t xml:space="preserve">Language acquisition is one of the central questions in cognitive science, psychology, and linguistics. During the first years of life, children acquire vocabulary at a remarkable rate, progressing from producing only a few words to developing vocabularies of several thousand words. </w:t>
+      </w:r>
+      <w:r>
+        <w:t>Although this developmental progression occurs rapidly and reliably across children, the mechanisms that make it possible remain the subject of extensive theoretical debate.</w:t>
+      </w:r>
+    </w:p>
+    <w:p>
+      <w:pPr>
+        <w:spacing w:after="0"/>
+      </w:pPr>
+      <w:r>
+        <w:t xml:space="preserve">One of the earliest influential accounts was the </w:t>
+      </w:r>
+      <w:r>
+        <w:t>behavi</w:t>
+      </w:r>
+      <w:r>
+        <w:t>ourist</w:t>
+      </w:r>
+      <w:r>
+        <w:t xml:space="preserve"> theory proposed by </w:t>
       </w:r>
       <w:r>
         <w:rPr>
@@ -482,11 +218,6 @@
       <w:r>
         <w:t>. According to this view, linguistic behaviour emerges from experience and interaction with the environment rather than from language-specific innate knowledge.</w:t>
       </w:r>
-    </w:p>
-    <w:p>
-      <w:pPr>
-        <w:spacing w:after="0"/>
-      </w:pPr>
     </w:p>
     <w:p>
       <w:pPr>
@@ -498,12 +229,16 @@
         <w:rPr>
           <w:b/>
           <w:bCs/>
-        </w:rPr>
-      </w:pPr>
-      <w:r>
-        <w:rPr>
-          <w:b/>
-          <w:bCs/>
+          <w:sz w:val="16"/>
+          <w:szCs w:val="16"/>
+        </w:rPr>
+      </w:pPr>
+      <w:r>
+        <w:rPr>
+          <w:b/>
+          <w:bCs/>
+          <w:sz w:val="16"/>
+          <w:szCs w:val="16"/>
           <w:highlight w:val="magenta"/>
         </w:rPr>
         <w:t>Chomsky, N. (1965)</w:t>
@@ -512,6 +247,8 @@
         <w:rPr>
           <w:b/>
           <w:bCs/>
+          <w:sz w:val="16"/>
+          <w:szCs w:val="16"/>
         </w:rPr>
         <w:t xml:space="preserve">. </w:t>
       </w:r>
@@ -521,6 +258,8 @@
           <w:bCs/>
           <w:i/>
           <w:iCs/>
+          <w:sz w:val="16"/>
+          <w:szCs w:val="16"/>
         </w:rPr>
         <w:t>Aspects of the Theory of Syntax</w:t>
       </w:r>
@@ -528,6 +267,8 @@
         <w:rPr>
           <w:b/>
           <w:bCs/>
+          <w:sz w:val="16"/>
+          <w:szCs w:val="16"/>
         </w:rPr>
         <w:t>. Cambridge, MA: MIT Press.</w:t>
       </w:r>
@@ -535,23 +276,17 @@
         <w:rPr>
           <w:b/>
           <w:bCs/>
-        </w:rPr>
-        <w:t xml:space="preserve"> -- </w:t>
-      </w:r>
-      <w:r>
-        <w:rPr>
-          <w:b/>
-          <w:bCs/>
-        </w:rPr>
-        <w:t xml:space="preserve">Language acquisition relies partly on innate linguistic knowledge. </w:t>
-      </w:r>
-    </w:p>
-    <w:p>
-      <w:pPr>
-        <w:spacing w:after="0"/>
-      </w:pPr>
-      <w:r>
-        <w:lastRenderedPageBreak/>
+          <w:sz w:val="16"/>
+          <w:szCs w:val="16"/>
+        </w:rPr>
+        <w:t xml:space="preserve"> -- Language acquisition relies partly on innate linguistic knowledge. </w:t>
+      </w:r>
+    </w:p>
+    <w:p>
+      <w:pPr>
+        <w:spacing w:after="0"/>
+      </w:pPr>
+      <w:r>
         <w:t xml:space="preserve">Skinner's behaviourist account was challenged by </w:t>
       </w:r>
       <w:r>
@@ -574,22 +309,18 @@
       </w:r>
       <w:proofErr w:type="spellStart"/>
       <w:r>
-        <w:t>innatist</w:t>
+        <w:t>innati</w:t>
+      </w:r>
+      <w:r>
+        <w:t>vi</w:t>
+      </w:r>
+      <w:r>
+        <w:t>sm</w:t>
       </w:r>
       <w:proofErr w:type="spellEnd"/>
       <w:r>
         <w:t xml:space="preserve"> perspective, children's linguistic experience serves primarily to trigger and parameterise an already existing cognitive capacity for language rather than to construct it from scratch.</w:t>
       </w:r>
-    </w:p>
-    <w:p>
-      <w:pPr>
-        <w:spacing w:after="0"/>
-        <w:rPr>
-          <w:b/>
-          <w:bCs/>
-          <w:highlight w:val="magenta"/>
-        </w:rPr>
-      </w:pPr>
     </w:p>
     <w:p>
       <w:pPr>
@@ -602,12 +333,16 @@
         <w:rPr>
           <w:b/>
           <w:bCs/>
-        </w:rPr>
-      </w:pPr>
-      <w:r>
-        <w:rPr>
-          <w:b/>
-          <w:bCs/>
+          <w:sz w:val="16"/>
+          <w:szCs w:val="16"/>
+        </w:rPr>
+      </w:pPr>
+      <w:r>
+        <w:rPr>
+          <w:b/>
+          <w:bCs/>
+          <w:sz w:val="16"/>
+          <w:szCs w:val="16"/>
           <w:highlight w:val="magenta"/>
         </w:rPr>
         <w:t>Chomsky, N. (1986).</w:t>
@@ -616,6 +351,8 @@
         <w:rPr>
           <w:b/>
           <w:bCs/>
+          <w:sz w:val="16"/>
+          <w:szCs w:val="16"/>
         </w:rPr>
         <w:t xml:space="preserve"> </w:t>
       </w:r>
@@ -625,6 +362,8 @@
           <w:bCs/>
           <w:i/>
           <w:iCs/>
+          <w:sz w:val="16"/>
+          <w:szCs w:val="16"/>
         </w:rPr>
         <w:t>Knowledge of language: Its nature, origin, and use</w:t>
       </w:r>
@@ -632,15 +371,10 @@
         <w:rPr>
           <w:b/>
           <w:bCs/>
-        </w:rPr>
-        <w:t>. Praeger.</w:t>
-      </w:r>
-      <w:r>
-        <w:rPr>
-          <w:b/>
-          <w:bCs/>
-        </w:rPr>
-        <w:t xml:space="preserve"> </w:t>
+          <w:sz w:val="16"/>
+          <w:szCs w:val="16"/>
+        </w:rPr>
+        <w:t xml:space="preserve">. Praeger. </w:t>
       </w:r>
     </w:p>
     <w:p>
@@ -685,15 +419,6 @@
       <w:r>
         <w:t xml:space="preserve"> Within this framework, children acquire language rapidly because they are born with language-specific cognitive structures that enable them to infer grammatical rules from limited linguistic input.</w:t>
       </w:r>
-    </w:p>
-    <w:p>
-      <w:pPr>
-        <w:spacing w:after="0"/>
-        <w:rPr>
-          <w:b/>
-          <w:bCs/>
-        </w:rPr>
-      </w:pPr>
     </w:p>
     <w:p>
       <w:pPr>
@@ -706,12 +431,16 @@
         <w:rPr>
           <w:b/>
           <w:bCs/>
-        </w:rPr>
-      </w:pPr>
-      <w:r>
-        <w:rPr>
-          <w:b/>
-          <w:bCs/>
+          <w:sz w:val="16"/>
+          <w:szCs w:val="16"/>
+        </w:rPr>
+      </w:pPr>
+      <w:r>
+        <w:rPr>
+          <w:b/>
+          <w:bCs/>
+          <w:sz w:val="16"/>
+          <w:szCs w:val="16"/>
           <w:highlight w:val="magenta"/>
         </w:rPr>
         <w:t>Isac, D., &amp; Reiss, C. (2008).</w:t>
@@ -720,6 +449,8 @@
         <w:rPr>
           <w:b/>
           <w:bCs/>
+          <w:sz w:val="16"/>
+          <w:szCs w:val="16"/>
         </w:rPr>
         <w:t xml:space="preserve"> I-language: An introduction to linguistics as cognitive science (Chapters 10 &amp; 11). Oxford University Press. </w:t>
       </w:r>
@@ -742,7 +473,13 @@
       </w:r>
       <w:proofErr w:type="spellStart"/>
       <w:r>
-        <w:t>innatist</w:t>
+        <w:t>innati</w:t>
+      </w:r>
+      <w:r>
+        <w:t>vi</w:t>
+      </w:r>
+      <w:r>
+        <w:t>sm</w:t>
       </w:r>
       <w:proofErr w:type="spellEnd"/>
       <w:r>
@@ -757,11 +494,6 @@
       <w:r>
         <w:t>.</w:t>
       </w:r>
-    </w:p>
-    <w:p>
-      <w:pPr>
-        <w:spacing w:after="0"/>
-      </w:pPr>
     </w:p>
     <w:p>
       <w:pPr>
@@ -771,11 +503,17 @@
           <w:numId w:val="37"/>
         </w:numPr>
         <w:spacing w:after="0"/>
-      </w:pPr>
-      <w:r>
-        <w:rPr>
-          <w:b/>
-          <w:bCs/>
+        <w:rPr>
+          <w:sz w:val="16"/>
+          <w:szCs w:val="16"/>
+        </w:rPr>
+      </w:pPr>
+      <w:r>
+        <w:rPr>
+          <w:b/>
+          <w:bCs/>
+          <w:sz w:val="16"/>
+          <w:szCs w:val="16"/>
           <w:highlight w:val="cyan"/>
         </w:rPr>
         <w:t>Elman, J. L. (1990).</w:t>
@@ -784,6 +522,8 @@
         <w:rPr>
           <w:b/>
           <w:bCs/>
+          <w:sz w:val="16"/>
+          <w:szCs w:val="16"/>
         </w:rPr>
         <w:t xml:space="preserve"> </w:t>
       </w:r>
@@ -793,6 +533,8 @@
           <w:bCs/>
           <w:i/>
           <w:iCs/>
+          <w:sz w:val="16"/>
+          <w:szCs w:val="16"/>
         </w:rPr>
         <w:t>Finding Structure in Time</w:t>
       </w:r>
@@ -800,6 +542,8 @@
         <w:rPr>
           <w:b/>
           <w:bCs/>
+          <w:sz w:val="16"/>
+          <w:szCs w:val="16"/>
         </w:rPr>
         <w:t>. Cognitive Science, 14(2), 179–211.</w:t>
       </w:r>
@@ -812,13 +556,24 @@
         <w:t xml:space="preserve">Despite the considerable influence of the generative framework, the role of experience in language acquisition has remained an active area of research. </w:t>
       </w:r>
       <w:r>
+        <w:t xml:space="preserve">In 1990, </w:t>
+      </w:r>
+      <w:r>
         <w:rPr>
           <w:highlight w:val="cyan"/>
         </w:rPr>
-        <w:t>Elman (1990)</w:t>
-      </w:r>
-      <w:r>
-        <w:t xml:space="preserve"> demonstrated that recurrent neural networks can learn complex sequential patterns from exposure to linguistic input alone, providing influential evidence that </w:t>
+        <w:t>Elman</w:t>
+      </w:r>
+      <w:r>
+        <w:t xml:space="preserve"> demonstrated that recurrent neural networks </w:t>
+      </w:r>
+      <w:proofErr w:type="gramStart"/>
+      <w:r>
+        <w:t>can</w:t>
+      </w:r>
+      <w:proofErr w:type="gramEnd"/>
+      <w:r>
+        <w:t xml:space="preserve"> learn complex sequential patterns from exposure to linguistic input alone, providing influential evidence that </w:t>
       </w:r>
       <w:r>
         <w:rPr>
@@ -838,11 +593,17 @@
           <w:numId w:val="37"/>
         </w:numPr>
         <w:spacing w:after="0"/>
-      </w:pPr>
-      <w:r>
-        <w:rPr>
-          <w:b/>
-          <w:bCs/>
+        <w:rPr>
+          <w:sz w:val="16"/>
+          <w:szCs w:val="16"/>
+        </w:rPr>
+      </w:pPr>
+      <w:r>
+        <w:rPr>
+          <w:b/>
+          <w:bCs/>
+          <w:sz w:val="16"/>
+          <w:szCs w:val="16"/>
           <w:highlight w:val="cyan"/>
         </w:rPr>
         <w:t>Bybee, J. (2010).</w:t>
@@ -851,6 +612,8 @@
         <w:rPr>
           <w:b/>
           <w:bCs/>
+          <w:sz w:val="16"/>
+          <w:szCs w:val="16"/>
         </w:rPr>
         <w:t xml:space="preserve"> </w:t>
       </w:r>
@@ -860,6 +623,8 @@
           <w:bCs/>
           <w:i/>
           <w:iCs/>
+          <w:sz w:val="16"/>
+          <w:szCs w:val="16"/>
         </w:rPr>
         <w:t>Language, Usage and Cognition</w:t>
       </w:r>
@@ -867,6 +632,8 @@
         <w:rPr>
           <w:b/>
           <w:bCs/>
+          <w:sz w:val="16"/>
+          <w:szCs w:val="16"/>
         </w:rPr>
         <w:t>. Cambridge University Press.</w:t>
       </w:r>
@@ -876,6 +643,7 @@
         <w:spacing w:after="0"/>
       </w:pPr>
       <w:r>
+        <w:lastRenderedPageBreak/>
         <w:t xml:space="preserve">Similarly, </w:t>
       </w:r>
       <w:r>
@@ -905,11 +673,17 @@
           <w:numId w:val="37"/>
         </w:numPr>
         <w:spacing w:after="0"/>
-      </w:pPr>
-      <w:r>
-        <w:rPr>
-          <w:b/>
-          <w:bCs/>
+        <w:rPr>
+          <w:sz w:val="16"/>
+          <w:szCs w:val="16"/>
+        </w:rPr>
+      </w:pPr>
+      <w:r>
+        <w:rPr>
+          <w:b/>
+          <w:bCs/>
+          <w:sz w:val="16"/>
+          <w:szCs w:val="16"/>
           <w:highlight w:val="cyan"/>
         </w:rPr>
         <w:t>Piantadosi, S. T. (2024).</w:t>
@@ -918,6 +692,8 @@
         <w:rPr>
           <w:b/>
           <w:bCs/>
+          <w:sz w:val="16"/>
+          <w:szCs w:val="16"/>
         </w:rPr>
         <w:t xml:space="preserve"> </w:t>
       </w:r>
@@ -927,6 +703,8 @@
           <w:bCs/>
           <w:i/>
           <w:iCs/>
+          <w:sz w:val="16"/>
+          <w:szCs w:val="16"/>
         </w:rPr>
         <w:t>Modern Language Models Refute Chomsky’s Approach to Language</w:t>
       </w:r>
@@ -934,6 +712,8 @@
         <w:rPr>
           <w:b/>
           <w:bCs/>
+          <w:sz w:val="16"/>
+          <w:szCs w:val="16"/>
         </w:rPr>
         <w:t xml:space="preserve">. </w:t>
       </w:r>
@@ -942,6 +722,8 @@
         <w:rPr>
           <w:b/>
           <w:bCs/>
+          <w:sz w:val="16"/>
+          <w:szCs w:val="16"/>
         </w:rPr>
         <w:t>LingBuzz</w:t>
       </w:r>
@@ -950,6 +732,8 @@
         <w:rPr>
           <w:b/>
           <w:bCs/>
+          <w:sz w:val="16"/>
+          <w:szCs w:val="16"/>
         </w:rPr>
         <w:t xml:space="preserve"> preprint.</w:t>
       </w:r>
@@ -990,12 +774,14 @@
         <w:spacing w:after="0"/>
       </w:pPr>
       <w:r>
-        <w:lastRenderedPageBreak/>
         <w:t xml:space="preserve">Although </w:t>
       </w:r>
       <w:proofErr w:type="spellStart"/>
       <w:r>
-        <w:t>innatist</w:t>
+        <w:t>i</w:t>
+      </w:r>
+      <w:r>
+        <w:t>nnativism</w:t>
       </w:r>
       <w:proofErr w:type="spellEnd"/>
       <w:r>
@@ -1088,15 +874,15 @@
         <w:spacing w:after="0"/>
       </w:pPr>
       <w:r>
-        <w:t>One of the primary aims of research on vocabulary development has been to identify characteristics of words that predict when they are acquired during early childhood. A substantial body of evidence suggests that several properties of children's everyday language environments are associated with Age of Acquisition (</w:t>
-      </w:r>
-      <w:proofErr w:type="spellStart"/>
-      <w:r>
-        <w:t>AoA</w:t>
-      </w:r>
-      <w:proofErr w:type="spellEnd"/>
-      <w:r>
-        <w:t>), providing insight into why some words are learned earlier than others.</w:t>
+        <w:t xml:space="preserve">One of the </w:t>
+      </w:r>
+      <w:proofErr w:type="gramStart"/>
+      <w:r>
+        <w:t>primary</w:t>
+      </w:r>
+      <w:proofErr w:type="gramEnd"/>
+      <w:r>
+        <w:t xml:space="preserve"> aims of research on vocabulary development has been to identify characteristics of words that predict when they are acquired during early childhood. A substantial body of evidence suggests that several properties of children's everyday language environments are associated with Age of Acquisition, providing insight into why some words are learned earlier than others.</w:t>
       </w:r>
     </w:p>
     <w:p>
@@ -1133,11 +919,17 @@
         </w:tabs>
         <w:spacing w:after="0"/>
         <w:ind w:left="1080"/>
-      </w:pPr>
-      <w:r>
-        <w:rPr>
-          <w:b/>
-          <w:bCs/>
+        <w:rPr>
+          <w:sz w:val="16"/>
+          <w:szCs w:val="16"/>
+        </w:rPr>
+      </w:pPr>
+      <w:r>
+        <w:rPr>
+          <w:b/>
+          <w:bCs/>
+          <w:sz w:val="16"/>
+          <w:szCs w:val="16"/>
           <w:highlight w:val="yellow"/>
         </w:rPr>
         <w:t>Braginsky, M.,</w:t>
@@ -1146,6 +938,8 @@
         <w:rPr>
           <w:b/>
           <w:bCs/>
+          <w:sz w:val="16"/>
+          <w:szCs w:val="16"/>
         </w:rPr>
         <w:t xml:space="preserve"> Yurovsky, D., Marchman, V. A., &amp; Frank, M. C. </w:t>
       </w:r>
@@ -1153,6 +947,8 @@
         <w:rPr>
           <w:b/>
           <w:bCs/>
+          <w:sz w:val="16"/>
+          <w:szCs w:val="16"/>
           <w:highlight w:val="yellow"/>
         </w:rPr>
         <w:t>(2019).</w:t>
@@ -1161,6 +957,8 @@
         <w:rPr>
           <w:b/>
           <w:bCs/>
+          <w:sz w:val="16"/>
+          <w:szCs w:val="16"/>
         </w:rPr>
         <w:t xml:space="preserve"> </w:t>
       </w:r>
@@ -1170,6 +968,8 @@
           <w:bCs/>
           <w:i/>
           <w:iCs/>
+          <w:sz w:val="16"/>
+          <w:szCs w:val="16"/>
         </w:rPr>
         <w:t xml:space="preserve">Consistency and Variability in Children's </w:t>
       </w:r>
@@ -1180,6 +980,8 @@
           <w:bCs/>
           <w:i/>
           <w:iCs/>
+          <w:sz w:val="16"/>
+          <w:szCs w:val="16"/>
         </w:rPr>
         <w:t>Word</w:t>
       </w:r>
@@ -1190,6 +992,8 @@
           <w:bCs/>
           <w:i/>
           <w:iCs/>
+          <w:sz w:val="16"/>
+          <w:szCs w:val="16"/>
         </w:rPr>
         <w:t xml:space="preserve"> Learning Across Languages</w:t>
       </w:r>
@@ -1197,6 +1001,8 @@
         <w:rPr>
           <w:b/>
           <w:bCs/>
+          <w:sz w:val="16"/>
+          <w:szCs w:val="16"/>
         </w:rPr>
         <w:t>. Open Mind, 3, 52–67.</w:t>
       </w:r>
@@ -1249,6 +1055,7 @@
           <w:b/>
           <w:bCs/>
         </w:rPr>
+        <w:lastRenderedPageBreak/>
         <w:t>Concreteness</w:t>
       </w:r>
     </w:p>
@@ -1264,11 +1071,17 @@
         </w:tabs>
         <w:spacing w:after="0"/>
         <w:ind w:left="1080"/>
-      </w:pPr>
-      <w:r>
-        <w:rPr>
-          <w:b/>
-          <w:bCs/>
+        <w:rPr>
+          <w:sz w:val="16"/>
+          <w:szCs w:val="16"/>
+        </w:rPr>
+      </w:pPr>
+      <w:r>
+        <w:rPr>
+          <w:b/>
+          <w:bCs/>
+          <w:sz w:val="16"/>
+          <w:szCs w:val="16"/>
           <w:highlight w:val="yellow"/>
         </w:rPr>
         <w:t>Brysbaert, M.,</w:t>
@@ -1277,6 +1090,8 @@
         <w:rPr>
           <w:b/>
           <w:bCs/>
+          <w:sz w:val="16"/>
+          <w:szCs w:val="16"/>
         </w:rPr>
         <w:t xml:space="preserve"> Warriner, A. B., &amp; Kuperman, V. </w:t>
       </w:r>
@@ -1284,6 +1099,8 @@
         <w:rPr>
           <w:b/>
           <w:bCs/>
+          <w:sz w:val="16"/>
+          <w:szCs w:val="16"/>
           <w:highlight w:val="yellow"/>
         </w:rPr>
         <w:t>(2014).</w:t>
@@ -1292,6 +1109,8 @@
         <w:rPr>
           <w:b/>
           <w:bCs/>
+          <w:sz w:val="16"/>
+          <w:szCs w:val="16"/>
         </w:rPr>
         <w:t xml:space="preserve"> </w:t>
       </w:r>
@@ -1301,13 +1120,41 @@
           <w:bCs/>
           <w:i/>
           <w:iCs/>
-        </w:rPr>
-        <w:t>Concreteness Ratings for 40 Thousand Generally Known English Word Lemmas</w:t>
-      </w:r>
-      <w:r>
-        <w:rPr>
-          <w:b/>
-          <w:bCs/>
+          <w:sz w:val="16"/>
+          <w:szCs w:val="16"/>
+        </w:rPr>
+        <w:t xml:space="preserve">Concreteness Ratings for 40 </w:t>
+      </w:r>
+      <w:proofErr w:type="gramStart"/>
+      <w:r>
+        <w:rPr>
+          <w:b/>
+          <w:bCs/>
+          <w:i/>
+          <w:iCs/>
+          <w:sz w:val="16"/>
+          <w:szCs w:val="16"/>
+        </w:rPr>
+        <w:t>Thousand</w:t>
+      </w:r>
+      <w:proofErr w:type="gramEnd"/>
+      <w:r>
+        <w:rPr>
+          <w:b/>
+          <w:bCs/>
+          <w:i/>
+          <w:iCs/>
+          <w:sz w:val="16"/>
+          <w:szCs w:val="16"/>
+        </w:rPr>
+        <w:t xml:space="preserve"> Generally Known English Word Lemmas</w:t>
+      </w:r>
+      <w:r>
+        <w:rPr>
+          <w:b/>
+          <w:bCs/>
+          <w:sz w:val="16"/>
+          <w:szCs w:val="16"/>
         </w:rPr>
         <w:t xml:space="preserve">. </w:t>
       </w:r>
@@ -1316,6 +1163,8 @@
         <w:rPr>
           <w:b/>
           <w:bCs/>
+          <w:sz w:val="16"/>
+          <w:szCs w:val="16"/>
         </w:rPr>
         <w:t>Behavior</w:t>
       </w:r>
@@ -1324,6 +1173,8 @@
         <w:rPr>
           <w:b/>
           <w:bCs/>
+          <w:sz w:val="16"/>
+          <w:szCs w:val="16"/>
         </w:rPr>
         <w:t xml:space="preserve"> Research Methods, 46, 904–911.</w:t>
       </w:r>
@@ -1340,14 +1191,15 @@
       </w:r>
       <w:r>
         <w:rPr>
-          <w:b/>
-          <w:bCs/>
-          <w:highlight w:val="yellow"/>
-        </w:rPr>
-        <w:t>concreteness</w:t>
-      </w:r>
-      <w:r>
-        <w:t xml:space="preserve">. </w:t>
+          <w:highlight w:val="yellow"/>
+        </w:rPr>
+        <w:t>Word Concreteness Ratings</w:t>
+      </w:r>
+      <w:r>
+        <w:t>.</w:t>
+      </w:r>
+      <w:r>
+        <w:t xml:space="preserve"> </w:t>
       </w:r>
       <w:proofErr w:type="spellStart"/>
       <w:r>
@@ -1391,8 +1243,7 @@
           <w:b/>
           <w:bCs/>
         </w:rPr>
-        <w:lastRenderedPageBreak/>
-        <w:t>Utterance characteristics</w:t>
+        <w:t xml:space="preserve">Utterance Length </w:t>
       </w:r>
     </w:p>
     <w:p>
@@ -1407,11 +1258,17 @@
         </w:tabs>
         <w:spacing w:after="0"/>
         <w:ind w:left="1080"/>
-      </w:pPr>
-      <w:r>
-        <w:rPr>
-          <w:b/>
-          <w:bCs/>
+        <w:rPr>
+          <w:sz w:val="16"/>
+          <w:szCs w:val="16"/>
+        </w:rPr>
+      </w:pPr>
+      <w:r>
+        <w:rPr>
+          <w:b/>
+          <w:bCs/>
+          <w:sz w:val="16"/>
+          <w:szCs w:val="16"/>
           <w:highlight w:val="yellow"/>
         </w:rPr>
         <w:t>Swingley, D., &amp;</w:t>
@@ -1420,6 +1277,8 @@
         <w:rPr>
           <w:b/>
           <w:bCs/>
+          <w:sz w:val="16"/>
+          <w:szCs w:val="16"/>
         </w:rPr>
         <w:t xml:space="preserve"> Humphrey, C</w:t>
       </w:r>
@@ -1427,6 +1286,8 @@
         <w:rPr>
           <w:b/>
           <w:bCs/>
+          <w:sz w:val="16"/>
+          <w:szCs w:val="16"/>
           <w:highlight w:val="yellow"/>
         </w:rPr>
         <w:t>. (2018).</w:t>
@@ -1435,6 +1296,8 @@
         <w:rPr>
           <w:b/>
           <w:bCs/>
+          <w:sz w:val="16"/>
+          <w:szCs w:val="16"/>
         </w:rPr>
         <w:t xml:space="preserve"> </w:t>
       </w:r>
@@ -1444,6 +1307,8 @@
           <w:bCs/>
           <w:i/>
           <w:iCs/>
+          <w:sz w:val="16"/>
+          <w:szCs w:val="16"/>
         </w:rPr>
         <w:t>Quantitative Linguistic Predictors of Infants’ Learning of Specific English Words</w:t>
       </w:r>
@@ -1451,6 +1316,8 @@
         <w:rPr>
           <w:b/>
           <w:bCs/>
+          <w:sz w:val="16"/>
+          <w:szCs w:val="16"/>
         </w:rPr>
         <w:t>. Child Development, 89(4), 1247–1267.</w:t>
       </w:r>
@@ -1506,13 +1373,52 @@
       <w:pPr>
         <w:spacing w:after="0"/>
       </w:pPr>
-    </w:p>
-    <w:p>
-      <w:pPr>
-        <w:spacing w:after="0"/>
-      </w:pPr>
-      <w:r>
-        <w:t>Together, these findings demonstrate that characteristics such as frequency, concreteness, and utterance complexity explain a substantial proportion of the variation in Age of Acquisition. However, although these predictors describe properties associated with earlier learning, they do not directly explain how children acquire the meanings of new words. Consequently, researchers have increasingly turned their attention to mechanisms that capture relationships between words and the structure of children's language environments, rather than focusing solely on the properties of individual words.</w:t>
+      <w:r>
+        <w:t xml:space="preserve">Together, these findings demonstrate that characteristics such as </w:t>
+      </w:r>
+      <w:r>
+        <w:t>F</w:t>
+      </w:r>
+      <w:r>
+        <w:t xml:space="preserve">requency, </w:t>
+      </w:r>
+      <w:r>
+        <w:t>Word Concreteness Ratings</w:t>
+      </w:r>
+      <w:r>
+        <w:t xml:space="preserve">, and </w:t>
+      </w:r>
+      <w:r>
+        <w:t>U</w:t>
+      </w:r>
+      <w:r>
+        <w:t xml:space="preserve">tterance </w:t>
+      </w:r>
+      <w:proofErr w:type="spellStart"/>
+      <w:r>
+        <w:t>lenght</w:t>
+      </w:r>
+      <w:proofErr w:type="spellEnd"/>
+      <w:r>
+        <w:t xml:space="preserve"> explain a substantial proportion of the variation in Age of Acquisition. However, </w:t>
+      </w:r>
+      <w:r>
+        <w:rPr>
+          <w:highlight w:val="yellow"/>
+        </w:rPr>
+        <w:t>although these predictors describe properties associated with earlier learning, they do not directly explain how children acquire the meanings of new words</w:t>
+      </w:r>
+      <w:r>
+        <w:t xml:space="preserve">. Consequently, researchers have increasingly turned their attention to </w:t>
+      </w:r>
+      <w:r>
+        <w:rPr>
+          <w:highlight w:val="yellow"/>
+        </w:rPr>
+        <w:t>mechanisms that capture relationships between words and the structure of children's language environments, rather than focusing solely on the properties of individual words</w:t>
+      </w:r>
+      <w:r>
+        <w:t>.</w:t>
       </w:r>
     </w:p>
     <w:p>
@@ -1551,7 +1457,16 @@
         <w:spacing w:after="0"/>
       </w:pPr>
       <w:r>
-        <w:t>Although traditional predictors explain part of the variation in Age of Acquisition, they primarily describe characteristics of individual words rather than the relationships between words within the developing lexicon. Increasingly, research has suggested that children's existing vocabulary also plays an important role in supporting the acquisition of new words.</w:t>
+        <w:t xml:space="preserve">One proposed mechanism is that </w:t>
+      </w:r>
+      <w:r>
+        <w:rPr>
+          <w:highlight w:val="yellow"/>
+        </w:rPr>
+        <w:t>children's existing vocabulary supports the acquisition of new words</w:t>
+      </w:r>
+      <w:r>
+        <w:t>. Rather than learning words in isolation, children may use previously acquired semantic knowledge to facilitate subsequent vocabulary learning.</w:t>
       </w:r>
     </w:p>
     <w:p>
@@ -1588,11 +1503,17 @@
         </w:tabs>
         <w:spacing w:after="0"/>
         <w:ind w:left="1080"/>
-      </w:pPr>
-      <w:r>
-        <w:rPr>
-          <w:b/>
-          <w:bCs/>
+        <w:rPr>
+          <w:sz w:val="16"/>
+          <w:szCs w:val="16"/>
+        </w:rPr>
+      </w:pPr>
+      <w:r>
+        <w:rPr>
+          <w:b/>
+          <w:bCs/>
+          <w:sz w:val="16"/>
+          <w:szCs w:val="16"/>
           <w:highlight w:val="yellow"/>
         </w:rPr>
         <w:t>Borovsky, A.,</w:t>
@@ -1601,6 +1522,8 @@
         <w:rPr>
           <w:b/>
           <w:bCs/>
+          <w:sz w:val="16"/>
+          <w:szCs w:val="16"/>
         </w:rPr>
         <w:t xml:space="preserve"> Ellis, E. M., Evans, J. L., &amp; Elman, J. L</w:t>
       </w:r>
@@ -1608,6 +1531,8 @@
         <w:rPr>
           <w:b/>
           <w:bCs/>
+          <w:sz w:val="16"/>
+          <w:szCs w:val="16"/>
           <w:highlight w:val="yellow"/>
         </w:rPr>
         <w:t>. (2016).</w:t>
@@ -1616,6 +1541,8 @@
         <w:rPr>
           <w:b/>
           <w:bCs/>
+          <w:sz w:val="16"/>
+          <w:szCs w:val="16"/>
         </w:rPr>
         <w:t xml:space="preserve"> </w:t>
       </w:r>
@@ -1625,6 +1552,8 @@
           <w:bCs/>
           <w:i/>
           <w:iCs/>
+          <w:sz w:val="16"/>
+          <w:szCs w:val="16"/>
         </w:rPr>
         <w:t>Lexical Leverage: Category Knowledge Boosts Real-Time Novel Word Recognition in 2-Year-Olds</w:t>
       </w:r>
@@ -1632,6 +1561,8 @@
         <w:rPr>
           <w:b/>
           <w:bCs/>
+          <w:sz w:val="16"/>
+          <w:szCs w:val="16"/>
         </w:rPr>
         <w:t>. Developmental Science, 19(6), 918–932.</w:t>
       </w:r>
@@ -1677,11 +1608,17 @@
         </w:tabs>
         <w:spacing w:after="0"/>
         <w:ind w:left="1080"/>
-      </w:pPr>
-      <w:r>
-        <w:rPr>
-          <w:b/>
-          <w:bCs/>
+        <w:rPr>
+          <w:sz w:val="16"/>
+          <w:szCs w:val="16"/>
+        </w:rPr>
+      </w:pPr>
+      <w:r>
+        <w:rPr>
+          <w:b/>
+          <w:bCs/>
+          <w:sz w:val="16"/>
+          <w:szCs w:val="16"/>
           <w:highlight w:val="yellow"/>
         </w:rPr>
         <w:t>Maguire, M. J.,</w:t>
@@ -1690,6 +1627,8 @@
         <w:rPr>
           <w:b/>
           <w:bCs/>
+          <w:sz w:val="16"/>
+          <w:szCs w:val="16"/>
         </w:rPr>
         <w:t xml:space="preserve"> Schneider, J. M., Middleton, A. E., Ralph, Y., Lopez, M., Ackerman, R. A., &amp; Abel, A. D. </w:t>
       </w:r>
@@ -1697,6 +1636,8 @@
         <w:rPr>
           <w:b/>
           <w:bCs/>
+          <w:sz w:val="16"/>
+          <w:szCs w:val="16"/>
           <w:highlight w:val="yellow"/>
         </w:rPr>
         <w:t>(2018).</w:t>
@@ -1705,6 +1646,8 @@
         <w:rPr>
           <w:b/>
           <w:bCs/>
+          <w:sz w:val="16"/>
+          <w:szCs w:val="16"/>
         </w:rPr>
         <w:t xml:space="preserve"> </w:t>
       </w:r>
@@ -1714,6 +1657,8 @@
           <w:bCs/>
           <w:i/>
           <w:iCs/>
+          <w:sz w:val="16"/>
+          <w:szCs w:val="16"/>
         </w:rPr>
         <w:t>Vocabulary Knowledge Mediates the Link Between Socioeconomic Status and Word Learning in Grade School</w:t>
       </w:r>
@@ -1721,6 +1666,8 @@
         <w:rPr>
           <w:b/>
           <w:bCs/>
+          <w:sz w:val="16"/>
+          <w:szCs w:val="16"/>
         </w:rPr>
         <w:t>. Journal of Experimental Child Psychology, 166, 679–695.</w:t>
       </w:r>
@@ -1733,6 +1680,7 @@
         <w:rPr>
           <w:highlight w:val="yellow"/>
         </w:rPr>
+        <w:lastRenderedPageBreak/>
         <w:t>Similarly, Maguire et al. (2018)</w:t>
       </w:r>
       <w:r>
@@ -1751,6 +1699,11 @@
     <w:p>
       <w:pPr>
         <w:spacing w:after="0"/>
+      </w:pPr>
+    </w:p>
+    <w:p>
+      <w:pPr>
+        <w:spacing w:after="0"/>
         <w:rPr>
           <w:b/>
           <w:bCs/>
@@ -1769,18 +1722,31 @@
         <w:spacing w:after="0"/>
       </w:pPr>
       <w:r>
-        <w:lastRenderedPageBreak/>
-        <w:t xml:space="preserve">Together, these findings suggest that word learning occurs within an evolving semantic system rather than through the independent acquisition of isolated words. From this perspective, the availability of earlier-learned semantically related words may facilitate the acquisition of new vocabulary, an idea captured in the present study by the control variable </w:t>
-      </w:r>
-      <w:r>
-        <w:rPr>
-          <w:b/>
-          <w:bCs/>
+        <w:t xml:space="preserve">Together, these findings suggest that word learning occurs within an evolving semantic system rather than through the independent acquisition of isolated words. From this perspective, </w:t>
+      </w:r>
+      <w:r>
+        <w:rPr>
+          <w:highlight w:val="yellow"/>
+        </w:rPr>
+        <w:t xml:space="preserve">the availability of earlier-learned semantically related words may facilitate the acquisition of new vocabulary, an idea captured in the present study by the control variable </w:t>
+      </w:r>
+      <w:r>
+        <w:rPr>
+          <w:highlight w:val="yellow"/>
         </w:rPr>
         <w:t>meaning leverage</w:t>
       </w:r>
       <w:r>
-        <w:t>, which quantifies the proportion of previously acquired words belonging to the same semantic category as a target word.</w:t>
+        <w:t>,</w:t>
+      </w:r>
+      <w:r>
+        <w:t xml:space="preserve"> </w:t>
+      </w:r>
+      <w:r>
+        <w:t>which measures the proportion of previously acquired words that belong to the same semantic category as the target word</w:t>
+      </w:r>
+      <w:r>
+        <w:t>.</w:t>
       </w:r>
     </w:p>
     <w:p>
@@ -1817,7 +1783,46 @@
         <w:spacing w:after="0"/>
       </w:pPr>
       <w:r>
-        <w:t>However, semantic similarity alone does not explain how children infer the meanings of unfamiliar words. Knowing that two words belong to the same semantic category provides little information about how children discover this relationship in the first place. Consequently, researchers have increasingly proposed that children may learn word meanings by exploiting patterns in the linguistic contexts in which words occur, giving rise to distributional approaches to language acquisition.</w:t>
+        <w:t xml:space="preserve">However, </w:t>
+      </w:r>
+      <w:r>
+        <w:rPr>
+          <w:highlight w:val="yellow"/>
+        </w:rPr>
+        <w:t>semantic similarity alone does not explain how children infer the meanings of unfamiliar words</w:t>
+      </w:r>
+      <w:r>
+        <w:t xml:space="preserve">. Knowing that two words belong to the same semantic category provides little information about how children discover this relationship in the first place. </w:t>
+      </w:r>
+      <w:r>
+        <w:t xml:space="preserve">Consequently, researchers have increasingly proposed that </w:t>
+      </w:r>
+      <w:r>
+        <w:rPr>
+          <w:highlight w:val="yellow"/>
+        </w:rPr>
+        <w:t>children may learn word</w:t>
+      </w:r>
+      <w:r>
+        <w:t xml:space="preserve"> meanings by exploiting patterns in the linguistic </w:t>
+      </w:r>
+      <w:r>
+        <w:rPr>
+          <w:highlight w:val="yellow"/>
+        </w:rPr>
+        <w:t>contexts in which words occur</w:t>
+      </w:r>
+      <w:r>
+        <w:t xml:space="preserve">. This </w:t>
+      </w:r>
+      <w:r>
+        <w:rPr>
+          <w:highlight w:val="yellow"/>
+        </w:rPr>
+        <w:t>idea forms the basis of distributional approaches</w:t>
+      </w:r>
+      <w:r>
+        <w:t xml:space="preserve"> to language acquisition.</w:t>
       </w:r>
     </w:p>
     <w:p>
@@ -1830,6 +1835,9 @@
     </w:p>
     <w:p>
       <w:pPr>
+        <w:tabs>
+          <w:tab w:val="num" w:pos="1080"/>
+        </w:tabs>
         <w:spacing w:after="0"/>
         <w:rPr>
           <w:b/>
@@ -1878,28 +1886,18 @@
     <w:p>
       <w:pPr>
         <w:spacing w:after="0"/>
-        <w:rPr>
-          <w:b/>
-          <w:bCs/>
-        </w:rPr>
-      </w:pPr>
-    </w:p>
-    <w:p>
-      <w:pPr>
-        <w:spacing w:after="0"/>
-      </w:pPr>
-      <w:r>
-        <w:t xml:space="preserve">Although semantic relationships provide one possible explanation for vocabulary growth, they do not explain how children initially learn that certain words are related in meaning. Distributional approaches address this question by proposing that children can learn about word meanings from the linguistic contexts in which words occur. This idea is commonly referred to as the </w:t>
-      </w:r>
-      <w:r>
-        <w:rPr>
-          <w:b/>
-          <w:bCs/>
-        </w:rPr>
-        <w:t>distributional hypothesis</w:t>
-      </w:r>
-      <w:r>
-        <w:t>, which states that words occurring in similar linguistic contexts tend to have similar meanings.</w:t>
+      </w:pPr>
+      <w:r>
+        <w:t>D</w:t>
+      </w:r>
+      <w:r>
+        <w:rPr>
+          <w:highlight w:val="yellow"/>
+        </w:rPr>
+        <w:t>istributional approaches are based on the distributional hypothesis</w:t>
+      </w:r>
+      <w:r>
+        <w:t xml:space="preserve">, which states that words occurring in similar linguistic contexts tend to have similar meanings. </w:t>
       </w:r>
     </w:p>
     <w:p>
@@ -1930,11 +1928,17 @@
           <w:numId w:val="15"/>
         </w:numPr>
         <w:spacing w:after="0"/>
-      </w:pPr>
-      <w:r>
-        <w:rPr>
-          <w:b/>
-          <w:bCs/>
+        <w:rPr>
+          <w:sz w:val="16"/>
+          <w:szCs w:val="16"/>
+        </w:rPr>
+      </w:pPr>
+      <w:r>
+        <w:rPr>
+          <w:b/>
+          <w:bCs/>
+          <w:sz w:val="16"/>
+          <w:szCs w:val="16"/>
           <w:highlight w:val="yellow"/>
         </w:rPr>
         <w:t>Firth, J. R. (1957).</w:t>
@@ -1943,6 +1947,8 @@
         <w:rPr>
           <w:b/>
           <w:bCs/>
+          <w:sz w:val="16"/>
+          <w:szCs w:val="16"/>
         </w:rPr>
         <w:t xml:space="preserve"> </w:t>
       </w:r>
@@ -1952,6 +1958,8 @@
           <w:bCs/>
           <w:i/>
           <w:iCs/>
+          <w:sz w:val="16"/>
+          <w:szCs w:val="16"/>
         </w:rPr>
         <w:t>A Synopsis of Linguistic Theory, 1930–1955</w:t>
       </w:r>
@@ -1959,6 +1967,8 @@
         <w:rPr>
           <w:b/>
           <w:bCs/>
+          <w:sz w:val="16"/>
+          <w:szCs w:val="16"/>
         </w:rPr>
         <w:t>. In Firth, J. R. (Ed.), Studies in Linguistic Analysis. Oxford: Blackwell.</w:t>
       </w:r>
@@ -1992,7 +2002,14 @@
           <w:iCs/>
           <w:highlight w:val="yellow"/>
         </w:rPr>
-        <w:t>You shall know a word by the company it keeps."</w:t>
+        <w:t>You shall know a word by the company it keeps</w:t>
+      </w:r>
+      <w:r>
+        <w:rPr>
+          <w:i/>
+          <w:iCs/>
+        </w:rPr>
+        <w:t>."</w:t>
       </w:r>
       <w:r>
         <w:t xml:space="preserve"> According to this view, words that appear in similar linguistic environments are likely to share semantic properties, allowing information about meaning to emerge from patterns of language use rather than from isolated word–object mappings.</w:t>
@@ -2010,11 +2027,17 @@
           <w:numId w:val="15"/>
         </w:numPr>
         <w:spacing w:after="0"/>
-      </w:pPr>
-      <w:r>
-        <w:rPr>
-          <w:b/>
-          <w:bCs/>
+        <w:rPr>
+          <w:sz w:val="16"/>
+          <w:szCs w:val="16"/>
+        </w:rPr>
+      </w:pPr>
+      <w:r>
+        <w:rPr>
+          <w:b/>
+          <w:bCs/>
+          <w:sz w:val="16"/>
+          <w:szCs w:val="16"/>
           <w:highlight w:val="yellow"/>
         </w:rPr>
         <w:t>Elman, J. L. (1990).</w:t>
@@ -2023,6 +2046,8 @@
         <w:rPr>
           <w:b/>
           <w:bCs/>
+          <w:sz w:val="16"/>
+          <w:szCs w:val="16"/>
         </w:rPr>
         <w:t xml:space="preserve"> </w:t>
       </w:r>
@@ -2032,6 +2057,8 @@
           <w:bCs/>
           <w:i/>
           <w:iCs/>
+          <w:sz w:val="16"/>
+          <w:szCs w:val="16"/>
         </w:rPr>
         <w:t>Finding Structure in Time</w:t>
       </w:r>
@@ -2039,6 +2066,8 @@
         <w:rPr>
           <w:b/>
           <w:bCs/>
+          <w:sz w:val="16"/>
+          <w:szCs w:val="16"/>
         </w:rPr>
         <w:t>. Cognitive Science, 14(2), 179–211.</w:t>
       </w:r>
@@ -2048,7 +2077,7 @@
         <w:spacing w:after="0"/>
       </w:pPr>
       <w:r>
-        <w:t xml:space="preserve">Supporting this theoretical perspective, </w:t>
+        <w:t xml:space="preserve">Further support for this perspective was provided by </w:t>
       </w:r>
       <w:r>
         <w:rPr>
@@ -2057,7 +2086,7 @@
         <w:t>Elman (1990)</w:t>
       </w:r>
       <w:r>
-        <w:t xml:space="preserve"> demonstrated that </w:t>
+        <w:t xml:space="preserve"> demonstrating that </w:t>
       </w:r>
       <w:r>
         <w:rPr>
@@ -2066,7 +2095,7 @@
         <w:t>recurrent neural networks can learn complex sequential structure directly from linguistic input</w:t>
       </w:r>
       <w:r>
-        <w:t>, providing influential evidence that linguistic knowledge can emerge through experience-dependent learning rather than requiring extensive innate specification.</w:t>
+        <w:t>.</w:t>
       </w:r>
     </w:p>
     <w:p>
@@ -2105,42 +2134,32 @@
     </w:p>
     <w:p>
       <w:pPr>
-        <w:numPr>
-          <w:ilvl w:val="0"/>
-          <w:numId w:val="17"/>
-        </w:numPr>
-        <w:spacing w:after="0"/>
-        <w:rPr>
-          <w:highlight w:val="red"/>
-        </w:rPr>
-      </w:pPr>
-      <w:r>
-        <w:rPr>
-          <w:highlight w:val="red"/>
-        </w:rPr>
-        <w:t>Need transition sentence.</w:t>
-      </w:r>
-    </w:p>
-    <w:p>
-      <w:pPr>
-        <w:spacing w:after="0"/>
-      </w:pPr>
-    </w:p>
-    <w:p>
-      <w:pPr>
-        <w:spacing w:after="0"/>
-        <w:rPr>
-          <w:b/>
-          <w:bCs/>
-        </w:rPr>
-      </w:pPr>
-      <w:r>
-        <w:rPr>
-          <w:b/>
-          <w:bCs/>
-        </w:rPr>
+        <w:spacing w:after="0"/>
+      </w:pPr>
+      <w:r>
         <w:lastRenderedPageBreak/>
-        <w:t>Evidence from distributional semantics</w:t>
+        <w:t>Support for the distributional learning account also comes from the field of distributional semantics, which develops computational methods for representing word meanings from patterns of linguistic co-occurrence.</w:t>
+      </w:r>
+    </w:p>
+    <w:p>
+      <w:pPr>
+        <w:spacing w:after="0"/>
+      </w:pPr>
+    </w:p>
+    <w:p>
+      <w:pPr>
+        <w:spacing w:after="0"/>
+        <w:rPr>
+          <w:b/>
+          <w:bCs/>
+        </w:rPr>
+      </w:pPr>
+      <w:r>
+        <w:rPr>
+          <w:b/>
+          <w:bCs/>
+        </w:rPr>
+        <w:t>Empirical evidence for the distributional hypothesis</w:t>
       </w:r>
     </w:p>
     <w:p>
@@ -2151,11 +2170,17 @@
           <w:numId w:val="38"/>
         </w:numPr>
         <w:spacing w:after="0"/>
-      </w:pPr>
-      <w:r>
-        <w:rPr>
-          <w:b/>
-          <w:bCs/>
+        <w:rPr>
+          <w:sz w:val="16"/>
+          <w:szCs w:val="16"/>
+        </w:rPr>
+      </w:pPr>
+      <w:r>
+        <w:rPr>
+          <w:b/>
+          <w:bCs/>
+          <w:sz w:val="16"/>
+          <w:szCs w:val="16"/>
           <w:highlight w:val="yellow"/>
         </w:rPr>
         <w:t>Rubenstein,</w:t>
@@ -2164,6 +2189,8 @@
         <w:rPr>
           <w:b/>
           <w:bCs/>
+          <w:sz w:val="16"/>
+          <w:szCs w:val="16"/>
         </w:rPr>
         <w:t xml:space="preserve"> H., &amp; Goodenough, J. B. </w:t>
       </w:r>
@@ -2171,6 +2198,8 @@
         <w:rPr>
           <w:b/>
           <w:bCs/>
+          <w:sz w:val="16"/>
+          <w:szCs w:val="16"/>
           <w:highlight w:val="yellow"/>
         </w:rPr>
         <w:t>(1965).</w:t>
@@ -2179,6 +2208,8 @@
         <w:rPr>
           <w:b/>
           <w:bCs/>
+          <w:sz w:val="16"/>
+          <w:szCs w:val="16"/>
         </w:rPr>
         <w:t xml:space="preserve"> </w:t>
       </w:r>
@@ -2188,6 +2219,8 @@
           <w:bCs/>
           <w:i/>
           <w:iCs/>
+          <w:sz w:val="16"/>
+          <w:szCs w:val="16"/>
         </w:rPr>
         <w:t>Contextual Correlates of Synonymy</w:t>
       </w:r>
@@ -2195,6 +2228,8 @@
         <w:rPr>
           <w:b/>
           <w:bCs/>
+          <w:sz w:val="16"/>
+          <w:szCs w:val="16"/>
         </w:rPr>
         <w:t>. Communications of the ACM, 8(10), 627–633.</w:t>
       </w:r>
@@ -2213,73 +2248,19 @@
         <w:t>Goodenough (1965)</w:t>
       </w:r>
       <w:r>
-        <w:t xml:space="preserve"> provided early empirical evidence for the distributional hypothesis by showing that words with more similar meanings tend to occur in more similar linguistic contexts.</w:t>
-      </w:r>
-      <w:r>
-        <w:t xml:space="preserve"> </w:t>
-      </w:r>
-      <w:r>
-        <w:t xml:space="preserve">This paper provided one of the earliest empirical demonstrations </w:t>
-      </w:r>
-      <w:r>
-        <w:t xml:space="preserve">that </w:t>
-      </w:r>
-      <w:r>
-        <w:rPr>
-          <w:highlight w:val="yellow"/>
-        </w:rPr>
-        <w:t>distributional information is related to meaning</w:t>
-      </w:r>
-      <w:r>
-        <w:t xml:space="preserve">, helping to validate the assumption underlying later distributional semantic models such as </w:t>
-      </w:r>
-      <w:proofErr w:type="spellStart"/>
-      <w:r>
-        <w:rPr>
-          <w:highlight w:val="yellow"/>
-        </w:rPr>
-        <w:t>LSA</w:t>
-      </w:r>
-      <w:proofErr w:type="spellEnd"/>
-      <w:r>
-        <w:rPr>
-          <w:highlight w:val="yellow"/>
-        </w:rPr>
-        <w:t xml:space="preserve">, HAL, </w:t>
-      </w:r>
-      <w:proofErr w:type="spellStart"/>
-      <w:r>
-        <w:rPr>
-          <w:highlight w:val="yellow"/>
-        </w:rPr>
-        <w:t>word2vec</w:t>
-      </w:r>
-      <w:proofErr w:type="spellEnd"/>
-      <w:r>
-        <w:rPr>
-          <w:highlight w:val="yellow"/>
-        </w:rPr>
-        <w:t xml:space="preserve">, and </w:t>
-      </w:r>
-      <w:proofErr w:type="spellStart"/>
-      <w:r>
-        <w:rPr>
-          <w:highlight w:val="yellow"/>
-        </w:rPr>
-        <w:t>GloVe</w:t>
-      </w:r>
-      <w:proofErr w:type="spellEnd"/>
-      <w:r>
-        <w:t>.</w:t>
-      </w:r>
-      <w:r>
-        <w:t xml:space="preserve"> </w:t>
-      </w:r>
-      <w:r>
-        <w:rPr>
-          <w:highlight w:val="red"/>
-        </w:rPr>
-        <w:t>(NEED ADJUSTMENTS)</w:t>
+        <w:t xml:space="preserve"> demonstrated that </w:t>
+      </w:r>
+      <w:r>
+        <w:rPr>
+          <w:highlight w:val="yellow"/>
+        </w:rPr>
+        <w:t>human judgments of semantic similarity are systematic and measurable</w:t>
+      </w:r>
+      <w:r>
+        <w:t>, providing an important benchmark against which later distributional semantic models could be evaluated</w:t>
+      </w:r>
+      <w:r>
+        <w:t xml:space="preserve">. </w:t>
       </w:r>
     </w:p>
     <w:p>
@@ -2290,11 +2271,17 @@
           <w:numId w:val="38"/>
         </w:numPr>
         <w:spacing w:after="0"/>
-      </w:pPr>
-      <w:r>
-        <w:rPr>
-          <w:b/>
-          <w:bCs/>
+        <w:rPr>
+          <w:sz w:val="16"/>
+          <w:szCs w:val="16"/>
+        </w:rPr>
+      </w:pPr>
+      <w:r>
+        <w:rPr>
+          <w:b/>
+          <w:bCs/>
+          <w:sz w:val="16"/>
+          <w:szCs w:val="16"/>
           <w:highlight w:val="yellow"/>
         </w:rPr>
         <w:t>Miller, G. A.,</w:t>
@@ -2303,6 +2290,8 @@
         <w:rPr>
           <w:b/>
           <w:bCs/>
+          <w:sz w:val="16"/>
+          <w:szCs w:val="16"/>
         </w:rPr>
         <w:t xml:space="preserve"> &amp; Charles, W. G. (1991). </w:t>
       </w:r>
@@ -2312,6 +2301,8 @@
           <w:bCs/>
           <w:i/>
           <w:iCs/>
+          <w:sz w:val="16"/>
+          <w:szCs w:val="16"/>
         </w:rPr>
         <w:t>Contextual Correlates of Semantic Similarity</w:t>
       </w:r>
@@ -2319,6 +2310,8 @@
         <w:rPr>
           <w:b/>
           <w:bCs/>
+          <w:sz w:val="16"/>
+          <w:szCs w:val="16"/>
         </w:rPr>
         <w:t>. Language and Cognitive Processes, 6(1), 1–28.</w:t>
       </w:r>
@@ -2334,114 +2327,175 @@
         <w:t>Miller and Charles (1991)</w:t>
       </w:r>
       <w:r>
-        <w:t xml:space="preserve"> investigated the relationship between semantic similarity and linguistic context, demonstrating a </w:t>
-      </w:r>
-      <w:r>
-        <w:rPr>
-          <w:highlight w:val="yellow"/>
-        </w:rPr>
-        <w:t>strong correspondence between human judgments of word meaning and the similarity of the contexts in which words occur</w:t>
-      </w:r>
-      <w:r>
-        <w:t>. Their findings provided further empirical support for the distributional hypothesis by showing that semantically similar words tend to occur in similar linguistic contexts.</w:t>
-      </w:r>
-      <w:r>
+        <w:t xml:space="preserve"> replicated and extended the work of Rubenstein and Goodenough (1965), demonstrating that human judgments of semantic similarity are highly reliable and providing a widely adopted benchmark for evaluating computational models of semantic representation.</w:t>
+      </w:r>
+    </w:p>
+    <w:p>
+      <w:pPr>
+        <w:spacing w:after="0"/>
+      </w:pPr>
+    </w:p>
+    <w:p>
+      <w:pPr>
+        <w:spacing w:after="0"/>
+      </w:pPr>
+      <w:r>
+        <w:t xml:space="preserve">Together, </w:t>
+      </w:r>
+      <w:r>
+        <w:rPr>
+          <w:highlight w:val="yellow"/>
+        </w:rPr>
+        <w:t>these studies provided early empirical support</w:t>
+      </w:r>
+      <w:r>
+        <w:t xml:space="preserve"> for the relationship between contextual information and semantic similarity, helping to validate the assumptions underlying later </w:t>
+      </w:r>
+      <w:r>
+        <w:rPr>
+          <w:highlight w:val="yellow"/>
+        </w:rPr>
+        <w:t>computational models of distributional semantics,</w:t>
+      </w:r>
+      <w:r>
+        <w:t xml:space="preserve"> including </w:t>
+      </w:r>
+      <w:r>
+        <w:rPr>
+          <w:highlight w:val="yellow"/>
+        </w:rPr>
+        <w:t xml:space="preserve">HAL, </w:t>
+      </w:r>
+      <w:proofErr w:type="spellStart"/>
+      <w:r>
+        <w:rPr>
+          <w:highlight w:val="yellow"/>
+        </w:rPr>
+        <w:t>LSA</w:t>
+      </w:r>
+      <w:proofErr w:type="spellEnd"/>
+      <w:r>
+        <w:rPr>
+          <w:highlight w:val="yellow"/>
+        </w:rPr>
+        <w:t xml:space="preserve">, </w:t>
+      </w:r>
+      <w:proofErr w:type="spellStart"/>
+      <w:r>
+        <w:rPr>
+          <w:highlight w:val="yellow"/>
+        </w:rPr>
+        <w:t>word2vec</w:t>
+      </w:r>
+      <w:proofErr w:type="spellEnd"/>
+      <w:r>
+        <w:rPr>
+          <w:highlight w:val="yellow"/>
+        </w:rPr>
+        <w:t xml:space="preserve">, </w:t>
+      </w:r>
+      <w:r>
+        <w:t xml:space="preserve">and </w:t>
+      </w:r>
+      <w:proofErr w:type="spellStart"/>
+      <w:r>
+        <w:rPr>
+          <w:highlight w:val="yellow"/>
+        </w:rPr>
+        <w:t>GloVe</w:t>
+      </w:r>
+      <w:proofErr w:type="spellEnd"/>
+      <w:r>
+        <w:t>.</w:t>
+      </w:r>
+    </w:p>
+    <w:p>
+      <w:pPr>
+        <w:spacing w:after="0"/>
+      </w:pPr>
+    </w:p>
+    <w:p>
+      <w:pPr>
+        <w:spacing w:after="0"/>
+        <w:rPr>
+          <w:b/>
+          <w:bCs/>
+        </w:rPr>
+      </w:pPr>
+      <w:r>
+        <w:rPr>
+          <w:b/>
+          <w:bCs/>
+        </w:rPr>
+        <w:t>Transition</w:t>
+      </w:r>
+    </w:p>
+    <w:p>
+      <w:pPr>
+        <w:spacing w:after="0"/>
+      </w:pPr>
+      <w:r>
+        <w:t xml:space="preserve">Having established that semantic similarity is reflected in patterns of language use, </w:t>
+      </w:r>
+      <w:r>
+        <w:rPr>
+          <w:highlight w:val="yellow"/>
+        </w:rPr>
+        <w:t>researchers next sought to determine whether these semantic relationships could emerge automatically from linguistic input.</w:t>
+      </w:r>
+      <w:r>
+        <w:t xml:space="preserve"> This </w:t>
+      </w:r>
+      <w:r>
+        <w:rPr>
+          <w:highlight w:val="yellow"/>
+        </w:rPr>
+        <w:t>led to the development of computational models</w:t>
+      </w:r>
+      <w:r>
+        <w:t xml:space="preserve"> capable of constructing semantic representations from patterns of word co-occurrence.</w:t>
+      </w:r>
+    </w:p>
+    <w:p>
+      <w:pPr>
+        <w:spacing w:after="0"/>
+      </w:pPr>
+    </w:p>
+    <w:p>
+      <w:pPr>
+        <w:spacing w:after="0"/>
+        <w:rPr>
+          <w:b/>
+          <w:bCs/>
+        </w:rPr>
+      </w:pPr>
+      <w:r>
+        <w:rPr>
+          <w:b/>
+          <w:bCs/>
+        </w:rPr>
+        <w:t>Computational evidence</w:t>
+      </w:r>
+      <w:r>
+        <w:rPr>
+          <w:b/>
+          <w:bCs/>
+        </w:rPr>
+        <w:t xml:space="preserve"> of </w:t>
+      </w:r>
+      <w:r>
+        <w:rPr>
+          <w:b/>
+          <w:bCs/>
+        </w:rPr>
+        <w:t>Distributional learning</w:t>
+      </w:r>
+      <w:r>
+        <w:rPr>
+          <w:b/>
+          <w:bCs/>
+        </w:rPr>
         <w:t xml:space="preserve"> </w:t>
-      </w:r>
-      <w:r>
-        <w:rPr>
-          <w:highlight w:val="red"/>
-        </w:rPr>
-        <w:t>(NEED ADJUSTMENTS)</w:t>
-      </w:r>
-    </w:p>
-    <w:p>
-      <w:pPr>
-        <w:spacing w:after="0"/>
-      </w:pPr>
-    </w:p>
-    <w:p>
-      <w:pPr>
-        <w:spacing w:after="0"/>
-        <w:rPr>
-          <w:b/>
-          <w:bCs/>
-        </w:rPr>
-      </w:pPr>
-      <w:r>
-        <w:rPr>
-          <w:b/>
-          <w:bCs/>
-        </w:rPr>
-        <w:t>Transition</w:t>
-      </w:r>
-    </w:p>
-    <w:p>
-      <w:pPr>
-        <w:numPr>
-          <w:ilvl w:val="0"/>
-          <w:numId w:val="17"/>
-        </w:numPr>
-        <w:spacing w:after="0"/>
-        <w:rPr>
-          <w:highlight w:val="red"/>
-        </w:rPr>
-      </w:pPr>
-      <w:r>
-        <w:rPr>
-          <w:highlight w:val="red"/>
-        </w:rPr>
-        <w:t>Need transition sentence.</w:t>
-      </w:r>
-    </w:p>
-    <w:p>
-      <w:pPr>
-        <w:spacing w:after="0"/>
-      </w:pPr>
-    </w:p>
-    <w:p>
-      <w:pPr>
-        <w:spacing w:after="0"/>
-        <w:rPr>
-          <w:b/>
-          <w:bCs/>
-        </w:rPr>
-      </w:pPr>
-      <w:r>
-        <w:rPr>
-          <w:b/>
-          <w:bCs/>
-        </w:rPr>
-        <w:t>Computational evidence</w:t>
-      </w:r>
-      <w:r>
-        <w:rPr>
-          <w:b/>
-          <w:bCs/>
-        </w:rPr>
-        <w:t xml:space="preserve"> of </w:t>
-      </w:r>
-      <w:r>
-        <w:rPr>
-          <w:b/>
-          <w:bCs/>
-        </w:rPr>
-        <w:t>Distributional learning</w:t>
-      </w:r>
-      <w:r>
-        <w:rPr>
-          <w:b/>
-          <w:bCs/>
-        </w:rPr>
-        <w:t xml:space="preserve"> </w:t>
-      </w:r>
-    </w:p>
-    <w:p>
-      <w:pPr>
-        <w:spacing w:after="0"/>
-      </w:pPr>
-      <w:r>
-        <w:t>Support for this idea also comes from computational models of semantic representation.</w:t>
       </w:r>
     </w:p>
     <w:p>
@@ -2452,11 +2506,17 @@
           <w:numId w:val="39"/>
         </w:numPr>
         <w:spacing w:after="0"/>
-      </w:pPr>
-      <w:r>
-        <w:rPr>
-          <w:b/>
-          <w:bCs/>
+        <w:rPr>
+          <w:sz w:val="16"/>
+          <w:szCs w:val="16"/>
+        </w:rPr>
+      </w:pPr>
+      <w:r>
+        <w:rPr>
+          <w:b/>
+          <w:bCs/>
+          <w:sz w:val="16"/>
+          <w:szCs w:val="16"/>
           <w:highlight w:val="yellow"/>
         </w:rPr>
         <w:t>Lund, K., &amp; Burgess</w:t>
@@ -2465,6 +2525,8 @@
         <w:rPr>
           <w:b/>
           <w:bCs/>
+          <w:sz w:val="16"/>
+          <w:szCs w:val="16"/>
         </w:rPr>
         <w:t>, C</w:t>
       </w:r>
@@ -2472,6 +2534,8 @@
         <w:rPr>
           <w:b/>
           <w:bCs/>
+          <w:sz w:val="16"/>
+          <w:szCs w:val="16"/>
           <w:highlight w:val="yellow"/>
         </w:rPr>
         <w:t>. (1996).</w:t>
@@ -2480,6 +2544,8 @@
         <w:rPr>
           <w:b/>
           <w:bCs/>
+          <w:sz w:val="16"/>
+          <w:szCs w:val="16"/>
         </w:rPr>
         <w:t xml:space="preserve"> </w:t>
       </w:r>
@@ -2489,6 +2555,8 @@
           <w:bCs/>
           <w:i/>
           <w:iCs/>
+          <w:sz w:val="16"/>
+          <w:szCs w:val="16"/>
         </w:rPr>
         <w:t>Producing High-Dimensional Semantic Spaces from Lexical Co-occurrence</w:t>
       </w:r>
@@ -2496,6 +2564,8 @@
         <w:rPr>
           <w:b/>
           <w:bCs/>
+          <w:sz w:val="16"/>
+          <w:szCs w:val="16"/>
         </w:rPr>
         <w:t xml:space="preserve">. </w:t>
       </w:r>
@@ -2504,6 +2574,8 @@
         <w:rPr>
           <w:b/>
           <w:bCs/>
+          <w:sz w:val="16"/>
+          <w:szCs w:val="16"/>
         </w:rPr>
         <w:t>Behavior</w:t>
       </w:r>
@@ -2512,6 +2584,8 @@
         <w:rPr>
           <w:b/>
           <w:bCs/>
+          <w:sz w:val="16"/>
+          <w:szCs w:val="16"/>
         </w:rPr>
         <w:t xml:space="preserve"> Research Methods, Instruments, &amp; Computers, 28(2), 203–208.</w:t>
       </w:r>
@@ -2527,7 +2601,16 @@
         <w:t>Lund and Burgess (1996)</w:t>
       </w:r>
       <w:r>
-        <w:t xml:space="preserve"> introduced the Hyperspace Analogue to Language (HAL) model, which represents words as vectors based on how often they co-occur with other words within a moving window of text. </w:t>
+        <w:t xml:space="preserve"> introduced the Hyperspace Analogue to Language </w:t>
+      </w:r>
+      <w:r>
+        <w:rPr>
+          <w:highlight w:val="yellow"/>
+        </w:rPr>
+        <w:t>(HAL)</w:t>
+      </w:r>
+      <w:r>
+        <w:t xml:space="preserve"> model, which represents words as vectors based on how often they co-occur with other words within a moving window of text. </w:t>
       </w:r>
       <w:r>
         <w:rPr>
@@ -2538,11 +2621,6 @@
       <w:r>
         <w:t>, allowing semantic relationships to emerge automatically from patterns of lexical co-occurrence.</w:t>
       </w:r>
-    </w:p>
-    <w:p>
-      <w:pPr>
-        <w:spacing w:after="0"/>
-      </w:pPr>
     </w:p>
     <w:p>
       <w:pPr>
@@ -2555,12 +2633,16 @@
         <w:rPr>
           <w:b/>
           <w:bCs/>
-        </w:rPr>
-      </w:pPr>
-      <w:r>
-        <w:rPr>
-          <w:b/>
-          <w:bCs/>
+          <w:sz w:val="16"/>
+          <w:szCs w:val="16"/>
+        </w:rPr>
+      </w:pPr>
+      <w:r>
+        <w:rPr>
+          <w:b/>
+          <w:bCs/>
+          <w:sz w:val="16"/>
+          <w:szCs w:val="16"/>
           <w:highlight w:val="yellow"/>
         </w:rPr>
         <w:t>Landauer, T. K., &amp; Dumais</w:t>
@@ -2569,6 +2651,8 @@
         <w:rPr>
           <w:b/>
           <w:bCs/>
+          <w:sz w:val="16"/>
+          <w:szCs w:val="16"/>
         </w:rPr>
         <w:t xml:space="preserve">, S. T. </w:t>
       </w:r>
@@ -2576,6 +2660,8 @@
         <w:rPr>
           <w:b/>
           <w:bCs/>
+          <w:sz w:val="16"/>
+          <w:szCs w:val="16"/>
           <w:highlight w:val="yellow"/>
         </w:rPr>
         <w:t>(1997).</w:t>
@@ -2584,6 +2670,8 @@
         <w:rPr>
           <w:b/>
           <w:bCs/>
+          <w:sz w:val="16"/>
+          <w:szCs w:val="16"/>
         </w:rPr>
         <w:t xml:space="preserve"> </w:t>
       </w:r>
@@ -2593,6 +2681,8 @@
           <w:bCs/>
           <w:i/>
           <w:iCs/>
+          <w:sz w:val="16"/>
+          <w:szCs w:val="16"/>
         </w:rPr>
         <w:t>A Solution to Plato’s Problem: The Latent Semantic Analysis Theory of Acquisition, Induction, and Representation of Knowledge</w:t>
       </w:r>
@@ -2600,6 +2690,8 @@
         <w:rPr>
           <w:b/>
           <w:bCs/>
+          <w:sz w:val="16"/>
+          <w:szCs w:val="16"/>
         </w:rPr>
         <w:t>. Psychological Review, 104(2), 211–240.</w:t>
       </w:r>
@@ -2653,34 +2745,46 @@
           <w:numId w:val="39"/>
         </w:numPr>
         <w:spacing w:after="0"/>
-      </w:pPr>
-      <w:r>
-        <w:rPr>
-          <w:b/>
-          <w:bCs/>
-          <w:highlight w:val="yellow"/>
-        </w:rPr>
-        <w:t>Jones, M. N.,</w:t>
-      </w:r>
-      <w:r>
-        <w:rPr>
-          <w:b/>
-          <w:bCs/>
-        </w:rPr>
-        <w:t xml:space="preserve"> &amp; Mewhort, D. J. K. </w:t>
-      </w:r>
-      <w:r>
-        <w:rPr>
-          <w:b/>
-          <w:bCs/>
-          <w:highlight w:val="yellow"/>
-        </w:rPr>
-        <w:t>(2007).</w:t>
-      </w:r>
-      <w:r>
-        <w:rPr>
-          <w:b/>
-          <w:bCs/>
+        <w:rPr>
+          <w:sz w:val="16"/>
+          <w:szCs w:val="16"/>
+        </w:rPr>
+      </w:pPr>
+      <w:r>
+        <w:rPr>
+          <w:b/>
+          <w:bCs/>
+          <w:sz w:val="16"/>
+          <w:szCs w:val="16"/>
+          <w:highlight w:val="yellow"/>
+        </w:rPr>
+        <w:t>Mikolov, T., Chen,</w:t>
+      </w:r>
+      <w:r>
+        <w:rPr>
+          <w:b/>
+          <w:bCs/>
+          <w:sz w:val="16"/>
+          <w:szCs w:val="16"/>
+        </w:rPr>
+        <w:t xml:space="preserve"> K., Corrado, G., &amp; Dean, J. </w:t>
+      </w:r>
+      <w:r>
+        <w:rPr>
+          <w:b/>
+          <w:bCs/>
+          <w:sz w:val="16"/>
+          <w:szCs w:val="16"/>
+          <w:highlight w:val="yellow"/>
+        </w:rPr>
+        <w:t>(2013).</w:t>
+      </w:r>
+      <w:r>
+        <w:rPr>
+          <w:b/>
+          <w:bCs/>
+          <w:sz w:val="16"/>
+          <w:szCs w:val="16"/>
         </w:rPr>
         <w:t xml:space="preserve"> </w:t>
       </w:r>
@@ -2690,47 +2794,60 @@
           <w:bCs/>
           <w:i/>
           <w:iCs/>
-        </w:rPr>
-        <w:t>Representing Word Meaning and Order Information in a Composite Holographic Lexicon</w:t>
-      </w:r>
-      <w:r>
-        <w:rPr>
-          <w:b/>
-          <w:bCs/>
-        </w:rPr>
-        <w:t>. Psychological Review, 114(1), 1–37.</w:t>
-      </w:r>
-    </w:p>
-    <w:p>
-      <w:pPr>
-        <w:spacing w:after="0"/>
-      </w:pPr>
-      <w:r>
-        <w:rPr>
-          <w:highlight w:val="yellow"/>
-        </w:rPr>
-        <w:t>Jones and Mewhort (2007)</w:t>
-      </w:r>
-      <w:r>
-        <w:t xml:space="preserve"> </w:t>
-      </w:r>
-      <w:r>
-        <w:t xml:space="preserve">extended this work through the BEAGLE model, which </w:t>
-      </w:r>
-      <w:r>
-        <w:rPr>
-          <w:highlight w:val="yellow"/>
-        </w:rPr>
-        <w:t>represents word meaning by combining information about the contexts in which words appear</w:t>
-      </w:r>
-      <w:r>
-        <w:t xml:space="preserve"> with information about the order in which words occur, allowing it to capture both semantic similarity and sequential structure, by incorporating both contextual similarity and word-order information into semantic representations.</w:t>
-      </w:r>
-    </w:p>
-    <w:p>
-      <w:pPr>
-        <w:spacing w:after="0"/>
-      </w:pPr>
+          <w:sz w:val="16"/>
+          <w:szCs w:val="16"/>
+        </w:rPr>
+        <w:t>Efficient Estimation of Word Representations in Vector Space</w:t>
+      </w:r>
+      <w:r>
+        <w:rPr>
+          <w:b/>
+          <w:bCs/>
+          <w:sz w:val="16"/>
+          <w:szCs w:val="16"/>
+        </w:rPr>
+        <w:t xml:space="preserve">. </w:t>
+      </w:r>
+      <w:proofErr w:type="spellStart"/>
+      <w:r>
+        <w:rPr>
+          <w:b/>
+          <w:bCs/>
+          <w:sz w:val="16"/>
+          <w:szCs w:val="16"/>
+        </w:rPr>
+        <w:t>arXiv</w:t>
+      </w:r>
+      <w:proofErr w:type="spellEnd"/>
+      <w:r>
+        <w:rPr>
+          <w:b/>
+          <w:bCs/>
+          <w:sz w:val="16"/>
+          <w:szCs w:val="16"/>
+        </w:rPr>
+        <w:t xml:space="preserve"> preprint </w:t>
+      </w:r>
+      <w:proofErr w:type="spellStart"/>
+      <w:r>
+        <w:rPr>
+          <w:b/>
+          <w:bCs/>
+          <w:sz w:val="16"/>
+          <w:szCs w:val="16"/>
+        </w:rPr>
+        <w:t>arXiv:1301.3781</w:t>
+      </w:r>
+      <w:proofErr w:type="spellEnd"/>
+      <w:r>
+        <w:rPr>
+          <w:b/>
+          <w:bCs/>
+          <w:sz w:val="16"/>
+          <w:szCs w:val="16"/>
+        </w:rPr>
+        <w:t>.</w:t>
+      </w:r>
     </w:p>
     <w:p>
       <w:pPr>
@@ -2740,258 +2857,427 @@
           <w:numId w:val="39"/>
         </w:numPr>
         <w:spacing w:after="0"/>
-      </w:pPr>
-      <w:r>
-        <w:rPr>
-          <w:b/>
-          <w:bCs/>
-          <w:highlight w:val="yellow"/>
-        </w:rPr>
-        <w:lastRenderedPageBreak/>
-        <w:t>Mikolov, T., Chen,</w:t>
-      </w:r>
-      <w:r>
-        <w:rPr>
-          <w:b/>
-          <w:bCs/>
-        </w:rPr>
-        <w:t xml:space="preserve"> K., Corrado, G., &amp; Dean, J. </w:t>
-      </w:r>
-      <w:r>
-        <w:rPr>
-          <w:b/>
-          <w:bCs/>
-          <w:highlight w:val="yellow"/>
-        </w:rPr>
-        <w:t>(2013).</w:t>
-      </w:r>
-      <w:r>
-        <w:rPr>
-          <w:b/>
-          <w:bCs/>
+        <w:rPr>
+          <w:sz w:val="16"/>
+          <w:szCs w:val="16"/>
+        </w:rPr>
+      </w:pPr>
+      <w:r>
+        <w:rPr>
+          <w:b/>
+          <w:bCs/>
+          <w:sz w:val="16"/>
+          <w:szCs w:val="16"/>
+          <w:highlight w:val="yellow"/>
+        </w:rPr>
+        <w:t>Pennington, J., Socher</w:t>
+      </w:r>
+      <w:r>
+        <w:rPr>
+          <w:b/>
+          <w:bCs/>
+          <w:sz w:val="16"/>
+          <w:szCs w:val="16"/>
+        </w:rPr>
+        <w:t xml:space="preserve">, R., &amp; Manning, C. D. </w:t>
+      </w:r>
+      <w:r>
+        <w:rPr>
+          <w:b/>
+          <w:bCs/>
+          <w:sz w:val="16"/>
+          <w:szCs w:val="16"/>
+          <w:highlight w:val="yellow"/>
+        </w:rPr>
+        <w:t>(2014).</w:t>
+      </w:r>
+      <w:r>
+        <w:rPr>
+          <w:b/>
+          <w:bCs/>
+          <w:sz w:val="16"/>
+          <w:szCs w:val="16"/>
         </w:rPr>
         <w:t xml:space="preserve"> </w:t>
       </w:r>
+      <w:proofErr w:type="spellStart"/>
       <w:r>
         <w:rPr>
           <w:b/>
           <w:bCs/>
           <w:i/>
           <w:iCs/>
-        </w:rPr>
-        <w:t>Efficient Estimation of Word Representations in Vector Space</w:t>
-      </w:r>
-      <w:r>
-        <w:rPr>
-          <w:b/>
-          <w:bCs/>
-        </w:rPr>
+          <w:sz w:val="16"/>
+          <w:szCs w:val="16"/>
+        </w:rPr>
+        <w:t>GloVe</w:t>
+      </w:r>
+      <w:proofErr w:type="spellEnd"/>
+      <w:r>
+        <w:rPr>
+          <w:b/>
+          <w:bCs/>
+          <w:i/>
+          <w:iCs/>
+          <w:sz w:val="16"/>
+          <w:szCs w:val="16"/>
+        </w:rPr>
+        <w:t>: Global Vectors for Word Representation</w:t>
+      </w:r>
+      <w:r>
+        <w:rPr>
+          <w:b/>
+          <w:bCs/>
+          <w:sz w:val="16"/>
+          <w:szCs w:val="16"/>
+        </w:rPr>
+        <w:t xml:space="preserve">. Proceedings of </w:t>
+      </w:r>
+      <w:proofErr w:type="spellStart"/>
+      <w:r>
+        <w:rPr>
+          <w:b/>
+          <w:bCs/>
+          <w:sz w:val="16"/>
+          <w:szCs w:val="16"/>
+        </w:rPr>
+        <w:t>EMNLP</w:t>
+      </w:r>
+      <w:proofErr w:type="spellEnd"/>
+      <w:r>
+        <w:rPr>
+          <w:b/>
+          <w:bCs/>
+          <w:sz w:val="16"/>
+          <w:szCs w:val="16"/>
+        </w:rPr>
+        <w:t xml:space="preserve"> 2014, 1532–1543.</w:t>
+      </w:r>
+    </w:p>
+    <w:p>
+      <w:pPr>
+        <w:spacing w:after="0"/>
+      </w:pPr>
+      <w:r>
+        <w:t>Lately</w:t>
+      </w:r>
+      <w:r>
+        <w:t xml:space="preserve">, </w:t>
+      </w:r>
+      <w:r>
+        <w:rPr>
+          <w:highlight w:val="yellow"/>
+        </w:rPr>
+        <w:t>Mikolov et al. (2013)</w:t>
+      </w:r>
+      <w:r>
+        <w:t xml:space="preserve"> demonstrated that neural networks can </w:t>
+      </w:r>
+      <w:r>
+        <w:rPr>
+          <w:highlight w:val="yellow"/>
+        </w:rPr>
+        <w:t>learn dense vector representations of words from their surrounding linguistic contexts</w:t>
+      </w:r>
+      <w:r>
+        <w:t xml:space="preserve"> using a method called </w:t>
+      </w:r>
+      <w:proofErr w:type="spellStart"/>
+      <w:r>
+        <w:rPr>
+          <w:highlight w:val="yellow"/>
+        </w:rPr>
+        <w:t>word2vec</w:t>
+      </w:r>
+      <w:proofErr w:type="spellEnd"/>
+      <w:r>
+        <w:t>, which</w:t>
+      </w:r>
+      <w:r>
+        <w:t xml:space="preserve"> learns vector representations of words by predicting nearby words in sentences</w:t>
+      </w:r>
+      <w:r>
+        <w:t xml:space="preserve">, </w:t>
+      </w:r>
+      <w:r>
+        <w:t xml:space="preserve">while </w:t>
+      </w:r>
+      <w:r>
+        <w:rPr>
+          <w:highlight w:val="yellow"/>
+        </w:rPr>
+        <w:t>Pennington et al. (2014)</w:t>
+      </w:r>
+      <w:r>
+        <w:t xml:space="preserve"> showed through a model called </w:t>
+      </w:r>
+      <w:proofErr w:type="spellStart"/>
+      <w:r>
+        <w:rPr>
+          <w:highlight w:val="yellow"/>
+        </w:rPr>
+        <w:t>GloVe</w:t>
+      </w:r>
+      <w:proofErr w:type="spellEnd"/>
+      <w:r>
+        <w:t xml:space="preserve"> that </w:t>
+      </w:r>
+      <w:r>
+        <w:rPr>
+          <w:highlight w:val="yellow"/>
+        </w:rPr>
+        <w:t>patterns of words appearing together</w:t>
+      </w:r>
+      <w:r>
+        <w:t xml:space="preserve"> across language capture </w:t>
+      </w:r>
+      <w:r>
+        <w:rPr>
+          <w:highlight w:val="yellow"/>
+        </w:rPr>
+        <w:t>meaningful relationships between words</w:t>
+      </w:r>
+      <w:r>
         <w:t xml:space="preserve">. </w:t>
       </w:r>
-      <w:proofErr w:type="spellStart"/>
-      <w:r>
-        <w:rPr>
-          <w:b/>
-          <w:bCs/>
-        </w:rPr>
-        <w:t>arXiv</w:t>
-      </w:r>
-      <w:proofErr w:type="spellEnd"/>
-      <w:r>
-        <w:rPr>
-          <w:b/>
-          <w:bCs/>
-        </w:rPr>
-        <w:t xml:space="preserve"> preprint </w:t>
-      </w:r>
-      <w:proofErr w:type="spellStart"/>
-      <w:r>
-        <w:rPr>
-          <w:b/>
-          <w:bCs/>
-        </w:rPr>
-        <w:t>arXiv:1301.3781</w:t>
-      </w:r>
-      <w:proofErr w:type="spellEnd"/>
-      <w:r>
-        <w:rPr>
-          <w:b/>
-          <w:bCs/>
-        </w:rPr>
-        <w:t>.</w:t>
-      </w:r>
-    </w:p>
-    <w:p>
-      <w:pPr>
-        <w:pStyle w:val="ListParagraph"/>
+    </w:p>
+    <w:p>
+      <w:pPr>
         <w:numPr>
           <w:ilvl w:val="0"/>
-          <w:numId w:val="39"/>
+          <w:numId w:val="15"/>
         </w:numPr>
         <w:spacing w:after="0"/>
-      </w:pPr>
-      <w:r>
-        <w:rPr>
-          <w:b/>
-          <w:bCs/>
-          <w:highlight w:val="yellow"/>
-        </w:rPr>
-        <w:t>Pennington, J., Socher</w:t>
-      </w:r>
-      <w:r>
-        <w:rPr>
-          <w:b/>
-          <w:bCs/>
-        </w:rPr>
-        <w:t xml:space="preserve">, R., &amp; Manning, C. D. </w:t>
-      </w:r>
-      <w:r>
-        <w:rPr>
-          <w:b/>
-          <w:bCs/>
-          <w:highlight w:val="yellow"/>
-        </w:rPr>
-        <w:t>(2014).</w:t>
-      </w:r>
-      <w:r>
-        <w:rPr>
-          <w:b/>
-          <w:bCs/>
-        </w:rPr>
-        <w:t xml:space="preserve"> </w:t>
-      </w:r>
-      <w:proofErr w:type="spellStart"/>
+        <w:rPr>
+          <w:sz w:val="16"/>
+          <w:szCs w:val="16"/>
+        </w:rPr>
+      </w:pPr>
+      <w:r>
+        <w:rPr>
+          <w:b/>
+          <w:bCs/>
+          <w:sz w:val="16"/>
+          <w:szCs w:val="16"/>
+        </w:rPr>
+        <w:t xml:space="preserve">Piantadosi, S. T. (2024). </w:t>
+      </w:r>
       <w:r>
         <w:rPr>
           <w:b/>
           <w:bCs/>
           <w:i/>
           <w:iCs/>
-        </w:rPr>
-        <w:t>GloVe</w:t>
+          <w:sz w:val="16"/>
+          <w:szCs w:val="16"/>
+        </w:rPr>
+        <w:t>Modern Language Models Refute Chomsky’s Approach to Language</w:t>
+      </w:r>
+      <w:r>
+        <w:rPr>
+          <w:b/>
+          <w:bCs/>
+          <w:sz w:val="16"/>
+          <w:szCs w:val="16"/>
+        </w:rPr>
+        <w:t xml:space="preserve">. </w:t>
+      </w:r>
+      <w:proofErr w:type="spellStart"/>
+      <w:r>
+        <w:rPr>
+          <w:b/>
+          <w:bCs/>
+          <w:sz w:val="16"/>
+          <w:szCs w:val="16"/>
+        </w:rPr>
+        <w:t>LingBuzz</w:t>
       </w:r>
       <w:proofErr w:type="spellEnd"/>
+      <w:r>
+        <w:rPr>
+          <w:b/>
+          <w:bCs/>
+          <w:sz w:val="16"/>
+          <w:szCs w:val="16"/>
+        </w:rPr>
+        <w:t xml:space="preserve"> preprint.</w:t>
+      </w:r>
+    </w:p>
+    <w:p>
+      <w:pPr>
+        <w:spacing w:after="0"/>
+      </w:pPr>
+      <w:r>
+        <w:lastRenderedPageBreak/>
+        <w:t xml:space="preserve">More recently, </w:t>
+      </w:r>
+      <w:r>
+        <w:rPr>
+          <w:highlight w:val="yellow"/>
+        </w:rPr>
+        <w:t>Piantadosi (2024)</w:t>
+      </w:r>
+      <w:r>
+        <w:t xml:space="preserve"> argued that modern </w:t>
+      </w:r>
+      <w:r>
+        <w:rPr>
+          <w:highlight w:val="yellow"/>
+        </w:rPr>
+        <w:t>large language models similarly construct rich semantic and grammatical representations solely through exposure to linguistic input</w:t>
+      </w:r>
+      <w:r>
+        <w:t>. The ability of these models to develop sophisticated representations without explicit linguistic rules provides further evidence that rich linguistic knowledge can emerge from statistical learning. These developments raise the possibility that human learners may likewise construct increasingly rich representations of words through repeated exposure to language, an idea that lies at the core of contemporary emergentist theories of language acquisition.</w:t>
+      </w:r>
+    </w:p>
+    <w:p>
+      <w:pPr>
+        <w:spacing w:after="0"/>
+        <w:rPr>
+          <w:b/>
+          <w:bCs/>
+        </w:rPr>
+      </w:pPr>
+    </w:p>
+    <w:p>
+      <w:pPr>
+        <w:spacing w:after="0"/>
+        <w:rPr>
+          <w:b/>
+          <w:bCs/>
+        </w:rPr>
+      </w:pPr>
+      <w:r>
+        <w:rPr>
+          <w:b/>
+          <w:bCs/>
+        </w:rPr>
+        <w:t>R</w:t>
+      </w:r>
+      <w:r>
+        <w:rPr>
+          <w:b/>
+          <w:bCs/>
+        </w:rPr>
+        <w:t>ich representation of words</w:t>
+      </w:r>
+    </w:p>
+    <w:p>
+      <w:pPr>
+        <w:spacing w:after="0"/>
+        <w:rPr>
+          <w:b/>
+          <w:bCs/>
+        </w:rPr>
+      </w:pPr>
+      <w:r>
+        <w:rPr>
+          <w:b/>
+          <w:bCs/>
+        </w:rPr>
+        <w:t>Human r</w:t>
+      </w:r>
+      <w:r>
+        <w:rPr>
+          <w:b/>
+          <w:bCs/>
+        </w:rPr>
+        <w:t>ich representation of words</w:t>
+      </w:r>
+    </w:p>
+    <w:p>
+      <w:pPr>
+        <w:numPr>
+          <w:ilvl w:val="0"/>
+          <w:numId w:val="15"/>
+        </w:numPr>
+        <w:spacing w:after="0"/>
+        <w:rPr>
+          <w:sz w:val="16"/>
+          <w:szCs w:val="16"/>
+        </w:rPr>
+      </w:pPr>
+      <w:r>
+        <w:rPr>
+          <w:b/>
+          <w:bCs/>
+          <w:sz w:val="16"/>
+          <w:szCs w:val="16"/>
+          <w:highlight w:val="yellow"/>
+        </w:rPr>
+        <w:t>Bybee, J. (2010).</w:t>
+      </w:r>
+      <w:r>
+        <w:rPr>
+          <w:b/>
+          <w:bCs/>
+          <w:sz w:val="16"/>
+          <w:szCs w:val="16"/>
+        </w:rPr>
+        <w:t xml:space="preserve"> </w:t>
+      </w:r>
       <w:r>
         <w:rPr>
           <w:b/>
           <w:bCs/>
           <w:i/>
           <w:iCs/>
-        </w:rPr>
-        <w:t>: Global Vectors for Word Representation</w:t>
-      </w:r>
-      <w:r>
-        <w:rPr>
-          <w:b/>
-          <w:bCs/>
-        </w:rPr>
-        <w:t xml:space="preserve">. Proceedings of </w:t>
-      </w:r>
-      <w:proofErr w:type="spellStart"/>
-      <w:r>
-        <w:rPr>
-          <w:b/>
-          <w:bCs/>
-        </w:rPr>
-        <w:t>EMNLP</w:t>
-      </w:r>
-      <w:proofErr w:type="spellEnd"/>
-      <w:r>
-        <w:rPr>
-          <w:b/>
-          <w:bCs/>
-        </w:rPr>
-        <w:t xml:space="preserve"> 2014, 1532–1543.</w:t>
-      </w:r>
-    </w:p>
-    <w:p>
-      <w:pPr>
-        <w:spacing w:after="0"/>
-      </w:pPr>
-      <w:r>
-        <w:t xml:space="preserve">More recently, </w:t>
-      </w:r>
-      <w:proofErr w:type="spellStart"/>
-      <w:r>
-        <w:rPr>
-          <w:highlight w:val="yellow"/>
-        </w:rPr>
-        <w:t>Mikolov</w:t>
-      </w:r>
-      <w:proofErr w:type="spellEnd"/>
-      <w:r>
-        <w:rPr>
-          <w:highlight w:val="yellow"/>
-        </w:rPr>
-        <w:t xml:space="preserve"> et al. (2013)</w:t>
-      </w:r>
-      <w:r>
-        <w:t xml:space="preserve"> demonstrated that neural networks can </w:t>
-      </w:r>
-      <w:r>
-        <w:rPr>
-          <w:highlight w:val="yellow"/>
-        </w:rPr>
-        <w:t>learn dense vector representations of words from their surrounding linguistic contexts</w:t>
-      </w:r>
-      <w:r>
-        <w:t xml:space="preserve"> using a method called </w:t>
-      </w:r>
-      <w:proofErr w:type="spellStart"/>
-      <w:r>
-        <w:t>word2vec</w:t>
-      </w:r>
-      <w:proofErr w:type="spellEnd"/>
-      <w:r>
-        <w:t xml:space="preserve">, which learns word meanings by predicting nearby words in sentences, while </w:t>
-      </w:r>
-      <w:r>
-        <w:rPr>
-          <w:highlight w:val="yellow"/>
-        </w:rPr>
-        <w:t>Pennington et al. (2014)</w:t>
-      </w:r>
-      <w:r>
-        <w:t xml:space="preserve"> showed through a model called </w:t>
-      </w:r>
-      <w:proofErr w:type="spellStart"/>
-      <w:r>
-        <w:t>GloVe</w:t>
-      </w:r>
-      <w:proofErr w:type="spellEnd"/>
-      <w:r>
-        <w:t xml:space="preserve"> that </w:t>
-      </w:r>
-      <w:r>
-        <w:rPr>
-          <w:highlight w:val="yellow"/>
-        </w:rPr>
-        <w:t>patterns of words appearing together</w:t>
-      </w:r>
-      <w:r>
-        <w:t xml:space="preserve"> across language capture </w:t>
-      </w:r>
-      <w:r>
-        <w:rPr>
-          <w:highlight w:val="yellow"/>
-        </w:rPr>
-        <w:t>meaningful relationships between words</w:t>
-      </w:r>
-      <w:r>
-        <w:t>. Collectively, these computational models demonstrate that meaningful word meaning representations can emerge solely from statistical regularities present in language.</w:t>
-      </w:r>
-    </w:p>
-    <w:p>
-      <w:pPr>
-        <w:spacing w:after="0"/>
-      </w:pPr>
-    </w:p>
-    <w:p>
-      <w:pPr>
-        <w:spacing w:after="0"/>
-        <w:rPr>
-          <w:highlight w:val="magenta"/>
-        </w:rPr>
+          <w:sz w:val="16"/>
+          <w:szCs w:val="16"/>
+        </w:rPr>
+        <w:t>Language, Usage and Cognition</w:t>
+      </w:r>
+      <w:r>
+        <w:rPr>
+          <w:b/>
+          <w:bCs/>
+          <w:sz w:val="16"/>
+          <w:szCs w:val="16"/>
+        </w:rPr>
+        <w:t>. Cambridge University Press.</w:t>
+      </w:r>
+    </w:p>
+    <w:p>
+      <w:pPr>
+        <w:spacing w:after="0"/>
+      </w:pPr>
+      <w:r>
+        <w:t xml:space="preserve">Likewise, </w:t>
+      </w:r>
+      <w:r>
+        <w:rPr>
+          <w:highlight w:val="yellow"/>
+        </w:rPr>
+        <w:t>Bybee (2010)</w:t>
+      </w:r>
+      <w:r>
+        <w:t xml:space="preserve"> argued that grammatical categories, constructions, and lexical representations gradually develop through repeated language use, with domain-general cognitive processes such as memory, analogy, categorisation, and frequency-based learning shaping linguistic knowledge over time. According to this perspective, children </w:t>
+      </w:r>
+      <w:r>
+        <w:t xml:space="preserve">may </w:t>
+      </w:r>
+      <w:r>
+        <w:t xml:space="preserve">acquire increasingly </w:t>
+      </w:r>
+      <w:r>
+        <w:rPr>
+          <w:highlight w:val="yellow"/>
+        </w:rPr>
+        <w:t xml:space="preserve">rich </w:t>
+      </w:r>
+      <w:r>
+        <w:rPr>
+          <w:highlight w:val="yellow"/>
+        </w:rPr>
+        <w:t>representations of words</w:t>
+      </w:r>
+      <w:r>
+        <w:t xml:space="preserve"> through repeated exposure to language rather than relying on extensive innate linguistic structure.</w:t>
+      </w:r>
+    </w:p>
+    <w:p>
+      <w:pPr>
+        <w:spacing w:after="0"/>
       </w:pPr>
     </w:p>
     <w:p>
@@ -3008,6 +3294,54 @@
           <w:bCs/>
         </w:rPr>
         <w:t>Transition</w:t>
+      </w:r>
+    </w:p>
+    <w:p>
+      <w:pPr>
+        <w:spacing w:after="0"/>
+      </w:pPr>
+      <w:r>
+        <w:t xml:space="preserve">Together, these computational and theoretical accounts suggest that repeated exposure to language enables learners to construct increasingly informative representations of word meaning. If words occurring in similar linguistic contexts develop similar representations, </w:t>
+      </w:r>
+      <w:r>
+        <w:rPr>
+          <w:highlight w:val="yellow"/>
+        </w:rPr>
+        <w:t>children may be able to exploit these similarities when learning unfamiliar words</w:t>
+      </w:r>
+      <w:r>
+        <w:t xml:space="preserve">. </w:t>
+      </w:r>
+    </w:p>
+    <w:p>
+      <w:pPr>
+        <w:spacing w:after="0"/>
+      </w:pPr>
+    </w:p>
+    <w:p>
+      <w:pPr>
+        <w:spacing w:after="0"/>
+        <w:rPr>
+          <w:b/>
+          <w:bCs/>
+        </w:rPr>
+      </w:pPr>
+      <w:r>
+        <w:rPr>
+          <w:b/>
+          <w:bCs/>
+        </w:rPr>
+        <w:t>2.4</w:t>
+      </w:r>
+      <w:r>
+        <w:t xml:space="preserve"> </w:t>
+      </w:r>
+      <w:r>
+        <w:rPr>
+          <w:b/>
+          <w:bCs/>
+        </w:rPr>
+        <w:t>Context leverage</w:t>
       </w:r>
     </w:p>
     <w:p>
@@ -3018,274 +3352,65 @@
         </w:numPr>
         <w:spacing w:after="0"/>
         <w:rPr>
-          <w:highlight w:val="red"/>
-        </w:rPr>
-      </w:pPr>
-      <w:r>
-        <w:rPr>
-          <w:highlight w:val="red"/>
-        </w:rPr>
-        <w:t>Need transition sentence</w:t>
-      </w:r>
-      <w:r>
-        <w:rPr>
-          <w:highlight w:val="red"/>
-        </w:rPr>
-        <w:t>.</w:t>
-      </w:r>
-      <w:r>
-        <w:rPr>
-          <w:highlight w:val="red"/>
-        </w:rPr>
-        <w:t xml:space="preserve"> From </w:t>
-      </w:r>
-    </w:p>
-    <w:p>
-      <w:pPr>
-        <w:numPr>
-          <w:ilvl w:val="1"/>
-          <w:numId w:val="17"/>
-        </w:numPr>
-        <w:spacing w:after="0"/>
-        <w:rPr>
-          <w:b/>
-          <w:bCs/>
-          <w:highlight w:val="red"/>
-        </w:rPr>
-      </w:pPr>
-      <w:r>
-        <w:rPr>
-          <w:b/>
-          <w:bCs/>
-          <w:noProof/>
-        </w:rPr>
-        <mc:AlternateContent>
-          <mc:Choice Requires="wps">
-            <w:drawing>
-              <wp:anchor distT="0" distB="0" distL="114300" distR="114300" simplePos="0" relativeHeight="251659264" behindDoc="0" locked="0" layoutInCell="1" allowOverlap="1" wp14:anchorId="06DAAF98" wp14:editId="7A955209">
-                <wp:simplePos x="0" y="0"/>
-                <wp:positionH relativeFrom="column">
-                  <wp:posOffset>1244278</wp:posOffset>
-                </wp:positionH>
-                <wp:positionV relativeFrom="paragraph">
-                  <wp:posOffset>157464</wp:posOffset>
-                </wp:positionV>
-                <wp:extent cx="104173" cy="503499"/>
-                <wp:effectExtent l="57150" t="0" r="29210" b="49530"/>
-                <wp:wrapNone/>
-                <wp:docPr id="595716115" name="Straight Arrow Connector 1"/>
-                <wp:cNvGraphicFramePr/>
-                <a:graphic xmlns:a="http://schemas.openxmlformats.org/drawingml/2006/main">
-                  <a:graphicData uri="http://schemas.microsoft.com/office/word/2010/wordprocessingShape">
-                    <wps:wsp>
-                      <wps:cNvCnPr/>
-                      <wps:spPr>
-                        <a:xfrm flipH="1">
-                          <a:off x="0" y="0"/>
-                          <a:ext cx="104173" cy="503499"/>
-                        </a:xfrm>
-                        <a:prstGeom prst="straightConnector1">
-                          <a:avLst/>
-                        </a:prstGeom>
-                        <a:ln>
-                          <a:tailEnd type="triangle"/>
-                        </a:ln>
-                      </wps:spPr>
-                      <wps:style>
-                        <a:lnRef idx="2">
-                          <a:schemeClr val="dk1"/>
-                        </a:lnRef>
-                        <a:fillRef idx="0">
-                          <a:schemeClr val="dk1"/>
-                        </a:fillRef>
-                        <a:effectRef idx="1">
-                          <a:schemeClr val="dk1"/>
-                        </a:effectRef>
-                        <a:fontRef idx="minor">
-                          <a:schemeClr val="tx1"/>
-                        </a:fontRef>
-                      </wps:style>
-                      <wps:bodyPr/>
-                    </wps:wsp>
-                  </a:graphicData>
-                </a:graphic>
-              </wp:anchor>
-            </w:drawing>
-          </mc:Choice>
-          <mc:Fallback>
-            <w:pict>
-              <v:shapetype w14:anchorId="03E5F22E" id="_x0000_t32" coordsize="21600,21600" o:spt="32" o:oned="t" path="m,l21600,21600e" filled="f">
-                <v:path arrowok="t" fillok="f" o:connecttype="none"/>
-                <o:lock v:ext="edit" shapetype="t"/>
-              </v:shapetype>
-              <v:shape id="Straight Arrow Connector 1" o:spid="_x0000_s1026" type="#_x0000_t32" style="position:absolute;margin-left:97.95pt;margin-top:12.4pt;width:8.2pt;height:39.65pt;flip:x;z-index:251659264;visibility:visible;mso-wrap-style:square;mso-wrap-distance-left:9pt;mso-wrap-distance-top:0;mso-wrap-distance-right:9pt;mso-wrap-distance-bottom:0;mso-position-horizontal:absolute;mso-position-horizontal-relative:text;mso-position-vertical:absolute;mso-position-vertical-relative:text" o:gfxdata="UEsDBBQABgAIAAAAIQC2gziS/gAAAOEBAAATAAAAW0NvbnRlbnRfVHlwZXNdLnhtbJSRQU7DMBBF&#10;90jcwfIWJU67QAgl6YK0S0CoHGBkTxKLZGx5TGhvj5O2G0SRWNoz/78nu9wcxkFMGNg6quQqL6RA&#10;0s5Y6ir5vt9lD1JwBDIwOMJKHpHlpr69KfdHjyxSmriSfYz+USnWPY7AufNIadK6MEJMx9ApD/oD&#10;OlTrorhX2lFEilmcO2RdNtjC5xDF9pCuTyYBB5bi6bQ4syoJ3g9WQ0ymaiLzg5KdCXlKLjvcW893&#10;SUOqXwnz5DrgnHtJTxOsQfEKIT7DmDSUCaxw7Rqn8787ZsmRM9e2VmPeBN4uqYvTtW7jvijg9N/y&#10;JsXecLq0q+WD6m8AAAD//wMAUEsDBBQABgAIAAAAIQA4/SH/1gAAAJQBAAALAAAAX3JlbHMvLnJl&#10;bHOkkMFqwzAMhu+DvYPRfXGawxijTi+j0GvpHsDYimMaW0Yy2fr2M4PBMnrbUb/Q94l/f/hMi1qR&#10;JVI2sOt6UJgd+ZiDgffL8ekFlFSbvV0oo4EbChzGx4f9GRdb25HMsYhqlCwG5lrLq9biZkxWOiqY&#10;22YiTra2kYMu1l1tQD30/bPm3wwYN0x18gb45AdQl1tp5j/sFB2T0FQ7R0nTNEV3j6o9feQzro1i&#10;OWA14Fm+Q8a1a8+Bvu/d/dMb2JY5uiPbhG/ktn4cqGU/er3pcvwCAAD//wMAUEsDBBQABgAIAAAA&#10;IQD4DlthxgEAAM0DAAAOAAAAZHJzL2Uyb0RvYy54bWysU8tu3DAMvBfoPwi6d21v0keM9eaw6eNQ&#10;tEGafIAiU7ZQWRIkdm3/fSl51yn6OhS9ELLEGc6Q9O56Ggw7Qoja2YZXm5IzsNK12nYNf7h/9+IN&#10;ZxGFbYVxFho+Q+TX++fPdqOvYet6Z1oIjEhsrEff8B7R10URZQ+DiBvnwdKjcmEQSJ+hK9ogRmIf&#10;TLEty1fF6ELrg5MQI93eLI98n/mVAomflYqAzDSctGGOIcfHFIv9TtRdEL7X8iRD/IOKQWhLRVeq&#10;G4GCfQv6F6pBy+CiU7iRbiicUlpC9kBuqvInN1964SF7oeZEv7Yp/j9a+el4sLeB2jD6WEd/G5KL&#10;SYWBKaP9B5pp9kVK2ZTbNq9tgwmZpMuqvKxeX3Am6elleXF5dZXaWiw0ic6HiO/BDSwdGh4xCN31&#10;eHDW0oBcWEqI48eIC/AMSGBjU0ShzVvbMpw9bREGLWxn4FQnpRRP+vMJZwML/A4U0y3p3GYnebXg&#10;YAI7ClqK9mu1slBmgihtzAoq/w465SYY5HVbgYupP1Zbs3NFZ3EFDtq68LuqOJ2lqiX/7Hrxmmw/&#10;unbO08ztoJ3Jczjtd1rKH78z/Okv3H8HAAD//wMAUEsDBBQABgAIAAAAIQD4iKzY3wAAAAoBAAAP&#10;AAAAZHJzL2Rvd25yZXYueG1sTI/NTsMwEITvSLyDtUhcqtZJKFUT4lQI8XOpELRwd+IlCdjrKHbb&#10;8PYsJziOZjTzTbmZnBVHHEPvSUG6SEAgNd701Cp42z/M1yBC1GS09YQKvjHApjo/K3Vh/Ile8biL&#10;reASCoVW0MU4FFKGpkOnw8IPSOx9+NHpyHJspRn1icudlVmSrKTTPfFCpwe867D52h2cgnw1c8Pz&#10;y+NTO80+t8HuU3lfvyt1eTHd3oCIOMW/MPziMzpUzFT7A5kgLOv8OueogmzJFziQpdkViJqdZJmC&#10;rEr5/0L1AwAA//8DAFBLAQItABQABgAIAAAAIQC2gziS/gAAAOEBAAATAAAAAAAAAAAAAAAAAAAA&#10;AABbQ29udGVudF9UeXBlc10ueG1sUEsBAi0AFAAGAAgAAAAhADj9If/WAAAAlAEAAAsAAAAAAAAA&#10;AAAAAAAALwEAAF9yZWxzLy5yZWxzUEsBAi0AFAAGAAgAAAAhAPgOW2HGAQAAzQMAAA4AAAAAAAAA&#10;AAAAAAAALgIAAGRycy9lMm9Eb2MueG1sUEsBAi0AFAAGAAgAAAAhAPiIrNjfAAAACgEAAA8AAAAA&#10;AAAAAAAAAAAAIAQAAGRycy9kb3ducmV2LnhtbFBLBQYAAAAABAAEAPMAAAAsBQAAAAA=&#10;" strokecolor="black [3200]" strokeweight="1pt">
-                <v:stroke endarrow="block" joinstyle="miter"/>
-              </v:shape>
-            </w:pict>
-          </mc:Fallback>
-        </mc:AlternateContent>
-      </w:r>
-      <w:r>
-        <w:rPr>
-          <w:b/>
-          <w:bCs/>
-          <w:highlight w:val="red"/>
-        </w:rPr>
-        <w:t xml:space="preserve">Computational evidence of Distributional learning  to </w:t>
-      </w:r>
-    </w:p>
-    <w:p>
-      <w:pPr>
-        <w:spacing w:after="0"/>
-        <w:ind w:left="1440"/>
-        <w:rPr>
-          <w:b/>
-          <w:bCs/>
-          <w:highlight w:val="red"/>
-        </w:rPr>
-      </w:pPr>
-    </w:p>
-    <w:p>
-      <w:pPr>
-        <w:spacing w:after="0"/>
-        <w:ind w:left="1440"/>
-        <w:rPr>
-          <w:b/>
-          <w:bCs/>
-          <w:highlight w:val="red"/>
-        </w:rPr>
-      </w:pPr>
-    </w:p>
-    <w:p>
-      <w:pPr>
-        <w:numPr>
-          <w:ilvl w:val="1"/>
-          <w:numId w:val="17"/>
-        </w:numPr>
-        <w:spacing w:after="0"/>
-        <w:rPr>
-          <w:b/>
-          <w:bCs/>
-          <w:highlight w:val="red"/>
-        </w:rPr>
-      </w:pPr>
-      <w:r>
-        <w:rPr>
-          <w:b/>
-          <w:bCs/>
-          <w:highlight w:val="red"/>
-        </w:rPr>
-        <w:t xml:space="preserve">Many factors of </w:t>
-      </w:r>
-      <w:r>
-        <w:rPr>
-          <w:b/>
-          <w:bCs/>
-          <w:highlight w:val="red"/>
-        </w:rPr>
-        <w:t xml:space="preserve">CONSTRUCTING </w:t>
-      </w:r>
-      <w:r>
-        <w:rPr>
-          <w:b/>
-          <w:bCs/>
-          <w:highlight w:val="red"/>
-        </w:rPr>
-        <w:t>RICH REPRESENTATIONS</w:t>
-      </w:r>
-    </w:p>
-    <w:p>
-      <w:pPr>
-        <w:spacing w:after="0"/>
-        <w:rPr>
-          <w:b/>
-          <w:bCs/>
-        </w:rPr>
-      </w:pPr>
-    </w:p>
-    <w:p>
-      <w:pPr>
-        <w:spacing w:after="0"/>
-      </w:pPr>
-      <w:r>
-        <w:t>The computational models reviewed above demonstrate that meaningful semantic representations can emerge from statistical regularities in language without explicit information about word meanings. Rather than storing words as isolated symbols, these models learn rich representations in which semantically related words occupy similar representational spaces because they occur in similar linguistic contexts.</w:t>
-      </w:r>
-    </w:p>
-    <w:p>
-      <w:pPr>
-        <w:spacing w:after="0"/>
-        <w:rPr>
-          <w:b/>
-          <w:bCs/>
-        </w:rPr>
-      </w:pPr>
-    </w:p>
-    <w:p>
-      <w:pPr>
-        <w:spacing w:after="0"/>
-        <w:rPr>
-          <w:b/>
-          <w:bCs/>
-        </w:rPr>
-      </w:pPr>
-      <w:r>
-        <w:rPr>
-          <w:b/>
-          <w:bCs/>
-        </w:rPr>
-        <w:t>R</w:t>
-      </w:r>
-      <w:r>
-        <w:rPr>
-          <w:b/>
-          <w:bCs/>
-        </w:rPr>
-        <w:t>ich representation of words</w:t>
-      </w:r>
-    </w:p>
-    <w:p>
-      <w:pPr>
-        <w:spacing w:after="0"/>
-        <w:rPr>
-          <w:b/>
-          <w:bCs/>
-        </w:rPr>
-      </w:pPr>
-      <w:r>
-        <w:rPr>
-          <w:b/>
-          <w:bCs/>
-        </w:rPr>
-        <w:t>Human r</w:t>
-      </w:r>
-      <w:r>
-        <w:rPr>
-          <w:b/>
-          <w:bCs/>
-        </w:rPr>
-        <w:t>ich representation of words</w:t>
-      </w:r>
-    </w:p>
-    <w:p>
-      <w:pPr>
-        <w:numPr>
-          <w:ilvl w:val="0"/>
-          <w:numId w:val="15"/>
-        </w:numPr>
-        <w:spacing w:after="0"/>
-      </w:pPr>
-      <w:r>
-        <w:rPr>
-          <w:b/>
-          <w:bCs/>
-          <w:highlight w:val="yellow"/>
-        </w:rPr>
-        <w:t>Bybee, J. (2010).</w:t>
-      </w:r>
-      <w:r>
-        <w:rPr>
-          <w:b/>
-          <w:bCs/>
+          <w:sz w:val="16"/>
+          <w:szCs w:val="16"/>
+        </w:rPr>
+      </w:pPr>
+      <w:r>
+        <w:rPr>
+          <w:b/>
+          <w:bCs/>
+          <w:sz w:val="16"/>
+          <w:szCs w:val="16"/>
+          <w:highlight w:val="yellow"/>
+        </w:rPr>
+        <w:t>Wojcik, E. H.,</w:t>
+      </w:r>
+      <w:r>
+        <w:rPr>
+          <w:b/>
+          <w:bCs/>
+          <w:sz w:val="16"/>
+          <w:szCs w:val="16"/>
+        </w:rPr>
+        <w:t xml:space="preserve"> </w:t>
+      </w:r>
+      <w:proofErr w:type="spellStart"/>
+      <w:r>
+        <w:rPr>
+          <w:b/>
+          <w:bCs/>
+          <w:sz w:val="16"/>
+          <w:szCs w:val="16"/>
+        </w:rPr>
+        <w:t>Zettersten</w:t>
+      </w:r>
+      <w:proofErr w:type="spellEnd"/>
+      <w:r>
+        <w:rPr>
+          <w:b/>
+          <w:bCs/>
+          <w:sz w:val="16"/>
+          <w:szCs w:val="16"/>
+        </w:rPr>
+        <w:t>, M., &amp; Benitez, V. L</w:t>
+      </w:r>
+      <w:r>
+        <w:rPr>
+          <w:b/>
+          <w:bCs/>
+          <w:sz w:val="16"/>
+          <w:szCs w:val="16"/>
+          <w:highlight w:val="yellow"/>
+        </w:rPr>
+        <w:t>. (2022).</w:t>
+      </w:r>
+      <w:r>
+        <w:rPr>
+          <w:b/>
+          <w:bCs/>
+          <w:sz w:val="16"/>
+          <w:szCs w:val="16"/>
         </w:rPr>
         <w:t xml:space="preserve"> </w:t>
       </w:r>
@@ -3295,413 +3420,37 @@
           <w:bCs/>
           <w:i/>
           <w:iCs/>
-        </w:rPr>
-        <w:t>Language, Usage and Cognition</w:t>
-      </w:r>
-      <w:r>
-        <w:rPr>
-          <w:b/>
-          <w:bCs/>
-        </w:rPr>
-        <w:t>. Cambridge University Press.</w:t>
-      </w:r>
-    </w:p>
-    <w:p>
-      <w:pPr>
-        <w:spacing w:after="0"/>
-      </w:pPr>
-      <w:r>
-        <w:t xml:space="preserve">The idea that linguistic representations emerge from experience is also central to contemporary emergentist theories of language acquisition. </w:t>
-      </w:r>
-      <w:r>
-        <w:rPr>
-          <w:highlight w:val="yellow"/>
-        </w:rPr>
-        <w:t>Bybee (2010)</w:t>
-      </w:r>
-      <w:r>
-        <w:t xml:space="preserve"> argued that grammatical categories, constructions, and lexical representations gradually develop through repeated language use, with domain-general cognitive processes such as memory, analogy, categorisation, and frequency-based learning shaping linguistic knowledge over time. According to this perspective, children </w:t>
-      </w:r>
-      <w:r>
-        <w:t xml:space="preserve">may </w:t>
-      </w:r>
-      <w:r>
-        <w:t xml:space="preserve">acquire increasingly </w:t>
-      </w:r>
-      <w:r>
-        <w:rPr>
-          <w:highlight w:val="yellow"/>
-        </w:rPr>
-        <w:t>rich representations</w:t>
-      </w:r>
-      <w:r>
-        <w:t xml:space="preserve"> of words through repeated exposure to language rather than relying on extensive innate linguistic structure.</w:t>
-      </w:r>
-    </w:p>
-    <w:p>
-      <w:pPr>
-        <w:spacing w:after="0"/>
-      </w:pPr>
-    </w:p>
-    <w:p>
-      <w:pPr>
-        <w:spacing w:after="0"/>
-        <w:rPr>
-          <w:b/>
-          <w:bCs/>
-        </w:rPr>
-      </w:pPr>
-      <w:r>
-        <w:rPr>
-          <w:b/>
-          <w:bCs/>
-        </w:rPr>
-        <w:t>Models rich representation of words</w:t>
-      </w:r>
-    </w:p>
-    <w:p>
-      <w:pPr>
-        <w:numPr>
-          <w:ilvl w:val="0"/>
-          <w:numId w:val="15"/>
-        </w:numPr>
-        <w:spacing w:after="0"/>
-      </w:pPr>
-      <w:r>
-        <w:rPr>
-          <w:b/>
-          <w:bCs/>
-          <w:highlight w:val="yellow"/>
-        </w:rPr>
-        <w:t>Piantadosi, S. T.</w:t>
-      </w:r>
-      <w:r>
-        <w:rPr>
-          <w:b/>
-          <w:bCs/>
-        </w:rPr>
-        <w:t xml:space="preserve"> </w:t>
-      </w:r>
-      <w:r>
-        <w:rPr>
-          <w:b/>
-          <w:bCs/>
-          <w:highlight w:val="yellow"/>
-        </w:rPr>
-        <w:t>(2024).</w:t>
-      </w:r>
-      <w:r>
-        <w:rPr>
-          <w:b/>
-          <w:bCs/>
-        </w:rPr>
-        <w:t xml:space="preserve"> </w:t>
-      </w:r>
-      <w:r>
-        <w:rPr>
-          <w:b/>
-          <w:bCs/>
-          <w:i/>
-          <w:iCs/>
-        </w:rPr>
-        <w:t>Modern Language Models Refute Chomsky’s Approach to Language</w:t>
-      </w:r>
-      <w:r>
-        <w:rPr>
-          <w:b/>
-          <w:bCs/>
-        </w:rPr>
-        <w:t xml:space="preserve">. </w:t>
+          <w:sz w:val="16"/>
+          <w:szCs w:val="16"/>
+        </w:rPr>
+        <w:t>The Map Trap: Why and How Word Learning Research Should Move Beyond Mapping</w:t>
+      </w:r>
+      <w:r>
+        <w:rPr>
+          <w:b/>
+          <w:bCs/>
+          <w:sz w:val="16"/>
+          <w:szCs w:val="16"/>
+        </w:rPr>
+        <w:t xml:space="preserve">. Wiley Interdisciplinary Reviews: Cognitive Science, 13(4), </w:t>
       </w:r>
       <w:proofErr w:type="spellStart"/>
       <w:r>
         <w:rPr>
           <w:b/>
           <w:bCs/>
-        </w:rPr>
-        <w:t>LingBuzz</w:t>
+          <w:sz w:val="16"/>
+          <w:szCs w:val="16"/>
+        </w:rPr>
+        <w:t>e1596</w:t>
       </w:r>
       <w:proofErr w:type="spellEnd"/>
       <w:r>
         <w:rPr>
           <w:b/>
           <w:bCs/>
-        </w:rPr>
-        <w:t xml:space="preserve"> preprint.</w:t>
-      </w:r>
-    </w:p>
-    <w:p>
-      <w:pPr>
-        <w:spacing w:after="0"/>
-      </w:pPr>
-      <w:r>
-        <w:t xml:space="preserve">Recent advances in artificial intelligence provide further support for this account. </w:t>
-      </w:r>
-      <w:r>
-        <w:rPr>
-          <w:highlight w:val="yellow"/>
-        </w:rPr>
-        <w:t>Piantadosi (2024)</w:t>
-      </w:r>
-      <w:r>
-        <w:t xml:space="preserve"> argued that the success of modern large language models demonstrates that sophisticated grammatical and semantic knowledge can emerge through statistical learning from linguistic input alone. Despite receiving no explicit linguistic rules, these </w:t>
-      </w:r>
-      <w:r>
-        <w:rPr>
-          <w:highlight w:val="yellow"/>
-        </w:rPr>
-        <w:t xml:space="preserve">models develop rich semantic </w:t>
-      </w:r>
-      <w:r>
-        <w:rPr>
-          <w:highlight w:val="yellow"/>
-        </w:rPr>
-        <w:lastRenderedPageBreak/>
-        <w:t>representations</w:t>
-      </w:r>
-      <w:r>
-        <w:t xml:space="preserve"> that capture complex relationships between words, challenging strong generativist accounts that attribute language acquisition primarily to innate language-specific mechanisms.</w:t>
-      </w:r>
-    </w:p>
-    <w:p>
-      <w:pPr>
-        <w:spacing w:after="0"/>
-      </w:pPr>
-    </w:p>
-    <w:p>
-      <w:pPr>
-        <w:spacing w:after="0"/>
-      </w:pPr>
-      <w:r>
-        <w:t>They all show:</w:t>
-      </w:r>
-    </w:p>
-    <w:p>
-      <w:pPr>
-        <w:spacing w:after="0"/>
-      </w:pPr>
-      <w:r>
-        <w:t>Rich semantic representations emerge from patterns of language use.</w:t>
-      </w:r>
-    </w:p>
-    <w:p>
-      <w:pPr>
-        <w:spacing w:after="0"/>
-      </w:pPr>
-      <w:r>
-        <w:t>That is exactly the logic underlying context leverage.</w:t>
-      </w:r>
-    </w:p>
-    <w:p>
-      <w:pPr>
-        <w:spacing w:after="0"/>
-      </w:pPr>
-    </w:p>
-    <w:p>
-      <w:pPr>
-        <w:spacing w:after="0"/>
-        <w:rPr>
-          <w:b/>
-          <w:bCs/>
-        </w:rPr>
-      </w:pPr>
-      <w:r>
-        <w:rPr>
-          <w:b/>
-          <w:bCs/>
-        </w:rPr>
-        <w:t>Transition</w:t>
-      </w:r>
-    </w:p>
-    <w:p>
-      <w:pPr>
-        <w:pStyle w:val="ListParagraph"/>
-        <w:numPr>
-          <w:ilvl w:val="0"/>
-          <w:numId w:val="43"/>
-        </w:numPr>
-        <w:spacing w:after="0"/>
-        <w:rPr>
-          <w:highlight w:val="red"/>
-        </w:rPr>
-      </w:pPr>
-      <w:r>
-        <w:rPr>
-          <w:highlight w:val="red"/>
-        </w:rPr>
-        <w:t xml:space="preserve">From rich representation </w:t>
-      </w:r>
-    </w:p>
-    <w:p>
-      <w:pPr>
-        <w:pStyle w:val="ListParagraph"/>
-        <w:numPr>
-          <w:ilvl w:val="0"/>
-          <w:numId w:val="43"/>
-        </w:numPr>
-        <w:spacing w:after="0"/>
-        <w:rPr>
-          <w:highlight w:val="red"/>
-        </w:rPr>
-      </w:pPr>
-      <w:r>
-        <w:rPr>
-          <w:highlight w:val="red"/>
-        </w:rPr>
-        <w:t>To context le</w:t>
-      </w:r>
-      <w:r>
-        <w:rPr>
-          <w:highlight w:val="red"/>
-        </w:rPr>
-        <w:t>verage (rich representation as context leverage)</w:t>
-      </w:r>
-    </w:p>
-    <w:p>
-      <w:pPr>
-        <w:spacing w:after="0"/>
-      </w:pPr>
-      <w:r>
-        <w:t>Together, these theoretical and computational perspectives suggest that rich semantic representations can emerge from patterns of language use alone. If words occurring in similar contexts develop similar representations in computational systems and human learners alike, children may also be able to exploit contextual similarity when learning new words.</w:t>
-      </w:r>
-    </w:p>
-    <w:p>
-      <w:pPr>
-        <w:spacing w:after="0"/>
-      </w:pPr>
-    </w:p>
-    <w:p>
-      <w:pPr>
-        <w:spacing w:after="0"/>
-        <w:rPr>
-          <w:b/>
-          <w:bCs/>
-        </w:rPr>
-      </w:pPr>
-      <w:r>
-        <w:rPr>
-          <w:b/>
-          <w:bCs/>
-        </w:rPr>
-        <w:t>2.4</w:t>
-      </w:r>
-      <w:r>
-        <w:t xml:space="preserve"> </w:t>
-      </w:r>
-      <w:r>
-        <w:rPr>
-          <w:b/>
-          <w:bCs/>
-        </w:rPr>
-        <w:t>Context leverage</w:t>
-      </w:r>
-    </w:p>
-    <w:p>
-      <w:pPr>
-        <w:spacing w:after="0"/>
-      </w:pPr>
-      <w:r>
-        <w:t xml:space="preserve">This is where I think </w:t>
-      </w:r>
-      <w:r>
-        <w:rPr>
-          <w:b/>
-          <w:bCs/>
-        </w:rPr>
-        <w:t>your rich-representation papers</w:t>
-      </w:r>
-      <w:r>
-        <w:t xml:space="preserve"> belong.</w:t>
-      </w:r>
-    </w:p>
-    <w:p>
-      <w:pPr>
-        <w:spacing w:after="0"/>
-      </w:pPr>
-    </w:p>
-    <w:p>
-      <w:pPr>
-        <w:numPr>
-          <w:ilvl w:val="0"/>
-          <w:numId w:val="17"/>
-        </w:numPr>
-        <w:spacing w:after="0"/>
-      </w:pPr>
-      <w:r>
-        <w:rPr>
-          <w:b/>
-          <w:bCs/>
-          <w:highlight w:val="yellow"/>
-        </w:rPr>
-        <w:t>Wojcik, E. H.,</w:t>
-      </w:r>
-      <w:r>
-        <w:rPr>
-          <w:b/>
-          <w:bCs/>
-        </w:rPr>
-        <w:t xml:space="preserve"> </w:t>
-      </w:r>
-      <w:proofErr w:type="spellStart"/>
-      <w:r>
-        <w:rPr>
-          <w:b/>
-          <w:bCs/>
-        </w:rPr>
-        <w:t>Zettersten</w:t>
-      </w:r>
-      <w:proofErr w:type="spellEnd"/>
-      <w:r>
-        <w:rPr>
-          <w:b/>
-          <w:bCs/>
-        </w:rPr>
-        <w:t>, M., &amp; Benitez, V. L</w:t>
-      </w:r>
-      <w:r>
-        <w:rPr>
-          <w:b/>
-          <w:bCs/>
-          <w:highlight w:val="yellow"/>
-        </w:rPr>
-        <w:t>. (2022).</w:t>
-      </w:r>
-      <w:r>
-        <w:rPr>
-          <w:b/>
-          <w:bCs/>
-        </w:rPr>
-        <w:t xml:space="preserve"> </w:t>
-      </w:r>
-      <w:r>
-        <w:rPr>
-          <w:b/>
-          <w:bCs/>
-          <w:i/>
-          <w:iCs/>
-        </w:rPr>
-        <w:t>The Map Trap: Why and How Word Learning Research Should Move Beyond Mapping</w:t>
-      </w:r>
-      <w:r>
-        <w:rPr>
-          <w:b/>
-          <w:bCs/>
-        </w:rPr>
-        <w:t xml:space="preserve">. Wiley Interdisciplinary Reviews: Cognitive Science, 13(4), </w:t>
-      </w:r>
-      <w:proofErr w:type="spellStart"/>
-      <w:r>
-        <w:rPr>
-          <w:b/>
-          <w:bCs/>
-        </w:rPr>
-        <w:t>e1596</w:t>
-      </w:r>
-      <w:proofErr w:type="spellEnd"/>
-      <w:r>
-        <w:rPr>
-          <w:b/>
-          <w:bCs/>
+          <w:sz w:val="16"/>
+          <w:szCs w:val="16"/>
         </w:rPr>
         <w:t>.</w:t>
       </w:r>
@@ -3749,11 +3498,6 @@
     <w:p>
       <w:pPr>
         <w:spacing w:after="0"/>
-      </w:pPr>
-    </w:p>
-    <w:p>
-      <w:pPr>
-        <w:spacing w:after="0"/>
         <w:rPr>
           <w:b/>
           <w:bCs/>
@@ -3771,7 +3515,35 @@
           <w:b/>
           <w:bCs/>
         </w:rPr>
-        <w:t xml:space="preserve"> for context leverage </w:t>
+        <w:t xml:space="preserve"> f</w:t>
+      </w:r>
+      <w:r>
+        <w:rPr>
+          <w:b/>
+          <w:bCs/>
+        </w:rPr>
+        <w:t>or learning from linguistic context</w:t>
+      </w:r>
+      <w:r>
+        <w:rPr>
+          <w:b/>
+          <w:bCs/>
+        </w:rPr>
+        <w:t xml:space="preserve"> (</w:t>
+      </w:r>
+      <w:r>
+        <w:rPr>
+          <w:b/>
+          <w:bCs/>
+        </w:rPr>
+        <w:t>context leverage</w:t>
+      </w:r>
+      <w:r>
+        <w:rPr>
+          <w:b/>
+          <w:bCs/>
+        </w:rPr>
+        <w:t>)</w:t>
       </w:r>
     </w:p>
     <w:p>
@@ -3790,11 +3562,17 @@
           <w:numId w:val="40"/>
         </w:numPr>
         <w:spacing w:after="0"/>
-      </w:pPr>
-      <w:r>
-        <w:rPr>
-          <w:b/>
-          <w:bCs/>
+        <w:rPr>
+          <w:sz w:val="16"/>
+          <w:szCs w:val="16"/>
+        </w:rPr>
+      </w:pPr>
+      <w:r>
+        <w:rPr>
+          <w:b/>
+          <w:bCs/>
+          <w:sz w:val="16"/>
+          <w:szCs w:val="16"/>
           <w:highlight w:val="yellow"/>
         </w:rPr>
         <w:t>Yuan, S., Fisher, C.,</w:t>
@@ -3803,6 +3581,8 @@
         <w:rPr>
           <w:b/>
           <w:bCs/>
+          <w:sz w:val="16"/>
+          <w:szCs w:val="16"/>
         </w:rPr>
         <w:t xml:space="preserve"> </w:t>
       </w:r>
@@ -3811,6 +3591,8 @@
         <w:rPr>
           <w:b/>
           <w:bCs/>
+          <w:sz w:val="16"/>
+          <w:szCs w:val="16"/>
         </w:rPr>
         <w:t>Kandhadai</w:t>
       </w:r>
@@ -3819,6 +3601,8 @@
         <w:rPr>
           <w:b/>
           <w:bCs/>
+          <w:sz w:val="16"/>
+          <w:szCs w:val="16"/>
         </w:rPr>
         <w:t xml:space="preserve">, P., &amp; Fernald, A. (2011). </w:t>
       </w:r>
@@ -3828,6 +3612,8 @@
           <w:bCs/>
           <w:i/>
           <w:iCs/>
+          <w:sz w:val="16"/>
+          <w:szCs w:val="16"/>
         </w:rPr>
         <w:t>You Can Stipe the Pig and Nerk the Fork: Learning to Use Verbs to Predict Nouns</w:t>
       </w:r>
@@ -3835,6 +3621,8 @@
         <w:rPr>
           <w:b/>
           <w:bCs/>
+          <w:sz w:val="16"/>
+          <w:szCs w:val="16"/>
         </w:rPr>
         <w:t>. Proceedings of the 35th Annual Boston University Conference on Language Development, 665–677.</w:t>
       </w:r>
@@ -3870,11 +3658,6 @@
       <w:r>
         <w:t xml:space="preserve">, indicating that linguistic context provides important cues during vocabulary acquisition. </w:t>
       </w:r>
-    </w:p>
-    <w:p>
-      <w:pPr>
-        <w:spacing w:after="0"/>
-      </w:pPr>
     </w:p>
     <w:p>
       <w:pPr>
@@ -3884,11 +3667,17 @@
           <w:numId w:val="40"/>
         </w:numPr>
         <w:spacing w:after="0"/>
-      </w:pPr>
-      <w:r>
-        <w:rPr>
-          <w:b/>
-          <w:bCs/>
+        <w:rPr>
+          <w:sz w:val="16"/>
+          <w:szCs w:val="16"/>
+        </w:rPr>
+      </w:pPr>
+      <w:r>
+        <w:rPr>
+          <w:b/>
+          <w:bCs/>
+          <w:sz w:val="16"/>
+          <w:szCs w:val="16"/>
           <w:highlight w:val="yellow"/>
         </w:rPr>
         <w:t>Sullivan, J., &amp; Barner</w:t>
@@ -3897,6 +3686,8 @@
         <w:rPr>
           <w:b/>
           <w:bCs/>
+          <w:sz w:val="16"/>
+          <w:szCs w:val="16"/>
         </w:rPr>
         <w:t xml:space="preserve">, D. (2016). </w:t>
       </w:r>
@@ -3906,6 +3697,8 @@
           <w:bCs/>
           <w:i/>
           <w:iCs/>
+          <w:sz w:val="16"/>
+          <w:szCs w:val="16"/>
         </w:rPr>
         <w:t>Discourse Bootstrapping: Preschoolers Use Linguistic Discourse to Learn New Words</w:t>
       </w:r>
@@ -3913,6 +3706,8 @@
         <w:rPr>
           <w:b/>
           <w:bCs/>
+          <w:sz w:val="16"/>
+          <w:szCs w:val="16"/>
         </w:rPr>
         <w:t>. Developmental Science, 19(1), 63–75.</w:t>
       </w:r>
@@ -3951,11 +3746,17 @@
           <w:numId w:val="40"/>
         </w:numPr>
         <w:spacing w:after="0"/>
-      </w:pPr>
-      <w:r>
-        <w:rPr>
-          <w:b/>
-          <w:bCs/>
+        <w:rPr>
+          <w:sz w:val="16"/>
+          <w:szCs w:val="16"/>
+        </w:rPr>
+      </w:pPr>
+      <w:r>
+        <w:rPr>
+          <w:b/>
+          <w:bCs/>
+          <w:sz w:val="16"/>
+          <w:szCs w:val="16"/>
           <w:highlight w:val="yellow"/>
         </w:rPr>
         <w:lastRenderedPageBreak/>
@@ -3965,6 +3766,8 @@
         <w:rPr>
           <w:b/>
           <w:bCs/>
+          <w:sz w:val="16"/>
+          <w:szCs w:val="16"/>
         </w:rPr>
         <w:t xml:space="preserve">., Graf, E., &amp; Waxman, S. R. (2018). </w:t>
       </w:r>
@@ -3974,6 +3777,8 @@
           <w:bCs/>
           <w:i/>
           <w:iCs/>
+          <w:sz w:val="16"/>
+          <w:szCs w:val="16"/>
         </w:rPr>
         <w:t xml:space="preserve">When </w:t>
       </w:r>
@@ -3984,6 +3789,8 @@
           <w:bCs/>
           <w:i/>
           <w:iCs/>
+          <w:sz w:val="16"/>
+          <w:szCs w:val="16"/>
         </w:rPr>
         <w:t>Veps</w:t>
       </w:r>
@@ -3994,6 +3801,8 @@
           <w:bCs/>
           <w:i/>
           <w:iCs/>
+          <w:sz w:val="16"/>
+          <w:szCs w:val="16"/>
         </w:rPr>
         <w:t xml:space="preserve"> Cry: Two-Year-Olds Efficiently Learn Novel Words from Linguistic Contexts Alone</w:t>
       </w:r>
@@ -4001,6 +3810,8 @@
         <w:rPr>
           <w:b/>
           <w:bCs/>
+          <w:sz w:val="16"/>
+          <w:szCs w:val="16"/>
         </w:rPr>
         <w:t>. Language Learning and Development, 14(1), 1–12.</w:t>
       </w:r>
@@ -4027,11 +3838,6 @@
       <w:r>
         <w:t xml:space="preserve"> alone, suggesting that contextual information supports vocabulary learning from an early age. </w:t>
       </w:r>
-    </w:p>
-    <w:p>
-      <w:pPr>
-        <w:spacing w:after="0"/>
-      </w:pPr>
     </w:p>
     <w:p>
       <w:pPr>
@@ -4041,11 +3847,17 @@
           <w:numId w:val="40"/>
         </w:numPr>
         <w:spacing w:after="0"/>
-      </w:pPr>
-      <w:r>
-        <w:rPr>
-          <w:b/>
-          <w:bCs/>
+        <w:rPr>
+          <w:sz w:val="16"/>
+          <w:szCs w:val="16"/>
+        </w:rPr>
+      </w:pPr>
+      <w:r>
+        <w:rPr>
+          <w:b/>
+          <w:bCs/>
+          <w:sz w:val="16"/>
+          <w:szCs w:val="16"/>
           <w:highlight w:val="yellow"/>
         </w:rPr>
         <w:t>Syrett, K., LaTourrette,</w:t>
@@ -4054,6 +3866,8 @@
         <w:rPr>
           <w:b/>
           <w:bCs/>
+          <w:sz w:val="16"/>
+          <w:szCs w:val="16"/>
         </w:rPr>
         <w:t xml:space="preserve"> A., Ferguson, B., &amp; Waxman, S. R. (2019). </w:t>
       </w:r>
@@ -4063,191 +3877,143 @@
           <w:bCs/>
           <w:i/>
           <w:iCs/>
-        </w:rPr>
-        <w:t>Crying Helps, but Being Sad Doesn't: Infants Constrain Nominal Reference Online Using Known Verbs, but Not Known Adjectives</w:t>
-      </w:r>
-      <w:r>
-        <w:rPr>
-          <w:b/>
-          <w:bCs/>
-        </w:rPr>
-        <w:t>. Cognition, 193, 104033.</w:t>
-      </w:r>
-    </w:p>
-    <w:p>
-      <w:pPr>
-        <w:spacing w:after="0"/>
-      </w:pPr>
-      <w:r>
-        <w:t xml:space="preserve">Likewise, </w:t>
-      </w:r>
-      <w:r>
-        <w:rPr>
-          <w:highlight w:val="yellow"/>
-        </w:rPr>
-        <w:t>Syrett et al. (2019)</w:t>
-      </w:r>
-      <w:r>
-        <w:t xml:space="preserve"> found that young children use </w:t>
-      </w:r>
-      <w:r>
-        <w:rPr>
-          <w:highlight w:val="yellow"/>
-        </w:rPr>
-        <w:t>familiar verbs to constrain interpretations of unfamiliar words</w:t>
-      </w:r>
-      <w:r>
-        <w:t xml:space="preserve"> during real-time language comprehension.</w:t>
-      </w:r>
-    </w:p>
-    <w:p>
-      <w:pPr>
-        <w:spacing w:after="0"/>
-        <w:rPr>
-          <w:highlight w:val="magenta"/>
-        </w:rPr>
-      </w:pPr>
-    </w:p>
-    <w:p>
-      <w:pPr>
-        <w:spacing w:after="0"/>
-      </w:pPr>
-    </w:p>
-    <w:p>
-      <w:pPr>
-        <w:spacing w:after="0"/>
-        <w:rPr>
-          <w:b/>
-          <w:bCs/>
-        </w:rPr>
-      </w:pPr>
-      <w:r>
-        <w:rPr>
-          <w:b/>
-          <w:bCs/>
-        </w:rPr>
-        <w:t>Transition</w:t>
-      </w:r>
-    </w:p>
-    <w:p>
-      <w:pPr>
-        <w:spacing w:after="0"/>
-      </w:pPr>
-      <w:r>
-        <w:t>Together, these studies demonstrate that children are capable of using contextual information to infer the meanings of unfamiliar words. However, most existing evidence comes from controlled laboratory experiments involving relatively small numbers of novel words. Consequently, it remains unclear whether contextual similarity contributes to vocabulary acquisition in the naturalistic language environments children experience every day.</w:t>
-      </w:r>
-    </w:p>
-    <w:p>
-      <w:pPr>
-        <w:spacing w:after="0"/>
-      </w:pPr>
-    </w:p>
-    <w:p>
-      <w:pPr>
-        <w:spacing w:after="0"/>
-        <w:rPr>
-          <w:b/>
-          <w:bCs/>
-        </w:rPr>
-      </w:pPr>
-      <w:r>
-        <w:rPr>
-          <w:b/>
-          <w:bCs/>
-        </w:rPr>
-        <w:t>N</w:t>
-      </w:r>
-      <w:r>
-        <w:rPr>
-          <w:b/>
-          <w:bCs/>
-        </w:rPr>
-        <w:t>arrative:</w:t>
-      </w:r>
-    </w:p>
-    <w:p>
-      <w:pPr>
-        <w:spacing w:after="0"/>
-        <w:rPr>
-          <w:b/>
-          <w:bCs/>
-        </w:rPr>
-      </w:pPr>
-      <w:r>
-        <w:rPr>
-          <w:b/>
-          <w:bCs/>
-        </w:rPr>
-        <w:t>If words occurring in similar contexts develop similar semantic representations in computational models, then children may also be able to exploit contextual similarity when learning new words.</w:t>
-      </w:r>
-    </w:p>
-    <w:p>
-      <w:pPr>
-        <w:spacing w:after="0"/>
-        <w:rPr>
-          <w:b/>
-          <w:bCs/>
-        </w:rPr>
-      </w:pPr>
-    </w:p>
-    <w:p>
-      <w:pPr>
-        <w:spacing w:after="0"/>
-      </w:pPr>
-    </w:p>
-    <w:p>
-      <w:pPr>
-        <w:spacing w:after="0"/>
-        <w:rPr>
-          <w:b/>
-          <w:bCs/>
-        </w:rPr>
-      </w:pPr>
-      <w:r>
-        <w:rPr>
-          <w:b/>
-          <w:bCs/>
-        </w:rPr>
-        <w:t>Transition to Context Leverage</w:t>
-      </w:r>
-      <w:r>
-        <w:rPr>
-          <w:b/>
-          <w:bCs/>
-        </w:rPr>
-        <w:t xml:space="preserve"> of Layla’s paper </w:t>
-      </w:r>
-    </w:p>
-    <w:p>
-      <w:pPr>
-        <w:spacing w:after="0"/>
-      </w:pPr>
-      <w:r>
-        <w:t>After the human evidence:</w:t>
-      </w:r>
-    </w:p>
-    <w:p>
-      <w:pPr>
-        <w:spacing w:after="0"/>
-      </w:pPr>
-      <w:r>
-        <w:t xml:space="preserve">Together, these studies suggest that children are capable of using contextual information to infer the meanings of unfamiliar words. However, most evidence comes from laboratory-based learning tasks involving a small number of novel words. It remains unclear whether contextual similarity contributes to vocabulary acquisition in naturalistic language environments. To address this question, Unger et al. (2024) introduced the concept of </w:t>
-      </w:r>
-      <w:r>
-        <w:rPr>
+          <w:sz w:val="16"/>
+          <w:szCs w:val="16"/>
+        </w:rPr>
+        <w:t xml:space="preserve">Crying </w:t>
+      </w:r>
+      <w:proofErr w:type="gramStart"/>
+      <w:r>
+        <w:rPr>
+          <w:b/>
+          <w:bCs/>
           <w:i/>
           <w:iCs/>
-        </w:rPr>
-        <w:t>context leverage</w:t>
-      </w:r>
-      <w:r>
-        <w:t>, proposing that children may learn new words by relating them to previously acquired words that occur in similar linguistic contexts.</w:t>
-      </w:r>
-    </w:p>
-    <w:p>
-      <w:pPr>
-        <w:spacing w:after="0"/>
-      </w:pPr>
+          <w:sz w:val="16"/>
+          <w:szCs w:val="16"/>
+        </w:rPr>
+        <w:t>Helps, but</w:t>
+      </w:r>
+      <w:proofErr w:type="gramEnd"/>
+      <w:r>
+        <w:rPr>
+          <w:b/>
+          <w:bCs/>
+          <w:i/>
+          <w:iCs/>
+          <w:sz w:val="16"/>
+          <w:szCs w:val="16"/>
+        </w:rPr>
+        <w:t xml:space="preserve"> Being Sad Doesn't: Infants Constrain Nominal Reference Online Using Known Verbs, but Not Known Adjectives</w:t>
+      </w:r>
+      <w:r>
+        <w:rPr>
+          <w:b/>
+          <w:bCs/>
+          <w:sz w:val="16"/>
+          <w:szCs w:val="16"/>
+        </w:rPr>
+        <w:t>. Cognition, 193, 104033.</w:t>
+      </w:r>
+    </w:p>
+    <w:p>
+      <w:pPr>
+        <w:spacing w:after="0"/>
+      </w:pPr>
+      <w:r>
+        <w:t xml:space="preserve">Likewise, </w:t>
+      </w:r>
+      <w:r>
+        <w:rPr>
+          <w:highlight w:val="yellow"/>
+        </w:rPr>
+        <w:t>Syrett et al. (2019)</w:t>
+      </w:r>
+      <w:r>
+        <w:t xml:space="preserve"> found that young children use </w:t>
+      </w:r>
+      <w:r>
+        <w:rPr>
+          <w:highlight w:val="yellow"/>
+        </w:rPr>
+        <w:t>familiar verbs to constrain interpretations of unfamiliar words</w:t>
+      </w:r>
+      <w:r>
+        <w:t xml:space="preserve"> during real-time language comprehension.</w:t>
+      </w:r>
+    </w:p>
+    <w:p>
+      <w:pPr>
+        <w:spacing w:after="0"/>
+      </w:pPr>
+    </w:p>
+    <w:p>
+      <w:pPr>
+        <w:spacing w:after="0"/>
+        <w:rPr>
+          <w:b/>
+          <w:bCs/>
+        </w:rPr>
+      </w:pPr>
+      <w:r>
+        <w:rPr>
+          <w:b/>
+          <w:bCs/>
+        </w:rPr>
+        <w:t>Transition to Context Leverage</w:t>
+      </w:r>
+      <w:r>
+        <w:rPr>
+          <w:b/>
+          <w:bCs/>
+        </w:rPr>
+        <w:t xml:space="preserve"> of Layla’s paper </w:t>
+      </w:r>
+    </w:p>
+    <w:p>
+      <w:pPr>
+        <w:spacing w:after="0"/>
+      </w:pPr>
+      <w:r>
+        <w:t xml:space="preserve">Together, these studies suggest that children </w:t>
+      </w:r>
+      <w:proofErr w:type="gramStart"/>
+      <w:r>
+        <w:t>are capable of using</w:t>
+      </w:r>
+      <w:proofErr w:type="gramEnd"/>
+      <w:r>
+        <w:t xml:space="preserve"> contextual information to infer the meanings of unfamiliar words. However, most evidence comes from laboratory-based learning tasks involving a small number of novel words. </w:t>
+      </w:r>
+      <w:r>
+        <w:rPr>
+          <w:highlight w:val="yellow"/>
+        </w:rPr>
+        <w:t>It</w:t>
+      </w:r>
+      <w:r>
+        <w:rPr>
+          <w:highlight w:val="yellow"/>
+        </w:rPr>
+        <w:t xml:space="preserve"> is unclear if contextual similarity </w:t>
+      </w:r>
+      <w:proofErr w:type="gramStart"/>
+      <w:r>
+        <w:rPr>
+          <w:highlight w:val="yellow"/>
+        </w:rPr>
+        <w:t>actually helps</w:t>
+      </w:r>
+      <w:proofErr w:type="gramEnd"/>
+      <w:r>
+        <w:rPr>
+          <w:highlight w:val="yellow"/>
+        </w:rPr>
+        <w:t xml:space="preserve"> children learn words in the real world</w:t>
+      </w:r>
+      <w:r>
+        <w:t xml:space="preserve">. </w:t>
+      </w:r>
     </w:p>
     <w:p>
       <w:pPr>
@@ -4257,11 +4023,17 @@
           <w:numId w:val="42"/>
         </w:numPr>
         <w:spacing w:after="0"/>
-      </w:pPr>
-      <w:r>
-        <w:rPr>
-          <w:b/>
-          <w:bCs/>
+        <w:rPr>
+          <w:sz w:val="16"/>
+          <w:szCs w:val="16"/>
+        </w:rPr>
+      </w:pPr>
+      <w:r>
+        <w:rPr>
+          <w:b/>
+          <w:bCs/>
+          <w:sz w:val="16"/>
+          <w:szCs w:val="16"/>
           <w:highlight w:val="yellow"/>
         </w:rPr>
         <w:t>Unger, L., Chang</w:t>
@@ -4270,6 +4042,8 @@
         <w:rPr>
           <w:b/>
           <w:bCs/>
+          <w:sz w:val="16"/>
+          <w:szCs w:val="16"/>
         </w:rPr>
         <w:t xml:space="preserve">, T., Savic, O., Bergen, B. K., &amp; Sloutsky, V. M. (2024). </w:t>
       </w:r>
@@ -4279,68 +4053,519 @@
           <w:bCs/>
           <w:i/>
           <w:iCs/>
-        </w:rPr>
-        <w:t>When Is a Word in Good Company for Learning?</w:t>
-      </w:r>
-      <w:r>
-        <w:rPr>
-          <w:b/>
-          <w:bCs/>
-        </w:rPr>
-        <w:t xml:space="preserve">. Developmental Science, </w:t>
+          <w:sz w:val="16"/>
+          <w:szCs w:val="16"/>
+        </w:rPr>
+        <w:t xml:space="preserve">When Is a Word in Good Company for </w:t>
+      </w:r>
+      <w:proofErr w:type="gramStart"/>
+      <w:r>
+        <w:rPr>
+          <w:b/>
+          <w:bCs/>
+          <w:i/>
+          <w:iCs/>
+          <w:sz w:val="16"/>
+          <w:szCs w:val="16"/>
+        </w:rPr>
+        <w:t>Learning?</w:t>
+      </w:r>
+      <w:r>
+        <w:rPr>
+          <w:b/>
+          <w:bCs/>
+          <w:sz w:val="16"/>
+          <w:szCs w:val="16"/>
+        </w:rPr>
+        <w:t>.</w:t>
+      </w:r>
+      <w:proofErr w:type="gramEnd"/>
+      <w:r>
+        <w:rPr>
+          <w:b/>
+          <w:bCs/>
+          <w:sz w:val="16"/>
+          <w:szCs w:val="16"/>
+        </w:rPr>
+        <w:t xml:space="preserve"> Developmental Science.</w:t>
+      </w:r>
+    </w:p>
+    <w:p>
+      <w:pPr>
+        <w:spacing w:after="0"/>
+      </w:pPr>
+      <w:r>
+        <w:t xml:space="preserve">To address this question, </w:t>
+      </w:r>
+      <w:r>
+        <w:rPr>
+          <w:highlight w:val="yellow"/>
+        </w:rPr>
+        <w:t>Unger et al. (2024)</w:t>
+      </w:r>
+      <w:r>
+        <w:t xml:space="preserve"> introduced the concept </w:t>
+      </w:r>
+      <w:r>
+        <w:t xml:space="preserve">of </w:t>
+      </w:r>
+      <w:r>
+        <w:rPr>
+          <w:highlight w:val="yellow"/>
+        </w:rPr>
+        <w:t>context leverage</w:t>
+      </w:r>
+      <w:r>
+        <w:t xml:space="preserve">, proposing that </w:t>
+      </w:r>
+      <w:r>
+        <w:rPr>
+          <w:highlight w:val="yellow"/>
+        </w:rPr>
+        <w:t>children may learn new words by relating them to previously acquired words that occur in similar linguistic contexts</w:t>
+      </w:r>
+      <w:r>
+        <w:t>. Using measures derived from child-directed speech, they demonstrated that words with greater context leverage tended to be acquired earlier in development, even after accounting for established predictors of Age of Acquisition.</w:t>
+      </w:r>
+    </w:p>
+    <w:p>
+      <w:pPr>
+        <w:spacing w:after="0"/>
+      </w:pPr>
+    </w:p>
+    <w:p>
+      <w:pPr>
+        <w:spacing w:after="0"/>
+        <w:rPr>
+          <w:b/>
+          <w:bCs/>
+        </w:rPr>
+      </w:pPr>
+      <w:r>
+        <w:rPr>
+          <w:b/>
+          <w:bCs/>
+          <w:highlight w:val="darkGray"/>
+        </w:rPr>
+        <w:t>3. Research Gap</w:t>
+      </w:r>
+    </w:p>
+    <w:p>
+      <w:pPr>
+        <w:spacing w:after="0"/>
+      </w:pPr>
+    </w:p>
+    <w:p>
+      <w:pPr>
+        <w:spacing w:after="0"/>
+        <w:rPr>
+          <w:b/>
+          <w:bCs/>
+        </w:rPr>
+      </w:pPr>
+      <w:r>
+        <w:rPr>
+          <w:b/>
+          <w:bCs/>
+        </w:rPr>
+        <w:t>Limitation of previous work</w:t>
+      </w:r>
+      <w:r>
+        <w:rPr>
+          <w:b/>
+          <w:bCs/>
+        </w:rPr>
+        <w:t xml:space="preserve"> and gap</w:t>
+      </w:r>
+    </w:p>
+    <w:p>
+      <w:pPr>
+        <w:spacing w:after="0"/>
+      </w:pPr>
+      <w:r>
+        <w:t xml:space="preserve">The studies reviewed above suggest that context leverage provides an important source of support for early vocabulary acquisition. However, an important limitation of previous work is that vocabulary acquisition has typically been summarised using a single </w:t>
+      </w:r>
+      <w:r>
+        <w:t>Age of Acquisition</w:t>
+      </w:r>
+      <w:r>
+        <w:rPr>
+          <w:b/>
+          <w:bCs/>
+        </w:rPr>
+        <w:t xml:space="preserve"> </w:t>
+      </w:r>
+      <w:r>
+        <w:t xml:space="preserve">estimate for each word. </w:t>
+      </w:r>
+      <w:r>
+        <w:rPr>
+          <w:highlight w:val="yellow"/>
+        </w:rPr>
+        <w:t>Although this approach identifies the approximate age at which a word is learned by the population, it does not show how vocabulary develops differently across children over time</w:t>
+      </w:r>
+      <w:r>
+        <w:t>.</w:t>
+      </w:r>
+    </w:p>
+    <w:p>
+      <w:pPr>
+        <w:spacing w:after="0"/>
+      </w:pPr>
+    </w:p>
+    <w:p>
+      <w:pPr>
+        <w:spacing w:after="0"/>
+        <w:rPr>
+          <w:b/>
+          <w:bCs/>
+        </w:rPr>
+      </w:pPr>
+      <w:r>
+        <w:rPr>
+          <w:b/>
+          <w:bCs/>
+        </w:rPr>
+        <w:t xml:space="preserve">Why </w:t>
+      </w:r>
+      <w:proofErr w:type="gramStart"/>
+      <w:r>
+        <w:rPr>
+          <w:b/>
+          <w:bCs/>
+        </w:rPr>
+        <w:t>this matters</w:t>
+      </w:r>
+      <w:proofErr w:type="gramEnd"/>
+    </w:p>
+    <w:p>
+      <w:pPr>
+        <w:spacing w:after="0"/>
+      </w:pPr>
+      <w:r>
+        <w:t xml:space="preserve">Vocabulary acquisition is inherently a longitudinal process. </w:t>
+      </w:r>
+      <w:r>
+        <w:rPr>
+          <w:highlight w:val="yellow"/>
+        </w:rPr>
+        <w:t>Children differ in the words they know at different ages</w:t>
+      </w:r>
+      <w:r>
+        <w:t>, and new words are acquired gradually throughout development rather than at a single point in time. Consequently, modelling vocabulary acquisition at the level of individual child–word observations may provide a more detailed understanding of the factors that support word learning.</w:t>
+      </w:r>
+    </w:p>
+    <w:p>
+      <w:pPr>
+        <w:spacing w:after="0"/>
+      </w:pPr>
+    </w:p>
+    <w:p>
+      <w:pPr>
+        <w:spacing w:after="0"/>
+        <w:rPr>
+          <w:b/>
+          <w:bCs/>
+        </w:rPr>
+      </w:pPr>
+      <w:r>
+        <w:rPr>
+          <w:b/>
+          <w:bCs/>
+        </w:rPr>
+        <w:t>Gap</w:t>
+      </w:r>
+    </w:p>
+    <w:p>
+      <w:pPr>
+        <w:spacing w:after="0"/>
+      </w:pPr>
+      <w:r>
+        <w:t xml:space="preserve">It therefore remains unclear whether context leverage predicts vocabulary acquisition when learning is examined longitudinally across development. Specifically, it </w:t>
+      </w:r>
+      <w:r>
+        <w:rPr>
+          <w:highlight w:val="yellow"/>
+        </w:rPr>
+        <w:t>is unknown whether words with greater context leverage are more likely to be known by individual children at a given age</w:t>
+      </w:r>
+      <w:r>
+        <w:t xml:space="preserve"> after accounting for other established predictors of vocabulary acquisition.</w:t>
+      </w:r>
+    </w:p>
+    <w:p>
+      <w:pPr>
+        <w:spacing w:after="0"/>
+      </w:pPr>
+    </w:p>
+    <w:p>
+      <w:pPr>
+        <w:spacing w:after="0"/>
+        <w:rPr>
+          <w:b/>
+          <w:bCs/>
+        </w:rPr>
+      </w:pPr>
+    </w:p>
+    <w:p>
+      <w:pPr>
+        <w:spacing w:after="0"/>
+        <w:rPr>
+          <w:b/>
+          <w:bCs/>
+        </w:rPr>
+      </w:pPr>
+      <w:r>
+        <w:rPr>
+          <w:b/>
+          <w:bCs/>
+          <w:highlight w:val="darkGray"/>
+        </w:rPr>
+        <w:t>4. Present Study</w:t>
+      </w:r>
+    </w:p>
+    <w:p>
+      <w:pPr>
+        <w:spacing w:after="0"/>
+      </w:pPr>
+      <w:r>
+        <w:t>----------------</w:t>
+      </w:r>
+    </w:p>
+    <w:p>
+      <w:pPr>
+        <w:spacing w:after="0"/>
+        <w:rPr>
+          <w:b/>
+          <w:bCs/>
+        </w:rPr>
+      </w:pPr>
+      <w:r>
+        <w:rPr>
+          <w:b/>
+          <w:bCs/>
+        </w:rPr>
+        <w:t>Aim</w:t>
+      </w:r>
+    </w:p>
+    <w:p>
+      <w:pPr>
+        <w:spacing w:after="0"/>
+      </w:pPr>
+      <w:r>
+        <w:lastRenderedPageBreak/>
+        <w:t xml:space="preserve">The present study addresses this gap by examining </w:t>
+      </w:r>
+      <w:r>
+        <w:rPr>
+          <w:highlight w:val="yellow"/>
+        </w:rPr>
+        <w:t>whether context leverage predicts longitudinal vocabulary acquisition</w:t>
+      </w:r>
+      <w:r>
+        <w:t xml:space="preserve"> during early childhood. </w:t>
+      </w:r>
+    </w:p>
+    <w:p>
+      <w:pPr>
+        <w:spacing w:after="0"/>
+      </w:pPr>
+    </w:p>
+    <w:p>
+      <w:pPr>
+        <w:spacing w:after="0"/>
+        <w:rPr>
+          <w:b/>
+          <w:bCs/>
+        </w:rPr>
+      </w:pPr>
+      <w:r>
+        <w:rPr>
+          <w:b/>
+          <w:bCs/>
+        </w:rPr>
+        <w:t>Data</w:t>
+      </w:r>
+    </w:p>
+    <w:p>
+      <w:pPr>
+        <w:spacing w:after="0"/>
+      </w:pPr>
+      <w:r>
+        <w:t xml:space="preserve">Rather than representing learning using a single Age of Acquisition estimate for each word, vocabulary acquisition was modelled at the level of individual </w:t>
+      </w:r>
+      <w:r>
+        <w:t xml:space="preserve">individual </w:t>
+      </w:r>
+      <w:r>
+        <w:rPr>
+          <w:highlight w:val="yellow"/>
+        </w:rPr>
+        <w:t>child-age-word observations</w:t>
+      </w:r>
+      <w:r>
+        <w:t xml:space="preserve"> </w:t>
+      </w:r>
+      <w:r>
+        <w:t>derived from longitudinal MCDI data. This approach makes it possible to examine the probability that an individual child knows a particular word at a particular age.</w:t>
+      </w:r>
+    </w:p>
+    <w:p>
+      <w:pPr>
+        <w:spacing w:after="0"/>
+      </w:pPr>
+    </w:p>
+    <w:p>
+      <w:pPr>
+        <w:spacing w:after="0"/>
+        <w:rPr>
+          <w:b/>
+          <w:bCs/>
+        </w:rPr>
+      </w:pPr>
+      <w:r>
+        <w:rPr>
+          <w:b/>
+          <w:bCs/>
+        </w:rPr>
+        <w:t>Method</w:t>
+      </w:r>
+    </w:p>
+    <w:p>
+      <w:pPr>
+        <w:spacing w:after="0"/>
+      </w:pPr>
+      <w:r>
+        <w:t xml:space="preserve">To investigate this question, vocabulary acquisition was analysed using </w:t>
+      </w:r>
+      <w:r>
+        <w:rPr>
+          <w:highlight w:val="yellow"/>
+        </w:rPr>
+        <w:t>mixed-effects logistic regression</w:t>
+      </w:r>
+      <w:r>
+        <w:t xml:space="preserve">, in which the outcome variable indicated whether a child had acquired a target word (known = 1, unknown = 0). The </w:t>
+      </w:r>
+      <w:r>
+        <w:rPr>
+          <w:highlight w:val="yellow"/>
+        </w:rPr>
+        <w:t>principal predictor of interest was context leverage</w:t>
+      </w:r>
+      <w:r>
+        <w:t xml:space="preserve"> (</w:t>
       </w:r>
       <w:proofErr w:type="spellStart"/>
       <w:r>
-        <w:rPr>
-          <w:b/>
-          <w:bCs/>
-        </w:rPr>
-        <w:t>e13510</w:t>
+        <w:t>within_overlap</w:t>
       </w:r>
       <w:proofErr w:type="spellEnd"/>
       <w:r>
-        <w:rPr>
-          <w:b/>
-          <w:bCs/>
-        </w:rPr>
-        <w:t>.</w:t>
-      </w:r>
-    </w:p>
-    <w:p>
-      <w:pPr>
-        <w:spacing w:after="0"/>
-      </w:pPr>
-      <w:r>
-        <w:t xml:space="preserve">To address this question, Unger et al. (2024) introduced the concept of </w:t>
-      </w:r>
-      <w:r>
-        <w:rPr>
-          <w:b/>
-          <w:bCs/>
-        </w:rPr>
-        <w:t>context leverage</w:t>
-      </w:r>
-      <w:r>
-        <w:t>, proposing that children may learn new words by relating them to previously acquired words that occur in similar linguistic contexts. Using measures derived from child-directed speech, they demonstrated that words with greater context leverage tended to be acquired earlier in development, even after accounting for established predictors of Age of Acquisition.</w:t>
-      </w:r>
-    </w:p>
-    <w:p>
-      <w:pPr>
-        <w:spacing w:after="0"/>
-      </w:pPr>
-    </w:p>
-    <w:p>
-      <w:pPr>
-        <w:spacing w:after="0"/>
-      </w:pPr>
-    </w:p>
-    <w:p>
-      <w:pPr>
-        <w:spacing w:after="0"/>
-        <w:rPr>
-          <w:b/>
-          <w:bCs/>
-        </w:rPr>
+        <w:t xml:space="preserve">). To determine whether context leverage explained vocabulary acquisition beyond previously </w:t>
+      </w:r>
+      <w:r>
+        <w:rPr>
+          <w:highlight w:val="yellow"/>
+        </w:rPr>
+        <w:t>established predictors</w:t>
+      </w:r>
+      <w:r>
+        <w:t>, the analyses also included word frequency, concreteness, utterance length, and meaning leverage as control variables.</w:t>
+      </w:r>
+    </w:p>
+    <w:p>
+      <w:pPr>
+        <w:spacing w:after="0"/>
+      </w:pPr>
+    </w:p>
+    <w:p>
+      <w:pPr>
+        <w:spacing w:after="0"/>
+        <w:rPr>
+          <w:b/>
+          <w:bCs/>
+        </w:rPr>
+      </w:pPr>
+      <w:r>
+        <w:rPr>
+          <w:b/>
+          <w:bCs/>
+        </w:rPr>
+        <w:t>Research question</w:t>
+      </w:r>
+    </w:p>
+    <w:p>
+      <w:pPr>
+        <w:spacing w:after="0"/>
+      </w:pPr>
+      <w:r>
+        <w:t>The study addressed the following research question:</w:t>
+      </w:r>
+    </w:p>
+    <w:p>
+      <w:pPr>
+        <w:spacing w:after="0"/>
+      </w:pPr>
+      <w:r>
+        <w:rPr>
+          <w:highlight w:val="yellow"/>
+        </w:rPr>
+        <w:t>Does context leverage predict the probability that a child knows a word at a particular age?</w:t>
+      </w:r>
+    </w:p>
+    <w:p>
+      <w:pPr>
+        <w:spacing w:after="0"/>
+      </w:pPr>
+    </w:p>
+    <w:p>
+      <w:pPr>
+        <w:spacing w:after="0"/>
+        <w:rPr>
+          <w:b/>
+          <w:bCs/>
+        </w:rPr>
+      </w:pPr>
+      <w:r>
+        <w:rPr>
+          <w:b/>
+          <w:bCs/>
+        </w:rPr>
+        <w:t>Hypotheses</w:t>
+      </w:r>
+    </w:p>
+    <w:p>
+      <w:pPr>
+        <w:spacing w:after="0"/>
+      </w:pPr>
+      <w:r>
+        <w:t>Based on previous theoretical and empirical work, it was hypothesised that words with higher context leverage would have a greater probability of being acquired. Furthermore, this relationship was expected to remain significant after controlling for word frequency, concreteness, utterance length, and meaning leverage.</w:t>
+      </w:r>
+    </w:p>
+    <w:p>
+      <w:pPr>
+        <w:spacing w:after="0"/>
+      </w:pPr>
+    </w:p>
+    <w:p>
+      <w:r>
+        <w:t>----------------------------------------------------------------------------------------------------------------------------------------------------------------------------------------------------------------------------------------------------------------</w:t>
+      </w:r>
+    </w:p>
+    <w:p>
+      <w:pPr>
+        <w:spacing w:after="0"/>
+      </w:pPr>
+    </w:p>
+    <w:p>
+      <w:pPr>
+        <w:spacing w:after="0"/>
+      </w:pPr>
+    </w:p>
+    <w:p>
+      <w:pPr>
+        <w:spacing w:after="0"/>
       </w:pPr>
       <w:r>
         <w:rPr>
@@ -4348,62 +4573,97 @@
           <w:bCs/>
           <w:highlight w:val="darkGray"/>
         </w:rPr>
-        <w:t>3. Research Gap</w:t>
-      </w:r>
-    </w:p>
-    <w:p>
-      <w:pPr>
-        <w:spacing w:after="0"/>
-      </w:pPr>
-      <w:r>
-        <w:lastRenderedPageBreak/>
-        <w:t>----------------</w:t>
-      </w:r>
-    </w:p>
-    <w:p>
-      <w:pPr>
-        <w:spacing w:after="0"/>
-        <w:rPr>
-          <w:b/>
-          <w:bCs/>
-        </w:rPr>
-      </w:pPr>
-      <w:r>
-        <w:rPr>
-          <w:b/>
-          <w:bCs/>
-        </w:rPr>
-        <w:t>Limitation of previous work</w:t>
-      </w:r>
-      <w:r>
-        <w:rPr>
-          <w:b/>
-          <w:bCs/>
-        </w:rPr>
-        <w:t xml:space="preserve"> and gap</w:t>
-      </w:r>
-    </w:p>
-    <w:p>
-      <w:pPr>
-        <w:spacing w:after="0"/>
-      </w:pPr>
-      <w:r>
-        <w:t xml:space="preserve">The studies reviewed above suggest that context leverage provides an important source of support for early vocabulary acquisition. However, an important limitation of previous work is that vocabulary acquisition has typically been summarised using a single </w:t>
-      </w:r>
-      <w:r>
-        <w:rPr>
-          <w:b/>
-          <w:bCs/>
-        </w:rPr>
-        <w:t>Age of Acquisition (</w:t>
+        <w:t># Methods</w:t>
+      </w:r>
+    </w:p>
+    <w:p>
+      <w:pPr>
+        <w:spacing w:after="0"/>
+      </w:pPr>
+    </w:p>
+    <w:p>
+      <w:pPr>
+        <w:spacing w:after="0"/>
+      </w:pPr>
+      <w:r>
+        <w:t>The present study combined longitudinal vocabulary data, lexical predictor measures, and caregiver speech corpora to investigate factors associated with children's word acquisition. Six datasets were used to construct the final analytic dataset.</w:t>
+      </w:r>
+    </w:p>
+    <w:p>
+      <w:pPr>
+        <w:spacing w:after="0"/>
+      </w:pPr>
+    </w:p>
+    <w:p>
+      <w:pPr>
+        <w:spacing w:after="0"/>
+        <w:rPr>
+          <w:b/>
+          <w:bCs/>
+        </w:rPr>
+      </w:pPr>
+      <w:r>
+        <w:rPr>
+          <w:b/>
+          <w:bCs/>
+        </w:rPr>
+        <w:t>DATASETS</w:t>
+      </w:r>
+    </w:p>
+    <w:p>
+      <w:pPr>
+        <w:spacing w:after="0"/>
+      </w:pPr>
+    </w:p>
+    <w:p>
+      <w:pPr>
+        <w:spacing w:after="0"/>
+        <w:rPr>
+          <w:b/>
+          <w:bCs/>
+        </w:rPr>
+      </w:pPr>
+      <w:r>
+        <w:rPr>
+          <w:b/>
+          <w:bCs/>
+        </w:rPr>
+        <w:t xml:space="preserve">AGE OF </w:t>
+      </w:r>
+      <w:proofErr w:type="gramStart"/>
+      <w:r>
+        <w:rPr>
+          <w:b/>
+          <w:bCs/>
+        </w:rPr>
+        <w:t>ACQUISITION</w:t>
+      </w:r>
+      <w:r>
+        <w:t xml:space="preserve">  </w:t>
+      </w:r>
+      <w:r>
+        <w:rPr>
+          <w:b/>
+          <w:bCs/>
+        </w:rPr>
+        <w:t>(</w:t>
       </w:r>
       <w:proofErr w:type="spellStart"/>
-      <w:r>
-        <w:rPr>
-          <w:b/>
-          <w:bCs/>
-        </w:rPr>
-        <w:t>AoA</w:t>
+      <w:proofErr w:type="gramEnd"/>
+      <w:r>
+        <w:rPr>
+          <w:b/>
+          <w:bCs/>
+        </w:rPr>
+        <w:t>mcdi_</w:t>
+      </w:r>
+      <w:proofErr w:type="gramStart"/>
+      <w:r>
+        <w:rPr>
+          <w:b/>
+          <w:bCs/>
+        </w:rPr>
+        <w:t>aoa</w:t>
       </w:r>
       <w:proofErr w:type="spellEnd"/>
       <w:r>
@@ -4411,449 +4671,15 @@
           <w:b/>
           <w:bCs/>
         </w:rPr>
-        <w:t>)</w:t>
-      </w:r>
-      <w:r>
-        <w:t xml:space="preserve"> estimate for each word. </w:t>
-      </w:r>
-      <w:r>
-        <w:rPr>
-          <w:highlight w:val="yellow"/>
-        </w:rPr>
-        <w:t>Although this approach identifies the approximate age at which a word is learned by the population, it does not show how vocabulary develops differently across children over time</w:t>
-      </w:r>
-      <w:r>
-        <w:t>.</w:t>
-      </w:r>
-    </w:p>
-    <w:p>
-      <w:pPr>
-        <w:spacing w:after="0"/>
-      </w:pPr>
-    </w:p>
-    <w:p>
-      <w:pPr>
-        <w:spacing w:after="0"/>
-        <w:rPr>
-          <w:b/>
-          <w:bCs/>
-        </w:rPr>
-      </w:pPr>
-      <w:r>
-        <w:rPr>
-          <w:b/>
-          <w:bCs/>
-        </w:rPr>
-        <w:t>Why this matters</w:t>
-      </w:r>
-    </w:p>
-    <w:p>
-      <w:pPr>
-        <w:spacing w:after="0"/>
-      </w:pPr>
-      <w:r>
-        <w:t xml:space="preserve">Vocabulary acquisition is inherently a longitudinal process. </w:t>
-      </w:r>
-      <w:r>
-        <w:rPr>
-          <w:highlight w:val="yellow"/>
-        </w:rPr>
-        <w:t>Children differ in the words they know at different ages</w:t>
-      </w:r>
-      <w:r>
-        <w:t>, and new words are acquired gradually throughout development rather than at a single point in time. Consequently, modelling vocabulary acquisition at the level of individual child–word observations may provide a more detailed understanding of the factors that support word learning.</w:t>
-      </w:r>
-    </w:p>
-    <w:p>
-      <w:pPr>
-        <w:spacing w:after="0"/>
-      </w:pPr>
-    </w:p>
-    <w:p>
-      <w:pPr>
-        <w:spacing w:after="0"/>
-        <w:rPr>
-          <w:b/>
-          <w:bCs/>
-        </w:rPr>
-      </w:pPr>
-      <w:r>
-        <w:rPr>
-          <w:b/>
-          <w:bCs/>
-        </w:rPr>
-        <w:t>Gap</w:t>
-      </w:r>
-    </w:p>
-    <w:p>
-      <w:pPr>
-        <w:spacing w:after="0"/>
-      </w:pPr>
-      <w:r>
-        <w:t xml:space="preserve">It therefore remains unclear whether context leverage predicts vocabulary acquisition when learning is examined longitudinally across development. Specifically, it </w:t>
-      </w:r>
-      <w:r>
-        <w:rPr>
-          <w:highlight w:val="yellow"/>
-        </w:rPr>
-        <w:t>is unknown whether words with greater context leverage are more likely to be known by individual children at a given age</w:t>
-      </w:r>
-      <w:r>
-        <w:t xml:space="preserve"> after accounting for other established predictors of vocabulary acquisition.</w:t>
-      </w:r>
-    </w:p>
-    <w:p>
-      <w:pPr>
-        <w:spacing w:after="0"/>
-      </w:pPr>
-    </w:p>
-    <w:p>
-      <w:pPr>
-        <w:spacing w:after="0"/>
-        <w:rPr>
-          <w:b/>
-          <w:bCs/>
-        </w:rPr>
-      </w:pPr>
-    </w:p>
-    <w:p>
-      <w:pPr>
-        <w:spacing w:after="0"/>
-        <w:rPr>
-          <w:b/>
-          <w:bCs/>
-        </w:rPr>
-      </w:pPr>
-      <w:r>
-        <w:rPr>
-          <w:b/>
-          <w:bCs/>
-          <w:highlight w:val="darkGray"/>
-        </w:rPr>
-        <w:t>4. Present Study</w:t>
-      </w:r>
-    </w:p>
-    <w:p>
-      <w:pPr>
-        <w:spacing w:after="0"/>
-      </w:pPr>
-      <w:r>
-        <w:t>----------------</w:t>
-      </w:r>
-    </w:p>
-    <w:p>
-      <w:pPr>
-        <w:spacing w:after="0"/>
-        <w:rPr>
-          <w:b/>
-          <w:bCs/>
-        </w:rPr>
-      </w:pPr>
-      <w:r>
-        <w:rPr>
-          <w:b/>
-          <w:bCs/>
-        </w:rPr>
-        <w:t>Aim</w:t>
-      </w:r>
-    </w:p>
-    <w:p>
-      <w:pPr>
-        <w:spacing w:after="0"/>
-      </w:pPr>
-      <w:r>
-        <w:t xml:space="preserve">The present study addresses this gap by examining </w:t>
-      </w:r>
-      <w:r>
-        <w:rPr>
-          <w:highlight w:val="yellow"/>
-        </w:rPr>
-        <w:t>whether context leverage predicts longitudinal vocabulary acquisition</w:t>
-      </w:r>
-      <w:r>
-        <w:t xml:space="preserve"> during early childhood. </w:t>
-      </w:r>
-    </w:p>
-    <w:p>
-      <w:pPr>
-        <w:spacing w:after="0"/>
-      </w:pPr>
-    </w:p>
-    <w:p>
-      <w:pPr>
-        <w:spacing w:after="0"/>
-        <w:rPr>
-          <w:b/>
-          <w:bCs/>
-        </w:rPr>
-      </w:pPr>
-      <w:r>
-        <w:rPr>
-          <w:b/>
-          <w:bCs/>
-        </w:rPr>
-        <w:t>Data</w:t>
-      </w:r>
-    </w:p>
-    <w:p>
-      <w:pPr>
-        <w:spacing w:after="0"/>
-      </w:pPr>
-      <w:r>
-        <w:t xml:space="preserve">Rather than representing learning using a single Age of Acquisition estimate for each word, vocabulary acquisition was modelled at the level of individual </w:t>
-      </w:r>
-      <w:r>
-        <w:rPr>
-          <w:b/>
-          <w:bCs/>
-        </w:rPr>
-        <w:t>child × age × word</w:t>
-      </w:r>
-      <w:r>
-        <w:t xml:space="preserve"> observations derived from longitudinal MCDI data. This approach makes it possible to examine the probability that an individual child knows a particular word at a particular age.</w:t>
-      </w:r>
-    </w:p>
-    <w:p>
-      <w:pPr>
-        <w:spacing w:after="0"/>
-      </w:pPr>
-    </w:p>
-    <w:p>
-      <w:pPr>
-        <w:spacing w:after="0"/>
-        <w:rPr>
-          <w:b/>
-          <w:bCs/>
-        </w:rPr>
-      </w:pPr>
-      <w:r>
-        <w:rPr>
-          <w:b/>
-          <w:bCs/>
-        </w:rPr>
-        <w:t>Method</w:t>
-      </w:r>
-    </w:p>
-    <w:p>
-      <w:pPr>
-        <w:spacing w:after="0"/>
-      </w:pPr>
-      <w:r>
-        <w:t xml:space="preserve">To investigate this question, vocabulary acquisition was analysed using </w:t>
-      </w:r>
-      <w:r>
-        <w:rPr>
-          <w:highlight w:val="yellow"/>
-        </w:rPr>
-        <w:t>mixed-effects logistic regression</w:t>
-      </w:r>
-      <w:r>
-        <w:t xml:space="preserve">, in which the outcome variable indicated whether a child had acquired a target word (known = 1, unknown = 0). The </w:t>
-      </w:r>
-      <w:r>
-        <w:rPr>
-          <w:highlight w:val="yellow"/>
-        </w:rPr>
-        <w:t>principal predictor of interest was context leverage</w:t>
-      </w:r>
-      <w:r>
-        <w:t xml:space="preserve"> (</w:t>
-      </w:r>
-      <w:proofErr w:type="spellStart"/>
-      <w:r>
-        <w:t>within_overlap</w:t>
-      </w:r>
-      <w:proofErr w:type="spellEnd"/>
-      <w:r>
-        <w:t xml:space="preserve">). To determine whether context leverage explained vocabulary acquisition beyond previously </w:t>
-      </w:r>
-      <w:r>
-        <w:rPr>
-          <w:highlight w:val="yellow"/>
-        </w:rPr>
-        <w:t>established predictors</w:t>
-      </w:r>
-      <w:r>
-        <w:t>, the analyses also included word frequency, concreteness, utterance length, and meaning leverage as control variables.</w:t>
-      </w:r>
-    </w:p>
-    <w:p>
-      <w:pPr>
-        <w:spacing w:after="0"/>
-      </w:pPr>
-    </w:p>
-    <w:p>
-      <w:pPr>
-        <w:spacing w:after="0"/>
-        <w:rPr>
-          <w:b/>
-          <w:bCs/>
-        </w:rPr>
-      </w:pPr>
-      <w:r>
-        <w:rPr>
-          <w:b/>
-          <w:bCs/>
-        </w:rPr>
-        <w:t>Research question</w:t>
-      </w:r>
-    </w:p>
-    <w:p>
-      <w:pPr>
-        <w:spacing w:after="0"/>
-      </w:pPr>
-      <w:r>
-        <w:t>The study addressed the following research question:</w:t>
-      </w:r>
-    </w:p>
-    <w:p>
-      <w:pPr>
-        <w:spacing w:after="0"/>
-      </w:pPr>
-      <w:r>
-        <w:rPr>
-          <w:highlight w:val="yellow"/>
-        </w:rPr>
-        <w:t>Does context leverage predict the probability that a child knows a word at a particular age?</w:t>
-      </w:r>
-    </w:p>
-    <w:p>
-      <w:pPr>
-        <w:spacing w:after="0"/>
-      </w:pPr>
-    </w:p>
-    <w:p>
-      <w:pPr>
-        <w:spacing w:after="0"/>
-        <w:rPr>
-          <w:b/>
-          <w:bCs/>
-        </w:rPr>
-      </w:pPr>
-      <w:r>
-        <w:rPr>
-          <w:b/>
-          <w:bCs/>
-        </w:rPr>
-        <w:lastRenderedPageBreak/>
-        <w:t>Hypotheses</w:t>
-      </w:r>
-    </w:p>
-    <w:p>
-      <w:pPr>
-        <w:spacing w:after="0"/>
-      </w:pPr>
-      <w:r>
-        <w:t>Based on previous theoretical and empirical work, it was hypothesised that words with higher context leverage would have a greater probability of being acquired. Furthermore, this relationship was expected to remain significant after controlling for word frequency, concreteness, utterance length, and meaning leverage.</w:t>
-      </w:r>
-    </w:p>
-    <w:p>
-      <w:pPr>
-        <w:spacing w:after="0"/>
-      </w:pPr>
-    </w:p>
-    <w:p>
-      <w:pPr>
-        <w:spacing w:after="0"/>
-      </w:pPr>
-    </w:p>
-    <w:p>
-      <w:pPr>
-        <w:spacing w:after="0"/>
-      </w:pPr>
-    </w:p>
-    <w:p>
-      <w:pPr>
-        <w:spacing w:after="0"/>
-      </w:pPr>
-      <w:r>
-        <w:rPr>
-          <w:b/>
-          <w:bCs/>
-          <w:highlight w:val="darkGray"/>
-        </w:rPr>
-        <w:t># Methods</w:t>
-      </w:r>
-    </w:p>
-    <w:p>
-      <w:pPr>
-        <w:spacing w:after="0"/>
-      </w:pPr>
-    </w:p>
-    <w:p>
-      <w:pPr>
-        <w:spacing w:after="0"/>
-      </w:pPr>
-      <w:r>
-        <w:t>The present study combined longitudinal vocabulary data, lexical predictor measures, and caregiver speech corpora to investigate factors associated with children's word acquisition. Six datasets were used to construct the final analytic dataset.</w:t>
-      </w:r>
-    </w:p>
-    <w:p>
-      <w:pPr>
-        <w:spacing w:after="0"/>
-      </w:pPr>
-    </w:p>
-    <w:p>
-      <w:pPr>
-        <w:spacing w:after="0"/>
-        <w:rPr>
-          <w:b/>
-          <w:bCs/>
-        </w:rPr>
-      </w:pPr>
-      <w:r>
-        <w:rPr>
-          <w:b/>
-          <w:bCs/>
-        </w:rPr>
-        <w:t>DATASETS</w:t>
-      </w:r>
-    </w:p>
-    <w:p>
-      <w:pPr>
-        <w:spacing w:after="0"/>
-      </w:pPr>
-    </w:p>
-    <w:p>
-      <w:pPr>
-        <w:spacing w:after="0"/>
-        <w:rPr>
-          <w:b/>
-          <w:bCs/>
-        </w:rPr>
-      </w:pPr>
-      <w:r>
-        <w:rPr>
-          <w:b/>
-          <w:bCs/>
-        </w:rPr>
-        <w:t>AGE OF ACQUISITION</w:t>
-      </w:r>
-      <w:r>
-        <w:t xml:space="preserve">  </w:t>
-      </w:r>
-      <w:r>
-        <w:rPr>
-          <w:b/>
-          <w:bCs/>
-        </w:rPr>
-        <w:t>(</w:t>
-      </w:r>
-      <w:proofErr w:type="spellStart"/>
-      <w:r>
-        <w:rPr>
-          <w:b/>
-          <w:bCs/>
-        </w:rPr>
-        <w:t>mcdi_aoa</w:t>
-      </w:r>
-      <w:proofErr w:type="spellEnd"/>
-      <w:r>
-        <w:rPr>
-          <w:b/>
-          <w:bCs/>
-        </w:rPr>
-        <w:t>)                OUTPUT</w:t>
+        <w:t xml:space="preserve">)   </w:t>
+      </w:r>
+      <w:proofErr w:type="gramEnd"/>
+      <w:r>
+        <w:rPr>
+          <w:b/>
+          <w:bCs/>
+        </w:rPr>
+        <w:t xml:space="preserve">             OUTPUT</w:t>
       </w:r>
     </w:p>
     <w:p>
@@ -4865,34 +4691,130 @@
         </w:numPr>
         <w:spacing w:after="0"/>
         <w:rPr>
-          <w:highlight w:val="cyan"/>
-        </w:rPr>
-      </w:pPr>
-      <w:r>
-        <w:rPr>
-          <w:b/>
-          <w:bCs/>
-          <w:highlight w:val="cyan"/>
-        </w:rPr>
-        <w:t xml:space="preserve">Frank et al. (2016) -- </w:t>
-      </w:r>
-      <w:r>
-        <w:rPr>
-          <w:highlight w:val="cyan"/>
+          <w:sz w:val="16"/>
+          <w:szCs w:val="16"/>
+        </w:rPr>
+      </w:pPr>
+      <w:r>
+        <w:rPr>
+          <w:b/>
+          <w:bCs/>
+          <w:sz w:val="16"/>
+          <w:szCs w:val="16"/>
+          <w:highlight w:val="yellow"/>
+        </w:rPr>
+        <w:t>Frank,</w:t>
+      </w:r>
+      <w:r>
+        <w:rPr>
+          <w:b/>
+          <w:bCs/>
+          <w:sz w:val="16"/>
+          <w:szCs w:val="16"/>
+        </w:rPr>
+        <w:t xml:space="preserve"> M. C., Braginsky, M., Yurovsky, D., &amp; Marchman, V. A</w:t>
+      </w:r>
+      <w:r>
+        <w:rPr>
+          <w:b/>
+          <w:bCs/>
+          <w:sz w:val="16"/>
+          <w:szCs w:val="16"/>
+          <w:highlight w:val="yellow"/>
+        </w:rPr>
+        <w:t>. (2017).</w:t>
+      </w:r>
+      <w:r>
+        <w:rPr>
+          <w:b/>
+          <w:bCs/>
+          <w:sz w:val="16"/>
+          <w:szCs w:val="16"/>
+        </w:rPr>
+        <w:t xml:space="preserve"> </w:t>
+      </w:r>
+      <w:proofErr w:type="spellStart"/>
+      <w:r>
+        <w:rPr>
+          <w:b/>
+          <w:bCs/>
+          <w:i/>
+          <w:iCs/>
+          <w:sz w:val="16"/>
+          <w:szCs w:val="16"/>
+        </w:rPr>
+        <w:t>Wordbank</w:t>
+      </w:r>
+      <w:proofErr w:type="spellEnd"/>
+      <w:r>
+        <w:rPr>
+          <w:b/>
+          <w:bCs/>
+          <w:i/>
+          <w:iCs/>
+          <w:sz w:val="16"/>
+          <w:szCs w:val="16"/>
+        </w:rPr>
+        <w:t>: An open repository for developmental vocabulary data</w:t>
+      </w:r>
+      <w:r>
+        <w:rPr>
+          <w:b/>
+          <w:bCs/>
+          <w:sz w:val="16"/>
+          <w:szCs w:val="16"/>
+        </w:rPr>
+        <w:t xml:space="preserve">. </w:t>
+      </w:r>
+      <w:r>
+        <w:rPr>
+          <w:b/>
+          <w:bCs/>
+          <w:i/>
+          <w:iCs/>
+          <w:sz w:val="16"/>
+          <w:szCs w:val="16"/>
+        </w:rPr>
+        <w:t>Journal of Child Language, 44</w:t>
+      </w:r>
+      <w:r>
+        <w:rPr>
+          <w:b/>
+          <w:bCs/>
+          <w:sz w:val="16"/>
+          <w:szCs w:val="16"/>
+        </w:rPr>
+        <w:t>(3), 677–694</w:t>
+      </w:r>
+      <w:r>
+        <w:rPr>
+          <w:b/>
+          <w:bCs/>
+          <w:sz w:val="16"/>
+          <w:szCs w:val="16"/>
+        </w:rPr>
+        <w:t xml:space="preserve"> -- </w:t>
+      </w:r>
+      <w:r>
+        <w:rPr>
+          <w:sz w:val="16"/>
+          <w:szCs w:val="16"/>
         </w:rPr>
         <w:t xml:space="preserve">Introduces </w:t>
       </w:r>
       <w:proofErr w:type="spellStart"/>
       <w:r>
         <w:rPr>
-          <w:highlight w:val="cyan"/>
+          <w:sz w:val="16"/>
+          <w:szCs w:val="16"/>
         </w:rPr>
         <w:t>Wordbank</w:t>
       </w:r>
       <w:proofErr w:type="spellEnd"/>
       <w:r>
         <w:rPr>
-          <w:highlight w:val="cyan"/>
+          <w:sz w:val="16"/>
+          <w:szCs w:val="16"/>
         </w:rPr>
         <w:t>, a large repository of MCDI vocabulary data across languages.</w:t>
       </w:r>
@@ -4908,20 +4830,81 @@
         <w:rPr>
           <w:b/>
           <w:bCs/>
-          <w:highlight w:val="cyan"/>
-        </w:rPr>
-      </w:pPr>
-      <w:r>
-        <w:rPr>
-          <w:b/>
-          <w:bCs/>
-          <w:highlight w:val="cyan"/>
-        </w:rPr>
-        <w:t xml:space="preserve">Fenson et al. (2007) -- </w:t>
-      </w:r>
-      <w:r>
-        <w:rPr>
-          <w:highlight w:val="cyan"/>
+          <w:sz w:val="16"/>
+          <w:szCs w:val="16"/>
+        </w:rPr>
+      </w:pPr>
+      <w:r>
+        <w:rPr>
+          <w:b/>
+          <w:bCs/>
+          <w:sz w:val="16"/>
+          <w:szCs w:val="16"/>
+          <w:highlight w:val="yellow"/>
+        </w:rPr>
+        <w:t>Fenson,</w:t>
+      </w:r>
+      <w:r>
+        <w:rPr>
+          <w:b/>
+          <w:bCs/>
+          <w:sz w:val="16"/>
+          <w:szCs w:val="16"/>
+        </w:rPr>
+        <w:t xml:space="preserve"> L., Marchman, V. A., Thal, D. J., Dale, P. S., Reznick, J. S., &amp; Bates, E. </w:t>
+      </w:r>
+      <w:r>
+        <w:rPr>
+          <w:b/>
+          <w:bCs/>
+          <w:sz w:val="16"/>
+          <w:szCs w:val="16"/>
+          <w:highlight w:val="yellow"/>
+        </w:rPr>
+        <w:t>(2007).</w:t>
+      </w:r>
+      <w:r>
+        <w:rPr>
+          <w:b/>
+          <w:bCs/>
+          <w:sz w:val="16"/>
+          <w:szCs w:val="16"/>
+        </w:rPr>
+        <w:t xml:space="preserve"> </w:t>
+      </w:r>
+      <w:r>
+        <w:rPr>
+          <w:b/>
+          <w:bCs/>
+          <w:i/>
+          <w:iCs/>
+          <w:sz w:val="16"/>
+          <w:szCs w:val="16"/>
+        </w:rPr>
+        <w:t>MacArthur-Bates Communicative Development Inventories: User's guide and technical manual</w:t>
+      </w:r>
+      <w:r>
+        <w:rPr>
+          <w:b/>
+          <w:bCs/>
+          <w:sz w:val="16"/>
+          <w:szCs w:val="16"/>
+        </w:rPr>
+        <w:t xml:space="preserve"> (2nd ed.). Paul H. Brookes Publishing.</w:t>
+      </w:r>
+      <w:r>
+        <w:rPr>
+          <w:b/>
+          <w:bCs/>
+          <w:sz w:val="16"/>
+          <w:szCs w:val="16"/>
+        </w:rPr>
+        <w:t xml:space="preserve"> -- </w:t>
+      </w:r>
+      <w:r>
+        <w:rPr>
+          <w:sz w:val="16"/>
+          <w:szCs w:val="16"/>
         </w:rPr>
         <w:t>Describes the MacArthur-Bates Communicative Development Inventories (MCDI), a standard measure of early vocabulary development.</w:t>
       </w:r>
@@ -4931,23 +4914,60 @@
         <w:spacing w:after="0"/>
       </w:pPr>
       <w:r>
-        <w:t>The primary dataset was the Age of Acquisition (</w:t>
+        <w:lastRenderedPageBreak/>
+        <w:t xml:space="preserve">The primary dataset was the Age of Acquisition dataset, derived from </w:t>
       </w:r>
       <w:proofErr w:type="spellStart"/>
       <w:r>
-        <w:t>AoA</w:t>
+        <w:rPr>
+          <w:highlight w:val="yellow"/>
+        </w:rPr>
+        <w:t>Wordbank</w:t>
       </w:r>
       <w:proofErr w:type="spellEnd"/>
       <w:r>
-        <w:t>) dataset, a longitudinal vocabulary dataset derived from the MacArthur–Bates Communicative Development Inventories (</w:t>
+        <w:rPr>
+          <w:highlight w:val="yellow"/>
+        </w:rPr>
+        <w:t xml:space="preserve"> (Frank et al., 201</w:t>
+      </w:r>
+      <w:r>
+        <w:rPr>
+          <w:highlight w:val="yellow"/>
+        </w:rPr>
+        <w:t>7</w:t>
+      </w:r>
+      <w:r>
+        <w:rPr>
+          <w:highlight w:val="yellow"/>
+        </w:rPr>
+        <w:t>)</w:t>
+      </w:r>
+      <w:r>
+        <w:t xml:space="preserve">, an open repository of vocabulary data collected using the </w:t>
+      </w:r>
+      <w:r>
+        <w:rPr>
+          <w:highlight w:val="yellow"/>
+        </w:rPr>
+        <w:t>MacArthur–Bates Communicative Development Inventories (</w:t>
       </w:r>
       <w:proofErr w:type="spellStart"/>
       <w:r>
+        <w:rPr>
+          <w:highlight w:val="yellow"/>
+        </w:rPr>
         <w:t>MBCDI</w:t>
       </w:r>
       <w:proofErr w:type="spellEnd"/>
       <w:r>
-        <w:t>). Rather than examining only the average age at which words are acquired, the dataset retained observations for individual children, allowing vocabulary development to be tracked between a certain age range. Only children with observations at four or more age points were retained. Each row represented a child–age–word observation, indicating whether a particular child produced a given word at a specific age. The dataset included child identity (</w:t>
+        <w:rPr>
+          <w:highlight w:val="yellow"/>
+        </w:rPr>
+        <w:t>) (Fenson et al., 2007)</w:t>
+      </w:r>
+      <w:r>
+        <w:t>. Rather than examining only the average age at which words are acquired, the dataset retained observations for individual children, allowing vocabulary development to be tracked longitudinally across development. Only children with observations at four or more age points were retained. Each row represented a child–age–word observation, indicating whether a particular child produced a given word at a specific age. The dataset included child identity (</w:t>
       </w:r>
       <w:proofErr w:type="spellStart"/>
       <w:r>
@@ -5042,7 +5062,6 @@
         <w:spacing w:after="0"/>
       </w:pPr>
       <w:r>
-        <w:lastRenderedPageBreak/>
         <w:t>As shown in Table X, the final dataset contained 165,462 child–age–word observations from 45 children across 607 words. Observations spanned the age range from 16 to 30 months, and words were reported as acquired in 32.6% of observations. These longitudinal data formed the basis for all subsequent analyses of vocabulary acquisition.</w:t>
       </w:r>
     </w:p>
@@ -5084,7 +5103,15 @@
           <w:b/>
           <w:bCs/>
         </w:rPr>
-        <w:t>childes_text</w:t>
+        <w:t>childes_</w:t>
+      </w:r>
+      <w:proofErr w:type="gramStart"/>
+      <w:r>
+        <w:rPr>
+          <w:b/>
+          <w:bCs/>
+        </w:rPr>
+        <w:t>text</w:t>
       </w:r>
       <w:proofErr w:type="spellEnd"/>
       <w:r>
@@ -5092,7 +5119,15 @@
           <w:b/>
           <w:bCs/>
         </w:rPr>
-        <w:t xml:space="preserve">)                        </w:t>
+        <w:t xml:space="preserve">)   </w:t>
+      </w:r>
+      <w:proofErr w:type="gramEnd"/>
+      <w:r>
+        <w:rPr>
+          <w:b/>
+          <w:bCs/>
+        </w:rPr>
+        <w:t xml:space="preserve">                     </w:t>
       </w:r>
       <w:r>
         <w:rPr>
@@ -5111,9 +5146,8 @@
         </w:numPr>
         <w:spacing w:after="0"/>
         <w:rPr>
-          <w:b/>
-          <w:bCs/>
-          <w:highlight w:val="cyan"/>
+          <w:sz w:val="16"/>
+          <w:szCs w:val="16"/>
         </w:rPr>
       </w:pPr>
       <w:proofErr w:type="spellStart"/>
@@ -5121,7 +5155,9 @@
         <w:rPr>
           <w:b/>
           <w:bCs/>
-          <w:highlight w:val="cyan"/>
+          <w:sz w:val="16"/>
+          <w:szCs w:val="16"/>
+          <w:highlight w:val="yellow"/>
         </w:rPr>
         <w:t>MacWhinney</w:t>
       </w:r>
@@ -5130,24 +5166,82 @@
         <w:rPr>
           <w:b/>
           <w:bCs/>
-          <w:highlight w:val="cyan"/>
-        </w:rPr>
-        <w:t xml:space="preserve"> (2000)</w:t>
-      </w:r>
-      <w:r>
-        <w:rPr>
-          <w:b/>
-          <w:bCs/>
-          <w:highlight w:val="cyan"/>
-        </w:rPr>
-        <w:tab/>
-        <w:t xml:space="preserve">-- </w:t>
-      </w:r>
-      <w:r>
-        <w:rPr>
-          <w:highlight w:val="cyan"/>
-        </w:rPr>
-        <w:t>Describes the CHILDES database, a major corpus of child language and child-directed speech.</w:t>
+          <w:sz w:val="16"/>
+          <w:szCs w:val="16"/>
+          <w:highlight w:val="yellow"/>
+        </w:rPr>
+        <w:t xml:space="preserve">, B. (2000). </w:t>
+      </w:r>
+      <w:r>
+        <w:rPr>
+          <w:b/>
+          <w:bCs/>
+          <w:i/>
+          <w:iCs/>
+          <w:sz w:val="16"/>
+          <w:szCs w:val="16"/>
+          <w:highlight w:val="yellow"/>
+        </w:rPr>
+        <w:t xml:space="preserve">The CHILDES project: Tools for </w:t>
+      </w:r>
+      <w:proofErr w:type="spellStart"/>
+      <w:r>
+        <w:rPr>
+          <w:b/>
+          <w:bCs/>
+          <w:i/>
+          <w:iCs/>
+          <w:sz w:val="16"/>
+          <w:szCs w:val="16"/>
+          <w:highlight w:val="yellow"/>
+        </w:rPr>
+        <w:t>analyzing</w:t>
+      </w:r>
+      <w:proofErr w:type="spellEnd"/>
+      <w:r>
+        <w:rPr>
+          <w:b/>
+          <w:bCs/>
+          <w:i/>
+          <w:iCs/>
+          <w:sz w:val="16"/>
+          <w:szCs w:val="16"/>
+          <w:highlight w:val="yellow"/>
+        </w:rPr>
+        <w:t xml:space="preserve"> talk</w:t>
+      </w:r>
+      <w:r>
+        <w:rPr>
+          <w:b/>
+          <w:bCs/>
+          <w:sz w:val="16"/>
+          <w:szCs w:val="16"/>
+          <w:highlight w:val="yellow"/>
+        </w:rPr>
+        <w:t xml:space="preserve"> (3rd ed.). Lawrence Erlbaum Associates.</w:t>
+      </w:r>
+      <w:r>
+        <w:rPr>
+          <w:sz w:val="16"/>
+          <w:szCs w:val="16"/>
+        </w:rPr>
+        <w:t xml:space="preserve"> --</w:t>
+      </w:r>
+      <w:r>
+        <w:rPr>
+          <w:b/>
+          <w:bCs/>
+          <w:sz w:val="16"/>
+          <w:szCs w:val="16"/>
+        </w:rPr>
+        <w:t xml:space="preserve"> </w:t>
+      </w:r>
+      <w:r>
+        <w:rPr>
+          <w:sz w:val="16"/>
+          <w:szCs w:val="16"/>
+        </w:rPr>
+        <w:t>describes the CHILDES database and its accompanying transcription and analysis tools, providing a standardized corpus of child language and child-directed speech</w:t>
       </w:r>
     </w:p>
     <w:p>
@@ -5157,124 +5251,261 @@
           <w:ilvl w:val="0"/>
           <w:numId w:val="6"/>
         </w:numPr>
-        <w:spacing w:after="0"/>
-        <w:rPr>
-          <w:highlight w:val="cyan"/>
-        </w:rPr>
-      </w:pPr>
-      <w:r>
-        <w:rPr>
-          <w:b/>
-          <w:bCs/>
-          <w:highlight w:val="cyan"/>
-        </w:rPr>
-        <w:t>Rinker (2018)</w:t>
-      </w:r>
-      <w:r>
-        <w:rPr>
-          <w:b/>
-          <w:bCs/>
-          <w:highlight w:val="cyan"/>
-        </w:rPr>
-        <w:tab/>
-        <w:t xml:space="preserve">-- </w:t>
-      </w:r>
-      <w:r>
-        <w:rPr>
-          <w:highlight w:val="cyan"/>
-        </w:rPr>
-        <w:t xml:space="preserve">Provides the </w:t>
+        <w:rPr>
+          <w:sz w:val="16"/>
+          <w:szCs w:val="16"/>
+        </w:rPr>
+      </w:pPr>
+      <w:r>
+        <w:rPr>
+          <w:b/>
+          <w:bCs/>
+          <w:sz w:val="16"/>
+          <w:szCs w:val="16"/>
+          <w:highlight w:val="yellow"/>
+        </w:rPr>
+        <w:t xml:space="preserve">Rinker, T. W. (2018). </w:t>
       </w:r>
       <w:proofErr w:type="spellStart"/>
       <w:r>
         <w:rPr>
-          <w:highlight w:val="cyan"/>
-        </w:rPr>
-        <w:t>textstem</w:t>
-      </w:r>
-      <w:proofErr w:type="spellEnd"/>
-      <w:r>
-        <w:rPr>
-          <w:highlight w:val="cyan"/>
-        </w:rPr>
-        <w:t xml:space="preserve"> software used for stemming and lemmatisation in text analysis.</w:t>
-      </w:r>
-    </w:p>
-    <w:p>
-      <w:pPr>
-        <w:spacing w:after="0"/>
-      </w:pPr>
-      <w:r>
-        <w:t xml:space="preserve">The </w:t>
-      </w:r>
-      <w:r>
-        <w:t>Child Language Input Corpus</w:t>
-      </w:r>
-      <w:r>
-        <w:t xml:space="preserve"> dataset consisted of transcripts of caregiver speech obtained from the CHILDES corpus. Each row represented a transcript associated with a particular child age and provided a record of the language environment available to children. This corpus served as the input language source from which measures of word frequency, co-occurrence, contextual similarity, meaning leverage, and context leverage were derived.</w:t>
-      </w:r>
-    </w:p>
-    <w:p>
-      <w:pPr>
-        <w:spacing w:after="0"/>
-      </w:pPr>
-      <w:r>
-        <w:t>Prior to analysis, the corpus was pre-processed to create a standardised representation of children's language input. Proper names were identified using the CHILDES Names dataset and replaced with a generic token (</w:t>
-      </w:r>
-      <w:proofErr w:type="spellStart"/>
-      <w:r>
-        <w:t>pname</w:t>
-      </w:r>
-      <w:proofErr w:type="spellEnd"/>
-      <w:r>
-        <w:t xml:space="preserve">). This prevented individual names from inflating frequency counts or distorting patterns of word co-occurrence. Contractions were then expanded to their full forms (e.g., </w:t>
-      </w:r>
-      <w:r>
-        <w:rPr>
+          <w:b/>
+          <w:bCs/>
           <w:i/>
           <w:iCs/>
-        </w:rPr>
-        <w:t>I'll</w:t>
-      </w:r>
-      <w:r>
-        <w:t xml:space="preserve"> → </w:t>
-      </w:r>
-      <w:r>
-        <w:rPr>
+          <w:sz w:val="16"/>
+          <w:szCs w:val="16"/>
+          <w:highlight w:val="yellow"/>
+        </w:rPr>
+        <w:t>textstem</w:t>
+      </w:r>
+      <w:proofErr w:type="spellEnd"/>
+      <w:r>
+        <w:rPr>
+          <w:b/>
+          <w:bCs/>
           <w:i/>
           <w:iCs/>
-        </w:rPr>
-        <w:t>I will</w:t>
-      </w:r>
-      <w:r>
-        <w:t xml:space="preserve">), and words were lemmatised so that morphological variants were represented by a single base form (e.g., </w:t>
+          <w:sz w:val="16"/>
+          <w:szCs w:val="16"/>
+          <w:highlight w:val="yellow"/>
+        </w:rPr>
+        <w:t>: Tools for stemming and lemmatizing text</w:t>
+      </w:r>
+      <w:r>
+        <w:rPr>
+          <w:b/>
+          <w:bCs/>
+          <w:sz w:val="16"/>
+          <w:szCs w:val="16"/>
+          <w:highlight w:val="yellow"/>
+        </w:rPr>
+        <w:t xml:space="preserve"> (Version 0.1.4) [Computer software]. </w:t>
+      </w:r>
+      <w:hyperlink r:id="rId7" w:tgtFrame="_new" w:history="1">
+        <w:r>
+          <w:rPr>
+            <w:rStyle w:val="Hyperlink"/>
+            <w:b/>
+            <w:bCs/>
+            <w:sz w:val="16"/>
+            <w:szCs w:val="16"/>
+            <w:highlight w:val="yellow"/>
+          </w:rPr>
+          <w:t>http://</w:t>
+        </w:r>
+        <w:proofErr w:type="spellStart"/>
+        <w:r>
+          <w:rPr>
+            <w:rStyle w:val="Hyperlink"/>
+            <w:b/>
+            <w:bCs/>
+            <w:sz w:val="16"/>
+            <w:szCs w:val="16"/>
+            <w:highlight w:val="yellow"/>
+          </w:rPr>
+          <w:t>github.com</w:t>
+        </w:r>
+        <w:proofErr w:type="spellEnd"/>
+        <w:r>
+          <w:rPr>
+            <w:rStyle w:val="Hyperlink"/>
+            <w:b/>
+            <w:bCs/>
+            <w:sz w:val="16"/>
+            <w:szCs w:val="16"/>
+            <w:highlight w:val="yellow"/>
+          </w:rPr>
+          <w:t>/</w:t>
+        </w:r>
+        <w:proofErr w:type="spellStart"/>
+        <w:r>
+          <w:rPr>
+            <w:rStyle w:val="Hyperlink"/>
+            <w:b/>
+            <w:bCs/>
+            <w:sz w:val="16"/>
+            <w:szCs w:val="16"/>
+            <w:highlight w:val="yellow"/>
+          </w:rPr>
+          <w:t>trinker</w:t>
+        </w:r>
+        <w:proofErr w:type="spellEnd"/>
+        <w:r>
+          <w:rPr>
+            <w:rStyle w:val="Hyperlink"/>
+            <w:b/>
+            <w:bCs/>
+            <w:sz w:val="16"/>
+            <w:szCs w:val="16"/>
+            <w:highlight w:val="yellow"/>
+          </w:rPr>
+          <w:t>/</w:t>
+        </w:r>
+        <w:proofErr w:type="spellStart"/>
+        <w:r>
+          <w:rPr>
+            <w:rStyle w:val="Hyperlink"/>
+            <w:b/>
+            <w:bCs/>
+            <w:sz w:val="16"/>
+            <w:szCs w:val="16"/>
+            <w:highlight w:val="yellow"/>
+          </w:rPr>
+          <w:t>textstem</w:t>
+        </w:r>
+        <w:proofErr w:type="spellEnd"/>
+      </w:hyperlink>
+      <w:r>
+        <w:rPr>
+          <w:sz w:val="16"/>
+          <w:szCs w:val="16"/>
+        </w:rPr>
+        <w:t xml:space="preserve"> -- </w:t>
+      </w:r>
+      <w:r>
+        <w:rPr>
+          <w:sz w:val="16"/>
+          <w:szCs w:val="16"/>
+        </w:rPr>
+        <w:t xml:space="preserve">Provides the </w:t>
+      </w:r>
+      <w:proofErr w:type="spellStart"/>
+      <w:r>
+        <w:rPr>
+          <w:sz w:val="16"/>
+          <w:szCs w:val="16"/>
+        </w:rPr>
+        <w:t>textstem</w:t>
+      </w:r>
+      <w:proofErr w:type="spellEnd"/>
+      <w:r>
+        <w:rPr>
+          <w:sz w:val="16"/>
+          <w:szCs w:val="16"/>
+        </w:rPr>
+        <w:t xml:space="preserve"> software used for stemming and lemmatisation in text analysis.</w:t>
+      </w:r>
+    </w:p>
+    <w:p>
+      <w:pPr>
+        <w:spacing w:after="0"/>
+      </w:pPr>
+      <w:r>
+        <w:t xml:space="preserve">The Child Language Input Corpus dataset consisted of transcripts of caregiver speech obtained from the </w:t>
+      </w:r>
+      <w:r>
+        <w:rPr>
+          <w:highlight w:val="yellow"/>
+        </w:rPr>
+        <w:t>CHILDES corpus (</w:t>
+      </w:r>
+      <w:proofErr w:type="spellStart"/>
+      <w:r>
+        <w:rPr>
+          <w:highlight w:val="yellow"/>
+        </w:rPr>
+        <w:t>MacWhinney</w:t>
+      </w:r>
+      <w:proofErr w:type="spellEnd"/>
+      <w:r>
+        <w:rPr>
+          <w:highlight w:val="yellow"/>
+        </w:rPr>
+        <w:t>, 2000).</w:t>
+      </w:r>
+      <w:r>
+        <w:t xml:space="preserve"> </w:t>
+      </w:r>
+      <w:r>
+        <w:t>Each row represented a transcript associated with a particular child age and provided a record of the language environment available to children. This corpus served as the input language source from which measures of word frequency, co-occurrence, contextual similarity, meaning leverage, and context leverage were derived.</w:t>
+      </w:r>
+    </w:p>
+    <w:p>
+      <w:pPr>
+        <w:spacing w:after="0"/>
+      </w:pPr>
+      <w:r>
+        <w:t>Prior to analysis, the corpus was pre-processed to create a standardised representation of children's language input. Proper names were identified using the CHILDES Names dataset and replaced with a generic token (</w:t>
+      </w:r>
+      <w:proofErr w:type="spellStart"/>
+      <w:r>
+        <w:t>pname</w:t>
+      </w:r>
+      <w:proofErr w:type="spellEnd"/>
+      <w:r>
+        <w:t xml:space="preserve">). This prevented individual names from inflating frequency counts or distorting patterns of word co-occurrence. Contractions were then expanded to their full forms (e.g., </w:t>
       </w:r>
       <w:r>
         <w:rPr>
           <w:i/>
           <w:iCs/>
         </w:rPr>
-        <w:t>dogs</w:t>
-      </w:r>
-      <w:r>
-        <w:t xml:space="preserve"> and </w:t>
+        <w:t>I'll</w:t>
+      </w:r>
+      <w:r>
+        <w:t xml:space="preserve"> → </w:t>
       </w:r>
       <w:r>
         <w:rPr>
           <w:i/>
           <w:iCs/>
         </w:rPr>
-        <w:t>dog</w:t>
-      </w:r>
-      <w:r>
-        <w:t xml:space="preserve">; </w:t>
+        <w:t>I will</w:t>
+      </w:r>
+      <w:r>
+        <w:t>), and words were lemmatised</w:t>
+      </w:r>
+      <w:r>
+        <w:t xml:space="preserve"> </w:t>
+      </w:r>
+      <w:proofErr w:type="spellStart"/>
+      <w:r>
+        <w:rPr>
+          <w:highlight w:val="yellow"/>
+        </w:rPr>
+        <w:t>textstem</w:t>
+      </w:r>
+      <w:proofErr w:type="spellEnd"/>
+      <w:r>
+        <w:rPr>
+          <w:highlight w:val="yellow"/>
+        </w:rPr>
+        <w:t xml:space="preserve"> package (Rinker, 2018)</w:t>
+      </w:r>
+      <w:r>
+        <w:t xml:space="preserve"> so that morphological variants were </w:t>
+      </w:r>
+      <w:r>
+        <w:lastRenderedPageBreak/>
+        <w:t xml:space="preserve">represented by a single base form (e.g., </w:t>
       </w:r>
       <w:r>
         <w:rPr>
           <w:i/>
           <w:iCs/>
         </w:rPr>
-        <w:t>walking</w:t>
+        <w:t>dogs</w:t>
       </w:r>
       <w:r>
         <w:t xml:space="preserve"> and </w:t>
@@ -5284,6 +5515,26 @@
           <w:i/>
           <w:iCs/>
         </w:rPr>
+        <w:t>dog</w:t>
+      </w:r>
+      <w:r>
+        <w:t xml:space="preserve">; </w:t>
+      </w:r>
+      <w:r>
+        <w:rPr>
+          <w:i/>
+          <w:iCs/>
+        </w:rPr>
+        <w:t>walking</w:t>
+      </w:r>
+      <w:r>
+        <w:t xml:space="preserve"> and </w:t>
+      </w:r>
+      <w:r>
+        <w:rPr>
+          <w:i/>
+          <w:iCs/>
+        </w:rPr>
         <w:t>walk</w:t>
       </w:r>
       <w:r>
@@ -5306,11 +5557,6 @@
     <w:p>
       <w:pPr>
         <w:spacing w:after="0"/>
-      </w:pPr>
-    </w:p>
-    <w:p>
-      <w:pPr>
-        <w:spacing w:after="0"/>
         <w:rPr>
           <w:b/>
           <w:bCs/>
@@ -5398,7 +5644,15 @@
         <w:spacing w:after="0"/>
       </w:pPr>
       <w:r>
-        <w:t>Context leverage was designed to capture the extent to which a target word occurs in contexts that are similar to those of earlier-learned words with related meanings. The underlying assumption is that word learning may be facilitated when a new word appears in contexts that resemble those of words that are already known. The measure was calculated in several stages involving semantic category matching, co-occurrence analysis, contextual similarity, and age-of-acquisition information.</w:t>
+        <w:t xml:space="preserve">Context leverage was designed to capture the extent to which a target word occurs in contexts that are </w:t>
+      </w:r>
+      <w:proofErr w:type="gramStart"/>
+      <w:r>
+        <w:t>similar to</w:t>
+      </w:r>
+      <w:proofErr w:type="gramEnd"/>
+      <w:r>
+        <w:t xml:space="preserve"> those of earlier-learned words with related meanings. The underlying assumption is that word learning may be facilitated when a new word appears in contexts that resemble those of words that are already known. The measure was calculated in several stages involving semantic category matching, co-occurrence analysis, contextual similarity, and age-of-acquisition information.</w:t>
       </w:r>
     </w:p>
     <w:p>
@@ -5427,11 +5681,7 @@
         <w:spacing w:after="0"/>
       </w:pPr>
       <w:r>
-        <w:t xml:space="preserve">All possible word pairs were generated and classified according to whether the two words belonged to the same semantic category or different semantic categories. In cases where a pair could be be classified as both same-category and different-category because a word belonged to multiple categories (e.g., *orange–apple *the category is the same when the meaning of orange is orange fruit, and different category when the meaning is the orange colour), the pair was classified as same-category whenever the two words shared at least one semantic category. This decision ensured that </w:t>
-      </w:r>
-      <w:r>
-        <w:lastRenderedPageBreak/>
-        <w:t>semantically related words were not excluded simply because one of the words also belonged to another category, allowing any meaningful semantic relationship between the pair to be retained in the analysis.</w:t>
+        <w:t>All possible word pairs were generated and classified according to whether the two words belonged to the same semantic category or different semantic categories. In cases where a pair could be be classified as both same-category and different-category because a word belonged to multiple categories (e.g., *orange–apple *the category is the same when the meaning of orange is orange fruit, and different category when the meaning is the orange colour), the pair was classified as same-category whenever the two words shared at least one semantic category. This decision ensured that semantically related words were not excluded simply because one of the words also belonged to another category, allowing any meaningful semantic relationship between the pair to be retained in the analysis.</w:t>
       </w:r>
     </w:p>
     <w:p>
@@ -5535,20 +5785,99 @@
         <w:rPr>
           <w:b/>
           <w:bCs/>
-          <w:highlight w:val="cyan"/>
-        </w:rPr>
-      </w:pPr>
-      <w:r>
-        <w:rPr>
-          <w:b/>
-          <w:bCs/>
-          <w:highlight w:val="cyan"/>
-        </w:rPr>
-        <w:t xml:space="preserve">Evert (2008) -- </w:t>
-      </w:r>
-      <w:r>
-        <w:rPr>
-          <w:highlight w:val="cyan"/>
+          <w:sz w:val="16"/>
+          <w:szCs w:val="16"/>
+          <w:highlight w:val="yellow"/>
+        </w:rPr>
+      </w:pPr>
+      <w:r>
+        <w:rPr>
+          <w:b/>
+          <w:bCs/>
+          <w:sz w:val="16"/>
+          <w:szCs w:val="16"/>
+          <w:highlight w:val="yellow"/>
+        </w:rPr>
+        <w:t xml:space="preserve">Evert, S. (2008). Corpora and collocations. In A. </w:t>
+      </w:r>
+      <w:proofErr w:type="spellStart"/>
+      <w:r>
+        <w:rPr>
+          <w:b/>
+          <w:bCs/>
+          <w:sz w:val="16"/>
+          <w:szCs w:val="16"/>
+          <w:highlight w:val="yellow"/>
+        </w:rPr>
+        <w:t>Lüdeling</w:t>
+      </w:r>
+      <w:proofErr w:type="spellEnd"/>
+      <w:r>
+        <w:rPr>
+          <w:b/>
+          <w:bCs/>
+          <w:sz w:val="16"/>
+          <w:szCs w:val="16"/>
+          <w:highlight w:val="yellow"/>
+        </w:rPr>
+        <w:t xml:space="preserve"> &amp; M. </w:t>
+      </w:r>
+      <w:proofErr w:type="spellStart"/>
+      <w:r>
+        <w:rPr>
+          <w:b/>
+          <w:bCs/>
+          <w:sz w:val="16"/>
+          <w:szCs w:val="16"/>
+          <w:highlight w:val="yellow"/>
+        </w:rPr>
+        <w:t>Kytö</w:t>
+      </w:r>
+      <w:proofErr w:type="spellEnd"/>
+      <w:r>
+        <w:rPr>
+          <w:b/>
+          <w:bCs/>
+          <w:sz w:val="16"/>
+          <w:szCs w:val="16"/>
+          <w:highlight w:val="yellow"/>
+        </w:rPr>
+        <w:t xml:space="preserve"> (Eds.), Corpus linguistics: An international handbook (Vol. 2, pp. 1212–1248). Mouton de </w:t>
+      </w:r>
+      <w:proofErr w:type="gramStart"/>
+      <w:r>
+        <w:rPr>
+          <w:b/>
+          <w:bCs/>
+          <w:sz w:val="16"/>
+          <w:szCs w:val="16"/>
+          <w:highlight w:val="yellow"/>
+        </w:rPr>
+        <w:t>Gruyter.</w:t>
+      </w:r>
+      <w:r>
+        <w:rPr>
+          <w:b/>
+          <w:bCs/>
+          <w:sz w:val="16"/>
+          <w:szCs w:val="16"/>
+        </w:rPr>
+        <w:t>--</w:t>
+      </w:r>
+      <w:proofErr w:type="gramEnd"/>
+      <w:r>
+        <w:rPr>
+          <w:b/>
+          <w:bCs/>
+          <w:sz w:val="16"/>
+          <w:szCs w:val="16"/>
+        </w:rPr>
+        <w:t xml:space="preserve"> </w:t>
+      </w:r>
+      <w:r>
+        <w:rPr>
+          <w:sz w:val="16"/>
+          <w:szCs w:val="16"/>
         </w:rPr>
         <w:t>Explains statistical measures of word co-occurrence, including Pointwise Mutual Information (PMI/PPMI).</w:t>
       </w:r>
@@ -5558,7 +5887,25 @@
         <w:spacing w:after="0"/>
       </w:pPr>
       <w:r>
-        <w:t xml:space="preserve">Raw co-occurrence counts are strongly influenced by overall word frequency, meaning that highly frequent words may appear to co-occur with many other words simply by chance. To address this issue, Positive Pointwise Mutual Information (PPMI) was calculated for each pair of words. PPMI measures how strongly two words are associated by comparing how often they occur together with how often they would be expected to occur together by chance. As a result, meaningful associations such as </w:t>
+        <w:t xml:space="preserve">Raw co-occurrence counts are strongly influenced by overall word frequency, meaning that highly frequent words may appear to co-occur with many other words simply by chance. To address this issue, </w:t>
+      </w:r>
+      <w:r>
+        <w:rPr>
+          <w:highlight w:val="yellow"/>
+        </w:rPr>
+        <w:t xml:space="preserve">Positive Pointwise Mutual Information (PPMI) was calculated </w:t>
+      </w:r>
+      <w:r>
+        <w:rPr>
+          <w:highlight w:val="yellow"/>
+        </w:rPr>
+        <w:t>for each pair of words (Evert, 2008)</w:t>
+      </w:r>
+      <w:r>
+        <w:t>.</w:t>
+      </w:r>
+      <w:r>
+        <w:t xml:space="preserve"> PPMI measures how strongly two words are associated by comparing how often they occur together with how often they would be expected to occur together by chance. As a result, meaningful associations such as </w:t>
       </w:r>
       <w:r>
         <w:rPr>
@@ -5568,7 +5915,19 @@
         <w:t>dog–bark</w:t>
       </w:r>
       <w:r>
-        <w:t xml:space="preserve"> receive high PPMI values, whereas associations driven primarily by word frequency receive lower values (e.g., </w:t>
+        <w:t xml:space="preserve"> receive high PPMI values, whereas associations driven primarily </w:t>
+      </w:r>
+      <w:proofErr w:type="gramStart"/>
+      <w:r>
+        <w:t xml:space="preserve">by </w:t>
+      </w:r>
+      <w:r>
+        <w:lastRenderedPageBreak/>
+        <w:t>word</w:t>
+      </w:r>
+      <w:proofErr w:type="gramEnd"/>
+      <w:r>
+        <w:t xml:space="preserve"> frequency receive lower values (e.g., </w:t>
       </w:r>
       <w:r>
         <w:rPr>
@@ -5758,11 +6117,7 @@
         <w:t>dataset, which assigned each word to a broad semantic category and, where relevant, a more specific subcategory. These category labels were used to determine whether words belonged to the same or different semantic categories. For each target word, only words acquired earlier in development were considered.</w:t>
       </w:r>
       <w:r>
-        <w:t xml:space="preserve"> The mean context overlap between the target word and earlier-learned words from the same semantic category was calculated, </w:t>
-      </w:r>
-      <w:r>
-        <w:lastRenderedPageBreak/>
-        <w:t>as was the mean context overlap between the target word and earlier-learned words from different semantic categories.</w:t>
+        <w:t xml:space="preserve"> The mean context overlap between the target word and earlier-learned words from the same semantic category was calculated, as was the mean context overlap between the target word and earlier-learned words from different semantic categories.</w:t>
       </w:r>
     </w:p>
     <w:p>
@@ -5778,7 +6133,15 @@
       </w:r>
       <w:proofErr w:type="spellEnd"/>
       <w:r>
-        <w:t>) was then calculated as the difference between these two averages. Positive values indicate that a target word occurs in contexts that are more similar to those of earlier-learned semantically related words than to those of earlier-learned semantically unrelated words. Larger values therefore reflect greater context leverage support for word learning.</w:t>
+        <w:t xml:space="preserve">) was then calculated as the difference between these two averages. Positive values indicate that a target word occurs in contexts that are more </w:t>
+      </w:r>
+      <w:proofErr w:type="gramStart"/>
+      <w:r>
+        <w:t>similar to</w:t>
+      </w:r>
+      <w:proofErr w:type="gramEnd"/>
+      <w:r>
+        <w:t xml:space="preserve"> those of earlier-learned semantically related words than to those of earlier-learned semantically unrelated words. Larger values therefore reflect greater context leverage support for word learning.</w:t>
       </w:r>
     </w:p>
     <w:p>
@@ -5855,40 +6218,197 @@
         <w:rPr>
           <w:b/>
           <w:bCs/>
-          <w:highlight w:val="cyan"/>
-        </w:rPr>
-      </w:pPr>
+          <w:sz w:val="16"/>
+          <w:szCs w:val="16"/>
+        </w:rPr>
+      </w:pPr>
+      <w:r>
+        <w:rPr>
+          <w:b/>
+          <w:bCs/>
+          <w:sz w:val="16"/>
+          <w:szCs w:val="16"/>
+          <w:highlight w:val="yellow"/>
+        </w:rPr>
+        <w:t>Brysbaer</w:t>
+      </w:r>
+      <w:r>
+        <w:rPr>
+          <w:b/>
+          <w:bCs/>
+          <w:sz w:val="16"/>
+          <w:szCs w:val="16"/>
+        </w:rPr>
+        <w:t xml:space="preserve">t, M., Warriner, A. B., &amp; Kuperman, V. </w:t>
+      </w:r>
+      <w:r>
+        <w:rPr>
+          <w:b/>
+          <w:bCs/>
+          <w:sz w:val="16"/>
+          <w:szCs w:val="16"/>
+          <w:highlight w:val="yellow"/>
+        </w:rPr>
+        <w:t>(2014).</w:t>
+      </w:r>
+      <w:r>
+        <w:rPr>
+          <w:b/>
+          <w:bCs/>
+          <w:sz w:val="16"/>
+          <w:szCs w:val="16"/>
+        </w:rPr>
+        <w:t xml:space="preserve"> Concreteness ratings for 40 thousand generally known English word lemmas. </w:t>
+      </w:r>
       <w:proofErr w:type="spellStart"/>
       <w:r>
         <w:rPr>
           <w:b/>
           <w:bCs/>
-          <w:highlight w:val="cyan"/>
+          <w:sz w:val="16"/>
+          <w:szCs w:val="16"/>
+        </w:rPr>
+        <w:t>Behavior</w:t>
+      </w:r>
+      <w:proofErr w:type="spellEnd"/>
+      <w:r>
+        <w:rPr>
+          <w:b/>
+          <w:bCs/>
+          <w:sz w:val="16"/>
+          <w:szCs w:val="16"/>
+        </w:rPr>
+        <w:t xml:space="preserve"> Research Methods, 46(3), 904–911. </w:t>
+      </w:r>
+      <w:hyperlink r:id="rId8" w:history="1">
+        <w:r>
+          <w:rPr>
+            <w:rStyle w:val="Hyperlink"/>
+            <w:b/>
+            <w:bCs/>
+            <w:sz w:val="16"/>
+            <w:szCs w:val="16"/>
+          </w:rPr>
+          <w:t>https://</w:t>
+        </w:r>
+        <w:proofErr w:type="spellStart"/>
+        <w:r>
+          <w:rPr>
+            <w:rStyle w:val="Hyperlink"/>
+            <w:b/>
+            <w:bCs/>
+            <w:sz w:val="16"/>
+            <w:szCs w:val="16"/>
+          </w:rPr>
+          <w:t>doi.org</w:t>
+        </w:r>
+        <w:proofErr w:type="spellEnd"/>
+        <w:r>
+          <w:rPr>
+            <w:rStyle w:val="Hyperlink"/>
+            <w:b/>
+            <w:bCs/>
+            <w:sz w:val="16"/>
+            <w:szCs w:val="16"/>
+          </w:rPr>
+          <w:t>/10.3758/</w:t>
+        </w:r>
+        <w:proofErr w:type="spellStart"/>
+        <w:r>
+          <w:rPr>
+            <w:rStyle w:val="Hyperlink"/>
+            <w:b/>
+            <w:bCs/>
+            <w:sz w:val="16"/>
+            <w:szCs w:val="16"/>
+          </w:rPr>
+          <w:t>s13428</w:t>
+        </w:r>
+        <w:proofErr w:type="spellEnd"/>
+        <w:r>
+          <w:rPr>
+            <w:rStyle w:val="Hyperlink"/>
+            <w:b/>
+            <w:bCs/>
+            <w:sz w:val="16"/>
+            <w:szCs w:val="16"/>
+          </w:rPr>
+          <w:t>-013-0403-5</w:t>
+        </w:r>
+      </w:hyperlink>
+      <w:r>
+        <w:rPr>
+          <w:b/>
+          <w:bCs/>
+          <w:sz w:val="16"/>
+          <w:szCs w:val="16"/>
+        </w:rPr>
+        <w:t xml:space="preserve"> </w:t>
+      </w:r>
+      <w:r>
+        <w:rPr>
+          <w:b/>
+          <w:bCs/>
+          <w:sz w:val="16"/>
+          <w:szCs w:val="16"/>
+        </w:rPr>
+        <w:t xml:space="preserve">-- </w:t>
+      </w:r>
+      <w:r>
+        <w:rPr>
+          <w:sz w:val="16"/>
+          <w:szCs w:val="16"/>
+        </w:rPr>
+        <w:t>provide concreteness ratings for over 40,000 English words and expressions, creating a large normative database that is widely used in psycholinguistic research to measure the extent to which word meanings refer to perceptible, concrete entities rather than abstract concepts.</w:t>
+      </w:r>
+    </w:p>
+    <w:p>
+      <w:pPr>
+        <w:spacing w:after="0"/>
+      </w:pPr>
+      <w:r>
+        <w:t xml:space="preserve">The Word Concreteness Ratings dataset provided </w:t>
+      </w:r>
+      <w:r>
+        <w:rPr>
+          <w:highlight w:val="yellow"/>
+        </w:rPr>
+        <w:t>word-level concreteness ratings</w:t>
+      </w:r>
+      <w:r>
+        <w:rPr>
+          <w:highlight w:val="yellow"/>
+        </w:rPr>
+        <w:t xml:space="preserve"> </w:t>
+      </w:r>
+      <w:r>
+        <w:rPr>
+          <w:highlight w:val="yellow"/>
+        </w:rPr>
+        <w:t>obtained from the database developed by</w:t>
+      </w:r>
+      <w:r>
+        <w:t xml:space="preserve"> </w:t>
+      </w:r>
+      <w:proofErr w:type="spellStart"/>
+      <w:r>
+        <w:rPr>
+          <w:highlight w:val="yellow"/>
         </w:rPr>
         <w:t>Brysbaert</w:t>
       </w:r>
       <w:proofErr w:type="spellEnd"/>
       <w:r>
         <w:rPr>
-          <w:b/>
-          <w:bCs/>
-          <w:highlight w:val="cyan"/>
-        </w:rPr>
-        <w:t xml:space="preserve"> et al. (2014) -- </w:t>
-      </w:r>
-      <w:r>
-        <w:rPr>
-          <w:highlight w:val="cyan"/>
-        </w:rPr>
-        <w:t>Provides large-scale concreteness ratings for English words, widely used in psycholinguistic research.</w:t>
-      </w:r>
-    </w:p>
-    <w:p>
-      <w:pPr>
-        <w:spacing w:after="0"/>
-      </w:pPr>
-      <w:r>
-        <w:t>The Word Concreteness Ratings dataset provided word-level concreteness ratings. Concreteness reflects the extent to which a word refers to perceptible objects, actions, or experiences. Higher scores indicate more concrete words, whereas lower scores indicate more abstract words. These ratings were used as a control predictor in the statistical analyses.</w:t>
+          <w:highlight w:val="yellow"/>
+        </w:rPr>
+        <w:t xml:space="preserve"> et al. (2014</w:t>
+      </w:r>
+      <w:r>
+        <w:t>)</w:t>
+      </w:r>
+      <w:r>
+        <w:t>. Concreteness reflects the extent to which a word refers to perceptible objects, actions, or experiences. Higher scores indicate more concrete words, whereas lower scores indicate more abstract words. These ratings were used as a control predictor in the statistical analyses.</w:t>
       </w:r>
     </w:p>
     <w:p>
@@ -5940,86 +6460,194 @@
         </w:numPr>
         <w:spacing w:after="0"/>
         <w:rPr>
-          <w:highlight w:val="cyan"/>
-        </w:rPr>
-      </w:pPr>
-      <w:r>
-        <w:rPr>
-          <w:b/>
-          <w:bCs/>
-          <w:highlight w:val="cyan"/>
-        </w:rPr>
-        <w:t>Swingley &amp; Humphrey (2018) --</w:t>
-      </w:r>
-      <w:r>
-        <w:rPr>
-          <w:highlight w:val="cyan"/>
-        </w:rPr>
-        <w:t xml:space="preserve"> Identifies frequency and utterance-based properties as important predictors of word learning. (frequency, </w:t>
-      </w:r>
-      <w:proofErr w:type="spellStart"/>
-      <w:r>
-        <w:rPr>
-          <w:highlight w:val="cyan"/>
-        </w:rPr>
-        <w:t>utt</w:t>
-      </w:r>
-      <w:proofErr w:type="spellEnd"/>
-      <w:r>
-        <w:rPr>
-          <w:highlight w:val="cyan"/>
-        </w:rPr>
-        <w:t xml:space="preserve"> length, phonetics, linguistic features == CONTROL VARS)</w:t>
-      </w:r>
-    </w:p>
-    <w:p>
-      <w:pPr>
-        <w:spacing w:after="0"/>
-      </w:pPr>
-      <w:r>
-        <w:t xml:space="preserve">The </w:t>
-      </w:r>
-      <w:proofErr w:type="spellStart"/>
-      <w:r>
-        <w:rPr>
+          <w:sz w:val="16"/>
+          <w:szCs w:val="16"/>
+        </w:rPr>
+      </w:pPr>
+      <w:r>
+        <w:rPr>
+          <w:b/>
+          <w:bCs/>
+          <w:sz w:val="16"/>
+          <w:szCs w:val="16"/>
+          <w:highlight w:val="yellow"/>
+        </w:rPr>
+        <w:lastRenderedPageBreak/>
+        <w:t>Swingley,</w:t>
+      </w:r>
+      <w:r>
+        <w:rPr>
+          <w:b/>
+          <w:bCs/>
+          <w:sz w:val="16"/>
+          <w:szCs w:val="16"/>
+        </w:rPr>
+        <w:t xml:space="preserve"> D., &amp; Humphrey, C. </w:t>
+      </w:r>
+      <w:r>
+        <w:rPr>
+          <w:b/>
+          <w:bCs/>
+          <w:sz w:val="16"/>
+          <w:szCs w:val="16"/>
+          <w:highlight w:val="yellow"/>
+        </w:rPr>
+        <w:t>(2018).</w:t>
+      </w:r>
+      <w:r>
+        <w:rPr>
+          <w:b/>
+          <w:bCs/>
+          <w:sz w:val="16"/>
+          <w:szCs w:val="16"/>
+        </w:rPr>
+        <w:t xml:space="preserve"> </w:t>
+      </w:r>
+      <w:r>
+        <w:rPr>
+          <w:b/>
+          <w:bCs/>
           <w:i/>
           <w:iCs/>
-        </w:rPr>
-        <w:t>utt_stats</w:t>
-      </w:r>
-      <w:proofErr w:type="spellEnd"/>
-      <w:r>
-        <w:t xml:space="preserve"> dataset provided a word-level measure of </w:t>
-      </w:r>
-      <w:r>
-        <w:t>U</w:t>
-      </w:r>
-      <w:r>
-        <w:t xml:space="preserve">tterance </w:t>
-      </w:r>
-      <w:r>
-        <w:t>L</w:t>
-      </w:r>
-      <w:r>
-        <w:t>ength (</w:t>
-      </w:r>
-      <w:proofErr w:type="spellStart"/>
-      <w:r>
-        <w:rPr>
+          <w:sz w:val="16"/>
+          <w:szCs w:val="16"/>
+        </w:rPr>
+        <w:t>Quantitative linguistic predictors of infants' learning of specific English words</w:t>
+      </w:r>
+      <w:r>
+        <w:rPr>
+          <w:b/>
+          <w:bCs/>
+          <w:sz w:val="16"/>
+          <w:szCs w:val="16"/>
+        </w:rPr>
+        <w:t xml:space="preserve">. </w:t>
+      </w:r>
+      <w:r>
+        <w:rPr>
+          <w:b/>
+          <w:bCs/>
           <w:i/>
           <w:iCs/>
-        </w:rPr>
+          <w:sz w:val="16"/>
+          <w:szCs w:val="16"/>
+        </w:rPr>
+        <w:t>Child Development, 89</w:t>
+      </w:r>
+      <w:r>
+        <w:rPr>
+          <w:b/>
+          <w:bCs/>
+          <w:sz w:val="16"/>
+          <w:szCs w:val="16"/>
+        </w:rPr>
+        <w:t xml:space="preserve">(4), 1247–1267. </w:t>
+      </w:r>
+      <w:proofErr w:type="gramStart"/>
+      <w:r>
+        <w:rPr>
+          <w:b/>
+          <w:bCs/>
+          <w:sz w:val="16"/>
+          <w:szCs w:val="16"/>
+        </w:rPr>
+        <w:t>https://</w:t>
+      </w:r>
+      <w:proofErr w:type="spellStart"/>
+      <w:r>
+        <w:rPr>
+          <w:b/>
+          <w:bCs/>
+          <w:sz w:val="16"/>
+          <w:szCs w:val="16"/>
+        </w:rPr>
+        <w:t>doi.org</w:t>
+      </w:r>
+      <w:proofErr w:type="spellEnd"/>
+      <w:r>
+        <w:rPr>
+          <w:b/>
+          <w:bCs/>
+          <w:sz w:val="16"/>
+          <w:szCs w:val="16"/>
+        </w:rPr>
+        <w:t>/10.1111/</w:t>
+      </w:r>
+      <w:proofErr w:type="spellStart"/>
+      <w:r>
+        <w:rPr>
+          <w:b/>
+          <w:bCs/>
+          <w:sz w:val="16"/>
+          <w:szCs w:val="16"/>
+        </w:rPr>
+        <w:t>cdev.12731</w:t>
+      </w:r>
+      <w:proofErr w:type="spellEnd"/>
+      <w:r>
+        <w:rPr>
+          <w:sz w:val="16"/>
+          <w:szCs w:val="16"/>
+        </w:rPr>
+        <w:t xml:space="preserve"> </w:t>
+      </w:r>
+      <w:r>
+        <w:rPr>
+          <w:sz w:val="16"/>
+          <w:szCs w:val="16"/>
+        </w:rPr>
+        <w:t xml:space="preserve"> --</w:t>
+      </w:r>
+      <w:proofErr w:type="gramEnd"/>
+      <w:r>
+        <w:rPr>
+          <w:sz w:val="16"/>
+          <w:szCs w:val="16"/>
+        </w:rPr>
+        <w:t xml:space="preserve"> </w:t>
+      </w:r>
+      <w:r>
+        <w:rPr>
+          <w:sz w:val="16"/>
+          <w:szCs w:val="16"/>
+        </w:rPr>
+        <w:t>examined which quantitative properties of infant-directed speech predict the acquisition of individual words, finding that variables such as word frequency, occurrence in one-word utterances, utterance length, concreteness, and typical word duration make independent contributions to early vocabulary development.</w:t>
+      </w:r>
+    </w:p>
+    <w:p>
+      <w:pPr>
+        <w:spacing w:after="0"/>
+      </w:pPr>
+      <w:r>
+        <w:t xml:space="preserve">The </w:t>
+      </w:r>
+      <w:proofErr w:type="spellStart"/>
+      <w:r>
+        <w:t>utt_stats</w:t>
+      </w:r>
+      <w:proofErr w:type="spellEnd"/>
+      <w:r>
+        <w:t xml:space="preserve"> dataset provided a word-level measure of utterance length (</w:t>
+      </w:r>
+      <w:proofErr w:type="spellStart"/>
+      <w:r>
         <w:t>utt_length</w:t>
       </w:r>
       <w:proofErr w:type="spellEnd"/>
       <w:r>
-        <w:t xml:space="preserve">), calculated from caregiver speech transcripts. </w:t>
-      </w:r>
-      <w:r>
-        <w:t>U</w:t>
-      </w:r>
-      <w:r>
-        <w:t>tterance length represents the average number of words in the utterances in which a target word occurred. This measure was included as a control predictor because words that typically occur in shorter or longer utterances may differ in their ease of acquisition, independently of the contextual and semantic predictors examined in the present study.</w:t>
+        <w:t xml:space="preserve">), calculated from the Child Language Input Corpus. Utterance length represented the average number of words in the caregiver utterances in which each target word occurred. This measure was included as a control predictor because characteristics of the linguistic environments in which words occur, including </w:t>
+      </w:r>
+      <w:r>
+        <w:rPr>
+          <w:highlight w:val="yellow"/>
+        </w:rPr>
+        <w:t>utterance length, have previously been shown to predict the timing of vocabulary acquisition (Swingley &amp; Humphrey, 2018</w:t>
+      </w:r>
+      <w:r>
+        <w:t>)</w:t>
+      </w:r>
+      <w:r>
+        <w:t>.</w:t>
       </w:r>
     </w:p>
     <w:p>
@@ -6143,70 +6771,222 @@
         <w:rPr>
           <w:b/>
           <w:bCs/>
-          <w:highlight w:val="cyan"/>
-        </w:rPr>
-      </w:pPr>
-      <w:r>
-        <w:rPr>
-          <w:b/>
-          <w:bCs/>
-          <w:highlight w:val="cyan"/>
-        </w:rPr>
-        <w:t xml:space="preserve">Borovsky et al. (2016) -- </w:t>
-      </w:r>
-      <w:r>
-        <w:rPr>
-          <w:highlight w:val="cyan"/>
-        </w:rPr>
-        <w:t>Shows that knowledge of semantically related words facilitates recognition and learning of new words in young children.</w:t>
-      </w:r>
-    </w:p>
-    <w:p>
-      <w:pPr>
-        <w:spacing w:after="0"/>
-      </w:pPr>
-      <w:r>
-        <w:t xml:space="preserve">Meaning leverage was designed to capture the extent to which a target word was surrounded by earlier-learned words from the same semantic category. For example, if the target word was </w:t>
-      </w:r>
-      <w:r>
-        <w:rPr>
+          <w:sz w:val="16"/>
+          <w:szCs w:val="16"/>
+        </w:rPr>
+      </w:pPr>
+      <w:r>
+        <w:rPr>
+          <w:b/>
+          <w:bCs/>
+          <w:sz w:val="16"/>
+          <w:szCs w:val="16"/>
+          <w:highlight w:val="yellow"/>
+        </w:rPr>
+        <w:t>Borovsky</w:t>
+      </w:r>
+      <w:r>
+        <w:rPr>
+          <w:b/>
+          <w:bCs/>
+          <w:sz w:val="16"/>
+          <w:szCs w:val="16"/>
+        </w:rPr>
+        <w:t xml:space="preserve">, A., Ellis, E. M., Evans, J. L., &amp; Elman, J. L. </w:t>
+      </w:r>
+      <w:r>
+        <w:rPr>
+          <w:b/>
+          <w:bCs/>
+          <w:sz w:val="16"/>
+          <w:szCs w:val="16"/>
+          <w:highlight w:val="yellow"/>
+        </w:rPr>
+        <w:t>(2016).</w:t>
+      </w:r>
+      <w:r>
+        <w:rPr>
+          <w:b/>
+          <w:bCs/>
+          <w:sz w:val="16"/>
+          <w:szCs w:val="16"/>
+        </w:rPr>
+        <w:t xml:space="preserve"> </w:t>
+      </w:r>
+      <w:r>
+        <w:rPr>
+          <w:b/>
+          <w:bCs/>
           <w:i/>
           <w:iCs/>
-        </w:rPr>
-        <w:t>banana</w:t>
-      </w:r>
-      <w:r>
-        <w:t xml:space="preserve">, </w:t>
-      </w:r>
-      <w:r>
-        <w:lastRenderedPageBreak/>
-        <w:t xml:space="preserve">earlier-learned words such as </w:t>
-      </w:r>
-      <w:r>
-        <w:rPr>
+          <w:sz w:val="16"/>
+          <w:szCs w:val="16"/>
+        </w:rPr>
+        <w:t>Lexical leverage: Category knowledge boosts real-time novel word recognition in 2-year-olds</w:t>
+      </w:r>
+      <w:r>
+        <w:rPr>
+          <w:b/>
+          <w:bCs/>
+          <w:sz w:val="16"/>
+          <w:szCs w:val="16"/>
+        </w:rPr>
+        <w:t xml:space="preserve">. </w:t>
+      </w:r>
+      <w:r>
+        <w:rPr>
+          <w:b/>
+          <w:bCs/>
           <w:i/>
           <w:iCs/>
-        </w:rPr>
-        <w:t>apple</w:t>
-      </w:r>
-      <w:r>
-        <w:t xml:space="preserve">, </w:t>
+          <w:sz w:val="16"/>
+          <w:szCs w:val="16"/>
+        </w:rPr>
+        <w:t>Developmental Science, 19</w:t>
+      </w:r>
+      <w:r>
+        <w:rPr>
+          <w:b/>
+          <w:bCs/>
+          <w:sz w:val="16"/>
+          <w:szCs w:val="16"/>
+        </w:rPr>
+        <w:t xml:space="preserve">(6), 918–932. </w:t>
+      </w:r>
+      <w:hyperlink r:id="rId9" w:history="1">
+        <w:r>
+          <w:rPr>
+            <w:rStyle w:val="Hyperlink"/>
+            <w:b/>
+            <w:bCs/>
+            <w:sz w:val="16"/>
+            <w:szCs w:val="16"/>
+          </w:rPr>
+          <w:t>https://</w:t>
+        </w:r>
+        <w:proofErr w:type="spellStart"/>
+        <w:r>
+          <w:rPr>
+            <w:rStyle w:val="Hyperlink"/>
+            <w:b/>
+            <w:bCs/>
+            <w:sz w:val="16"/>
+            <w:szCs w:val="16"/>
+          </w:rPr>
+          <w:t>doi.org</w:t>
+        </w:r>
+        <w:proofErr w:type="spellEnd"/>
+        <w:r>
+          <w:rPr>
+            <w:rStyle w:val="Hyperlink"/>
+            <w:b/>
+            <w:bCs/>
+            <w:sz w:val="16"/>
+            <w:szCs w:val="16"/>
+          </w:rPr>
+          <w:t>/10.1111/</w:t>
+        </w:r>
+        <w:proofErr w:type="spellStart"/>
+        <w:r>
+          <w:rPr>
+            <w:rStyle w:val="Hyperlink"/>
+            <w:b/>
+            <w:bCs/>
+            <w:sz w:val="16"/>
+            <w:szCs w:val="16"/>
+          </w:rPr>
+          <w:t>desc.12343</w:t>
+        </w:r>
+        <w:proofErr w:type="spellEnd"/>
+      </w:hyperlink>
+      <w:r>
+        <w:rPr>
+          <w:b/>
+          <w:bCs/>
+          <w:sz w:val="16"/>
+          <w:szCs w:val="16"/>
+        </w:rPr>
+        <w:t xml:space="preserve"> -- </w:t>
+      </w:r>
+      <w:r>
+        <w:rPr>
+          <w:sz w:val="16"/>
+          <w:szCs w:val="16"/>
+        </w:rPr>
+        <w:t xml:space="preserve">showed that two-year-olds learn and recognize novel words more effectively when they belong to semantic categories in which the child already knows many related words, providing evidence that existing semantic knowledge facilitates early word learning through </w:t>
+      </w:r>
+      <w:r>
+        <w:rPr>
+          <w:sz w:val="16"/>
+          <w:szCs w:val="16"/>
+        </w:rPr>
+        <w:t xml:space="preserve">meaning </w:t>
+      </w:r>
+      <w:r>
+        <w:rPr>
+          <w:sz w:val="16"/>
+          <w:szCs w:val="16"/>
+        </w:rPr>
+        <w:t>leverage.</w:t>
+      </w:r>
+    </w:p>
+    <w:p>
+      <w:pPr>
+        <w:spacing w:after="0"/>
+      </w:pPr>
+      <w:r>
+        <w:t>Meaning leverage was designed to capture the extent to which a target word was surrounded by earlier-learned words from the same semantic category.</w:t>
+      </w:r>
+      <w:r>
+        <w:t xml:space="preserve"> </w:t>
+      </w:r>
+      <w:r>
+        <w:rPr>
+          <w:highlight w:val="yellow"/>
+        </w:rPr>
+        <w:t>Previous research has shown that existing semantic knowledge facilitates the recognition and integration of newly learned words, suggesting that words with more previously acquired semantic neighbours may be easier to learn (Borovsky et al., 2016)</w:t>
+      </w:r>
+      <w:r>
+        <w:t xml:space="preserve">. </w:t>
+      </w:r>
+      <w:r>
+        <w:t xml:space="preserve"> For example, if the target word was </w:t>
       </w:r>
       <w:r>
         <w:rPr>
           <w:i/>
           <w:iCs/>
         </w:rPr>
-        <w:t>orange</w:t>
-      </w:r>
-      <w:r>
-        <w:t xml:space="preserve">, and </w:t>
+        <w:t>banana</w:t>
+      </w:r>
+      <w:r>
+        <w:t xml:space="preserve">, earlier-learned words such as </w:t>
       </w:r>
       <w:r>
         <w:rPr>
           <w:i/>
           <w:iCs/>
         </w:rPr>
+        <w:t>apple</w:t>
+      </w:r>
+      <w:r>
+        <w:t xml:space="preserve">, </w:t>
+      </w:r>
+      <w:r>
+        <w:rPr>
+          <w:i/>
+          <w:iCs/>
+        </w:rPr>
+        <w:t>orange</w:t>
+      </w:r>
+      <w:r>
+        <w:t xml:space="preserve">, and </w:t>
+      </w:r>
+      <w:r>
+        <w:rPr>
+          <w:i/>
+          <w:iCs/>
+        </w:rPr>
         <w:t>grape</w:t>
       </w:r>
       <w:r>
@@ -6217,14 +6997,17 @@
       <w:pPr>
         <w:spacing w:after="0"/>
       </w:pPr>
+    </w:p>
+    <w:p>
+      <w:pPr>
+        <w:spacing w:after="0"/>
+      </w:pPr>
       <w:r>
         <w:t>For each target word, only words acquired earlier in development were considered. Earlier-learned words were then classified according to whether they belonged to the same semantic category as the target word or a different semantic category. The number of earlier-learned words from the same semantic category was divided by the total number of earlier-learned words, producing the proportion of previously acquired words that belonged to the same category.</w:t>
       </w:r>
-    </w:p>
-    <w:p>
-      <w:pPr>
-        <w:spacing w:after="0"/>
-      </w:pPr>
+      <w:r>
+        <w:t xml:space="preserve"> </w:t>
+      </w:r>
       <w:r>
         <w:t>Meaning leverage was calculated as the proportion of a word’s earlier-learned semantic neighbours that belonged to the same semantic category as the target word.</w:t>
       </w:r>
@@ -6233,14 +7016,21 @@
       <w:pPr>
         <w:spacing w:after="0"/>
       </w:pPr>
-      <w:r>
-        <w:t>The resulting proportion was log-transformed to reduce skewness and limit the influence of extreme values. A small constant (0.0001) was added before the transformation because the logarithm of zero is undefined, ensuring that words with no earlier-learned neighbours from the same semantic category could still be assigned a valid value and retained in the analysis.</w:t>
-      </w:r>
-    </w:p>
-    <w:p>
-      <w:pPr>
-        <w:spacing w:after="0"/>
-      </w:pPr>
+    </w:p>
+    <w:p>
+      <w:pPr>
+        <w:spacing w:after="0"/>
+      </w:pPr>
+      <w:r>
+        <w:t xml:space="preserve">The resulting proportion was log-transformed to reduce skewness and limit the influence of extreme values. A small constant (0.0001) was added before the transformation because the logarithm of zero </w:t>
+      </w:r>
+      <w:r>
+        <w:lastRenderedPageBreak/>
+        <w:t>is undefined, ensuring that words with no earlier-learned neighbours from the same semantic category could still be assigned a valid value and retained in the analysis.</w:t>
+      </w:r>
+      <w:r>
+        <w:t xml:space="preserve"> </w:t>
+      </w:r>
       <w:r>
         <w:t>Higher values of meaning leverage indicate that a larger proportion of previously acquired words belong to the same semantic category as the target word. Including this measure allowed the analyses to distinguish the effect of context leverage from the possibility that words are learned earlier because they have more semantically related neighbours available in the developing vocabulary.</w:t>
       </w:r>
@@ -6356,7 +7146,6 @@
         <w:rPr>
           <w:noProof/>
         </w:rPr>
-        <w:lastRenderedPageBreak/>
         <w:drawing>
           <wp:inline distT="0" distB="0" distL="0" distR="0" wp14:anchorId="19C350F3" wp14:editId="750547C0">
             <wp:extent cx="6645910" cy="2403475"/>
@@ -6373,7 +7162,7 @@
                     <pic:cNvPicPr/>
                   </pic:nvPicPr>
                   <pic:blipFill>
-                    <a:blip r:embed="rId7"/>
+                    <a:blip r:embed="rId10"/>
                     <a:stretch>
                       <a:fillRect/>
                     </a:stretch>
@@ -6488,6 +7277,7 @@
         <w:spacing w:after="0"/>
       </w:pPr>
       <w:r>
+        <w:lastRenderedPageBreak/>
         <w:t>The dataset contained repeated observations for both children and words, violating the assumption of independence required by standard logistic regression. Mixed-effects models were therefore evaluated to determine whether accounting for child- and word-level variability improved model fit.</w:t>
       </w:r>
     </w:p>
@@ -6569,7 +7359,7 @@
                     <pic:cNvPicPr/>
                   </pic:nvPicPr>
                   <pic:blipFill>
-                    <a:blip r:embed="rId8"/>
+                    <a:blip r:embed="rId11"/>
                     <a:stretch>
                       <a:fillRect/>
                     </a:stretch>
@@ -6616,135 +7406,151 @@
         <w:spacing w:after="0"/>
       </w:pPr>
       <w:r>
+        <w:t>The mixed-effects model provided a substantially better fit than the standard logistic regression model (Table X). Consequently, random intercepts for word and child identity were retained in all subsequent analyses.</w:t>
+      </w:r>
+    </w:p>
+    <w:p>
+      <w:pPr>
+        <w:spacing w:after="0"/>
+      </w:pPr>
+    </w:p>
+    <w:p>
+      <w:pPr>
+        <w:spacing w:after="0"/>
+      </w:pPr>
+    </w:p>
+    <w:p>
+      <w:pPr>
+        <w:spacing w:after="0"/>
+        <w:rPr>
+          <w:b/>
+          <w:bCs/>
+        </w:rPr>
+      </w:pPr>
+      <w:r>
+        <w:rPr>
+          <w:b/>
+          <w:bCs/>
+        </w:rPr>
+        <w:t xml:space="preserve">## JUSTIFY AGE AS </w:t>
+      </w:r>
+      <w:proofErr w:type="gramStart"/>
+      <w:r>
+        <w:rPr>
+          <w:b/>
+          <w:bCs/>
+        </w:rPr>
+        <w:t>NON LINEAR</w:t>
+      </w:r>
+      <w:proofErr w:type="gramEnd"/>
+      <w:r>
+        <w:rPr>
+          <w:b/>
+          <w:bCs/>
+        </w:rPr>
+        <w:t xml:space="preserve"> PREDICTOR</w:t>
+      </w:r>
+    </w:p>
+    <w:p>
+      <w:pPr>
+        <w:spacing w:after="0"/>
+        <w:rPr>
+          <w:b/>
+          <w:bCs/>
+        </w:rPr>
+      </w:pPr>
+    </w:p>
+    <w:p>
+      <w:pPr>
+        <w:spacing w:after="0"/>
+        <w:rPr>
+          <w:b/>
+          <w:bCs/>
+        </w:rPr>
+      </w:pPr>
+      <w:r>
+        <w:rPr>
+          <w:b/>
+          <w:bCs/>
+        </w:rPr>
+        <w:t>### Why</w:t>
+      </w:r>
+    </w:p>
+    <w:p>
+      <w:pPr>
+        <w:spacing w:after="0"/>
+      </w:pPr>
+      <w:r>
+        <w:t>Vocabulary acquisition is unlikely to progress at a constant rate across age. Periods of rapid vocabulary growth may be followed by slower developmental change, meaning that the relationship between age and acquisition probability may not be linear. Therefore, it was necessary to determine whether age should be modelled as a linear or non-linear predictor. A non-linear representation allows developmental changes in acquisition probability to be captured more flexibly and may provide a better fit to the data.</w:t>
+      </w:r>
+    </w:p>
+    <w:p>
+      <w:pPr>
+        <w:spacing w:after="0"/>
+      </w:pPr>
+    </w:p>
+    <w:p>
+      <w:pPr>
+        <w:spacing w:after="0"/>
+        <w:rPr>
+          <w:b/>
+          <w:bCs/>
+        </w:rPr>
+      </w:pPr>
+      <w:r>
+        <w:rPr>
+          <w:b/>
+          <w:bCs/>
+        </w:rPr>
+        <w:t>### How</w:t>
+      </w:r>
+    </w:p>
+    <w:p>
+      <w:pPr>
+        <w:spacing w:after="0"/>
+      </w:pPr>
+      <w:r>
+        <w:t>To evaluate this, two mixed-effects logistic regression models were compared. Both models retained random intercepts for word and child identity, but the first model used age as a linear predictor whether the other model used age as a non-linear predictor, allowing the relationship between age and word acquisition probability to vary non-linearly.</w:t>
+      </w:r>
+    </w:p>
+    <w:p>
+      <w:pPr>
+        <w:spacing w:after="0"/>
+      </w:pPr>
+      <w:r>
+        <w:t xml:space="preserve">The two models were compared AIC values. </w:t>
+      </w:r>
+    </w:p>
+    <w:p>
+      <w:pPr>
+        <w:spacing w:after="0"/>
+      </w:pPr>
+    </w:p>
+    <w:p>
+      <w:pPr>
+        <w:spacing w:after="0"/>
+        <w:rPr>
+          <w:b/>
+          <w:bCs/>
+        </w:rPr>
+      </w:pPr>
+      <w:r>
+        <w:rPr>
+          <w:b/>
+          <w:bCs/>
+        </w:rPr>
+        <w:t xml:space="preserve">### TABLE </w:t>
+      </w:r>
+    </w:p>
+    <w:p>
+      <w:pPr>
+        <w:spacing w:after="0"/>
+      </w:pPr>
+      <w:r>
+        <w:rPr>
+          <w:noProof/>
+        </w:rPr>
         <w:lastRenderedPageBreak/>
-        <w:t>The mixed-effects model provided a substantially better fit than the standard logistic regression model (Table X). Consequently, random intercepts for word and child identity were retained in all subsequent analyses.</w:t>
-      </w:r>
-    </w:p>
-    <w:p>
-      <w:pPr>
-        <w:spacing w:after="0"/>
-      </w:pPr>
-    </w:p>
-    <w:p>
-      <w:pPr>
-        <w:spacing w:after="0"/>
-      </w:pPr>
-    </w:p>
-    <w:p>
-      <w:pPr>
-        <w:spacing w:after="0"/>
-        <w:rPr>
-          <w:b/>
-          <w:bCs/>
-        </w:rPr>
-      </w:pPr>
-      <w:r>
-        <w:rPr>
-          <w:b/>
-          <w:bCs/>
-        </w:rPr>
-        <w:t>## JUSTIFY AGE AS NON LINEAR PREDICTOR</w:t>
-      </w:r>
-    </w:p>
-    <w:p>
-      <w:pPr>
-        <w:spacing w:after="0"/>
-        <w:rPr>
-          <w:b/>
-          <w:bCs/>
-        </w:rPr>
-      </w:pPr>
-    </w:p>
-    <w:p>
-      <w:pPr>
-        <w:spacing w:after="0"/>
-        <w:rPr>
-          <w:b/>
-          <w:bCs/>
-        </w:rPr>
-      </w:pPr>
-      <w:r>
-        <w:rPr>
-          <w:b/>
-          <w:bCs/>
-        </w:rPr>
-        <w:t>### Why</w:t>
-      </w:r>
-    </w:p>
-    <w:p>
-      <w:pPr>
-        <w:spacing w:after="0"/>
-      </w:pPr>
-      <w:r>
-        <w:t>Vocabulary acquisition is unlikely to progress at a constant rate across age. Periods of rapid vocabulary growth may be followed by slower developmental change, meaning that the relationship between age and acquisition probability may not be linear. Therefore, it was necessary to determine whether age should be modelled as a linear or non-linear predictor. A non-linear representation allows developmental changes in acquisition probability to be captured more flexibly and may provide a better fit to the data.</w:t>
-      </w:r>
-    </w:p>
-    <w:p>
-      <w:pPr>
-        <w:spacing w:after="0"/>
-      </w:pPr>
-    </w:p>
-    <w:p>
-      <w:pPr>
-        <w:spacing w:after="0"/>
-        <w:rPr>
-          <w:b/>
-          <w:bCs/>
-        </w:rPr>
-      </w:pPr>
-      <w:r>
-        <w:rPr>
-          <w:b/>
-          <w:bCs/>
-        </w:rPr>
-        <w:t>### How</w:t>
-      </w:r>
-    </w:p>
-    <w:p>
-      <w:pPr>
-        <w:spacing w:after="0"/>
-      </w:pPr>
-      <w:r>
-        <w:t>To evaluate this, two mixed-effects logistic regression models were compared. Both models retained random intercepts for word and child identity, but the first model used age as a linear predictor whether the other model used age as a non-linear predictor, allowing the relationship between age and word acquisition probability to vary non-linearly.</w:t>
-      </w:r>
-    </w:p>
-    <w:p>
-      <w:pPr>
-        <w:spacing w:after="0"/>
-      </w:pPr>
-      <w:r>
-        <w:t xml:space="preserve">The two models were compared AIC values. </w:t>
-      </w:r>
-    </w:p>
-    <w:p>
-      <w:pPr>
-        <w:spacing w:after="0"/>
-      </w:pPr>
-    </w:p>
-    <w:p>
-      <w:pPr>
-        <w:spacing w:after="0"/>
-        <w:rPr>
-          <w:b/>
-          <w:bCs/>
-        </w:rPr>
-      </w:pPr>
-      <w:r>
-        <w:rPr>
-          <w:b/>
-          <w:bCs/>
-        </w:rPr>
-        <w:t xml:space="preserve">### TABLE </w:t>
-      </w:r>
-    </w:p>
-    <w:p>
-      <w:pPr>
-        <w:spacing w:after="0"/>
-      </w:pPr>
-      <w:r>
-        <w:rPr>
-          <w:noProof/>
-        </w:rPr>
         <w:drawing>
           <wp:inline distT="0" distB="0" distL="0" distR="0" wp14:anchorId="658C7E99" wp14:editId="59E1A732">
             <wp:extent cx="6645910" cy="901065"/>
@@ -6761,7 +7567,7 @@
                     <pic:cNvPicPr/>
                   </pic:nvPicPr>
                   <pic:blipFill>
-                    <a:blip r:embed="rId9"/>
+                    <a:blip r:embed="rId12"/>
                     <a:stretch>
                       <a:fillRect/>
                     </a:stretch>
@@ -6900,7 +7706,15 @@
         <w:t xml:space="preserve"> Context Leverage</w:t>
       </w:r>
       <w:r>
-        <w:t>.  Although all predictors were theoretically motivated, some may provide little additional explanatory information once the effects of the other predictors are taken into account. This analysis identified the predictors that contributed uniquely to explaining variation in word acquisition probability while avoiding unnecessary model complexity.</w:t>
+        <w:t xml:space="preserve">.  Although all predictors were theoretically motivated, some may provide little additional explanatory information once the effects of the other predictors are </w:t>
+      </w:r>
+      <w:proofErr w:type="gramStart"/>
+      <w:r>
+        <w:t>taken into account</w:t>
+      </w:r>
+      <w:proofErr w:type="gramEnd"/>
+      <w:r>
+        <w:t>. This analysis identified the predictors that contributed uniquely to explaining variation in word acquisition probability while avoiding unnecessary model complexity.</w:t>
       </w:r>
     </w:p>
     <w:p>
@@ -6985,7 +7799,7 @@
                     <pic:cNvPicPr/>
                   </pic:nvPicPr>
                   <pic:blipFill>
-                    <a:blip r:embed="rId10"/>
+                    <a:blip r:embed="rId13"/>
                     <a:stretch>
                       <a:fillRect/>
                     </a:stretch>
@@ -7036,7 +7850,11 @@
         <w:spacing w:after="0"/>
       </w:pPr>
       <w:r>
-        <w:t>Comparison of the reduced models against the baseline model showed that removing any predictor worsened model fit, as indicated by its lower AIC value and the significant likelihood ratio test (Table X). These results indicate that each predictor contributed unique explanatory information about word acquisition probability. Consequently, all predictors were retained as main effects for the subsequent interaction analyses.</w:t>
+        <w:t xml:space="preserve">Comparison of the reduced models against the baseline model showed that removing any predictor worsened model fit, as indicated by its lower AIC value and the significant likelihood ratio test (Table X). These results indicate that each predictor contributed unique explanatory information about word </w:t>
+      </w:r>
+      <w:r>
+        <w:lastRenderedPageBreak/>
+        <w:t>acquisition probability. Consequently, all predictors were retained as main effects for the subsequent interaction analyses.</w:t>
       </w:r>
     </w:p>
     <w:p>
@@ -7166,7 +7984,6 @@
         <w:spacing w:after="0"/>
       </w:pPr>
       <w:r>
-        <w:lastRenderedPageBreak/>
         <w:t>Reduced models were then created by removing one interaction at a time. Each reduced model was compared with the full model using AIC values. Interactions were retained if their removal worsened model fit.</w:t>
       </w:r>
     </w:p>
@@ -7215,7 +8032,7 @@
                     <pic:cNvPicPr/>
                   </pic:nvPicPr>
                   <pic:blipFill>
-                    <a:blip r:embed="rId11"/>
+                    <a:blip r:embed="rId14"/>
                     <a:stretch>
                       <a:fillRect/>
                     </a:stretch>
@@ -7337,7 +8154,6 @@
           <w:b/>
           <w:bCs/>
         </w:rPr>
-        <w:lastRenderedPageBreak/>
         <w:t xml:space="preserve">####### retrieve figures from folder </w:t>
       </w:r>
       <w:r>
@@ -7360,7 +8176,7 @@
                     <pic:cNvPicPr/>
                   </pic:nvPicPr>
                   <pic:blipFill>
-                    <a:blip r:embed="rId12"/>
+                    <a:blip r:embed="rId15"/>
                     <a:stretch>
                       <a:fillRect/>
                     </a:stretch>
@@ -7438,6 +8254,7 @@
         <w:spacing w:after="0"/>
       </w:pPr>
       <w:r>
+        <w:lastRenderedPageBreak/>
         <w:t xml:space="preserve">A similar pattern was observed for </w:t>
       </w:r>
       <w:r>
@@ -7457,7 +8274,6 @@
         <w:spacing w:after="0"/>
       </w:pPr>
       <w:r>
-        <w:lastRenderedPageBreak/>
         <w:t>Word Concreteness Ratings</w:t>
       </w:r>
       <w:r>
@@ -7477,7 +8293,15 @@
         <w:t>Meaning Leverage</w:t>
       </w:r>
       <w:r>
-        <w:t xml:space="preserve"> also varied across development. Words that were more semantically similar to already known words showed a slightly greater probability of acquisition, suggesting that existing semantic knowledge may support the learning of new words. Although this effect was smaller than those observed for frequency and concreteness, it nevertheless contributed to vocabulary development.</w:t>
+        <w:t xml:space="preserve"> also varied across development. Words that were more semantically </w:t>
+      </w:r>
+      <w:proofErr w:type="gramStart"/>
+      <w:r>
+        <w:t>similar to</w:t>
+      </w:r>
+      <w:proofErr w:type="gramEnd"/>
+      <w:r>
+        <w:t xml:space="preserve"> already known words showed a slightly greater probability of acquisition, suggesting that existing semantic knowledge may support the learning of new words. Although this effect was smaller than those observed for frequency and concreteness, it nevertheless contributed to vocabulary development.</w:t>
       </w:r>
     </w:p>
     <w:p>
@@ -7888,6 +8712,7 @@
           <w:bCs/>
           <w:highlight w:val="yellow"/>
         </w:rPr>
+        <w:lastRenderedPageBreak/>
         <w:t>Braginsky, M.,</w:t>
       </w:r>
       <w:r>
@@ -7997,7 +8822,27 @@
           <w:i/>
           <w:iCs/>
         </w:rPr>
-        <w:t>Concreteness Ratings for 40 Thousand Generally Known English Word Lemmas</w:t>
+        <w:t xml:space="preserve">Concreteness Ratings for 40 </w:t>
+      </w:r>
+      <w:proofErr w:type="gramStart"/>
+      <w:r>
+        <w:rPr>
+          <w:b/>
+          <w:bCs/>
+          <w:i/>
+          <w:iCs/>
+        </w:rPr>
+        <w:t>Thousand</w:t>
+      </w:r>
+      <w:proofErr w:type="gramEnd"/>
+      <w:r>
+        <w:rPr>
+          <w:b/>
+          <w:bCs/>
+          <w:i/>
+          <w:iCs/>
+        </w:rPr>
+        <w:t xml:space="preserve"> Generally Known English Word Lemmas</w:t>
       </w:r>
       <w:r>
         <w:rPr>
@@ -8040,7 +8885,6 @@
           <w:bCs/>
           <w:highlight w:val="yellow"/>
         </w:rPr>
-        <w:lastRenderedPageBreak/>
         <w:t>Swingley, D., &amp;</w:t>
       </w:r>
       <w:r>
@@ -8771,6 +9615,7 @@
           <w:bCs/>
           <w:highlight w:val="yellow"/>
         </w:rPr>
+        <w:lastRenderedPageBreak/>
         <w:t>Sullivan, J., &amp; Barner</w:t>
       </w:r>
       <w:r>
@@ -8873,7 +9718,6 @@
           <w:bCs/>
           <w:highlight w:val="yellow"/>
         </w:rPr>
-        <w:lastRenderedPageBreak/>
         <w:t>Syrett, K., LaTourrette,</w:t>
       </w:r>
       <w:r>
@@ -8890,7 +9734,27 @@
           <w:i/>
           <w:iCs/>
         </w:rPr>
-        <w:t>Crying Helps, but Being Sad Doesn't: Infants Constrain Nominal Reference Online Using Known Verbs, but Not Known Adjectives</w:t>
+        <w:t xml:space="preserve">Crying </w:t>
+      </w:r>
+      <w:proofErr w:type="gramStart"/>
+      <w:r>
+        <w:rPr>
+          <w:b/>
+          <w:bCs/>
+          <w:i/>
+          <w:iCs/>
+        </w:rPr>
+        <w:t>Helps, but</w:t>
+      </w:r>
+      <w:proofErr w:type="gramEnd"/>
+      <w:r>
+        <w:rPr>
+          <w:b/>
+          <w:bCs/>
+          <w:i/>
+          <w:iCs/>
+        </w:rPr>
+        <w:t xml:space="preserve"> Being Sad Doesn't: Infants Constrain Nominal Reference Online Using Known Verbs, but Not Known Adjectives</w:t>
       </w:r>
       <w:r>
         <w:rPr>
@@ -8937,14 +9801,32 @@
           <w:i/>
           <w:iCs/>
         </w:rPr>
-        <w:t>When Is a Word in Good Company for Learning?</w:t>
-      </w:r>
-      <w:r>
-        <w:rPr>
-          <w:b/>
-          <w:bCs/>
-        </w:rPr>
-        <w:t xml:space="preserve">. Developmental Science, </w:t>
+        <w:t xml:space="preserve">When Is a Word in Good Company for </w:t>
+      </w:r>
+      <w:proofErr w:type="gramStart"/>
+      <w:r>
+        <w:rPr>
+          <w:b/>
+          <w:bCs/>
+          <w:i/>
+          <w:iCs/>
+        </w:rPr>
+        <w:t>Learning?</w:t>
+      </w:r>
+      <w:r>
+        <w:rPr>
+          <w:b/>
+          <w:bCs/>
+        </w:rPr>
+        <w:t>.</w:t>
+      </w:r>
+      <w:proofErr w:type="gramEnd"/>
+      <w:r>
+        <w:rPr>
+          <w:b/>
+          <w:bCs/>
+        </w:rPr>
+        <w:t xml:space="preserve"> Developmental Science, </w:t>
       </w:r>
       <w:proofErr w:type="spellStart"/>
       <w:r>
@@ -16241,6 +17123,29 @@
       <w:rFonts w:ascii="Times New Roman" w:hAnsi="Times New Roman" w:cs="Times New Roman"/>
     </w:rPr>
   </w:style>
+  <w:style w:type="character" w:styleId="Hyperlink">
+    <w:name w:val="Hyperlink"/>
+    <w:basedOn w:val="DefaultParagraphFont"/>
+    <w:uiPriority w:val="99"/>
+    <w:unhideWhenUsed/>
+    <w:rsid w:val="00C87AD9"/>
+    <w:rPr>
+      <w:color w:val="467886" w:themeColor="hyperlink"/>
+      <w:u w:val="single"/>
+    </w:rPr>
+  </w:style>
+  <w:style w:type="character" w:styleId="UnresolvedMention">
+    <w:name w:val="Unresolved Mention"/>
+    <w:basedOn w:val="DefaultParagraphFont"/>
+    <w:uiPriority w:val="99"/>
+    <w:semiHidden/>
+    <w:unhideWhenUsed/>
+    <w:rsid w:val="00C87AD9"/>
+    <w:rPr>
+      <w:color w:val="605E5C"/>
+      <w:shd w:val="clear" w:color="auto" w:fill="E1DFDD"/>
+    </w:rPr>
+  </w:style>
 </w:styles>
 </file>
 
